--- a/templates/templates_docx/uni_meeting.docx
+++ b/templates/templates_docx/uni_meeting.docx
@@ -15,14 +15,14 @@
           <w:szCs w:val="34"/>
         </w:rPr>
       </w:pPr>
+      <w:bookmarkStart w:id="0" w:name="OLE_LINK1"/>
       <w:r>
         <w:rPr>
           <w:rFonts w:ascii="Microsoft JhengHei UI" w:eastAsia="Microsoft JhengHei UI" w:hAnsi="Microsoft JhengHei UI" w:cs="Microsoft JhengHei UI"/>
           <w:b/>
           <w:sz w:val="34"/>
-          <w:u w:val="single" w:color="000000"/>
-        </w:rPr>
-        <w:t>{{university}}</w:t>
+        </w:rPr>
+        <w:t>{{ university }}</w:t>
       </w:r>
       <w:r>
         <w:rPr>
@@ -38,9 +38,8 @@
           <w:rFonts w:ascii="Microsoft JhengHei UI" w:eastAsia="Microsoft JhengHei UI" w:hAnsi="Microsoft JhengHei UI" w:cs="Microsoft JhengHei UI"/>
           <w:b/>
           <w:sz w:val="34"/>
-          <w:u w:val="single" w:color="000000"/>
-        </w:rPr>
-        <w:t>{{year}}</w:t>
+        </w:rPr>
+        <w:t>{{ year }}</w:t>
       </w:r>
       <w:r>
         <w:rPr>
@@ -65,27 +64,8 @@
           <w:rFonts w:ascii="Microsoft JhengHei UI" w:eastAsia="Microsoft JhengHei UI" w:hAnsi="Microsoft JhengHei UI" w:cs="Microsoft JhengHei UI"/>
           <w:b/>
           <w:sz w:val="34"/>
-          <w:u w:val="single" w:color="000000"/>
-        </w:rPr>
-        <w:t>{{semester</w:t>
-      </w:r>
-      <w:r>
-        <w:rPr>
-          <w:rFonts w:ascii="Microsoft JhengHei UI" w:eastAsia="Microsoft JhengHei UI" w:hAnsi="Microsoft JhengHei UI" w:cs="Microsoft JhengHei UI" w:hint="eastAsia"/>
-          <w:b/>
-          <w:sz w:val="34"/>
-          <w:u w:val="single" w:color="000000"/>
-        </w:rPr>
-        <w:t>}</w:t>
-      </w:r>
-      <w:r>
-        <w:rPr>
-          <w:rFonts w:ascii="Microsoft JhengHei UI" w:eastAsia="Microsoft JhengHei UI" w:hAnsi="Microsoft JhengHei UI" w:cs="Microsoft JhengHei UI"/>
-          <w:b/>
-          <w:sz w:val="34"/>
-          <w:u w:val="single" w:color="000000"/>
-        </w:rPr>
-        <w:t>}</w:t>
+        </w:rPr>
+        <w:t>{{ semester }}</w:t>
       </w:r>
       <w:r>
         <w:rPr>
@@ -110,9 +90,8 @@
           <w:rFonts w:ascii="Microsoft JhengHei UI" w:eastAsia="Microsoft JhengHei UI" w:hAnsi="Microsoft JhengHei UI" w:cs="Microsoft JhengHei UI"/>
           <w:b/>
           <w:sz w:val="34"/>
-          <w:u w:val="single" w:color="000000"/>
-        </w:rPr>
-        <w:t>{{</w:t>
+        </w:rPr>
+        <w:t xml:space="preserve">{{ </w:t>
       </w:r>
       <w:proofErr w:type="spellStart"/>
       <w:r>
@@ -120,7 +99,6 @@
           <w:rFonts w:ascii="Microsoft JhengHei UI" w:eastAsia="Microsoft JhengHei UI" w:hAnsi="Microsoft JhengHei UI" w:cs="Microsoft JhengHei UI"/>
           <w:b/>
           <w:sz w:val="34"/>
-          <w:u w:val="single" w:color="000000"/>
         </w:rPr>
         <w:t>meeting_number</w:t>
       </w:r>
@@ -130,9 +108,8 @@
           <w:rFonts w:ascii="Microsoft JhengHei UI" w:eastAsia="Microsoft JhengHei UI" w:hAnsi="Microsoft JhengHei UI" w:cs="Microsoft JhengHei UI"/>
           <w:b/>
           <w:sz w:val="34"/>
-          <w:u w:val="single" w:color="000000"/>
-        </w:rPr>
-        <w:t>}}</w:t>
+        </w:rPr>
+        <w:t xml:space="preserve"> }}</w:t>
       </w:r>
       <w:r>
         <w:rPr>
@@ -148,9 +125,8 @@
           <w:rFonts w:ascii="Microsoft JhengHei UI" w:eastAsia="Microsoft JhengHei UI" w:hAnsi="Microsoft JhengHei UI" w:cs="Microsoft JhengHei UI"/>
           <w:b/>
           <w:sz w:val="34"/>
-          <w:u w:val="single" w:color="000000"/>
-        </w:rPr>
-        <w:t>{{</w:t>
+        </w:rPr>
+        <w:t xml:space="preserve">{{ </w:t>
       </w:r>
       <w:proofErr w:type="spellStart"/>
       <w:r>
@@ -158,7 +134,6 @@
           <w:rFonts w:ascii="Microsoft JhengHei UI" w:eastAsia="Microsoft JhengHei UI" w:hAnsi="Microsoft JhengHei UI" w:cs="Microsoft JhengHei UI"/>
           <w:b/>
           <w:sz w:val="34"/>
-          <w:u w:val="single" w:color="000000"/>
         </w:rPr>
         <w:t>meeting_name</w:t>
       </w:r>
@@ -168,9 +143,8 @@
           <w:rFonts w:ascii="Microsoft JhengHei UI" w:eastAsia="Microsoft JhengHei UI" w:hAnsi="Microsoft JhengHei UI" w:cs="Microsoft JhengHei UI"/>
           <w:b/>
           <w:sz w:val="34"/>
-          <w:u w:val="single" w:color="000000"/>
-        </w:rPr>
-        <w:t>}}</w:t>
+        </w:rPr>
+        <w:t xml:space="preserve"> }}</w:t>
       </w:r>
       <w:r>
         <w:rPr>
@@ -188,8 +162,8 @@
         <w:spacing w:afterLines="50" w:after="180" w:line="300" w:lineRule="auto"/>
         <w:ind w:left="8" w:hangingChars="3" w:hanging="8"/>
         <w:rPr>
-          <w:rFonts w:ascii="Times New Roman" w:eastAsia="標楷體" w:hAnsi="Times New Roman" w:cs="Times New Roman"/>
-          <w:b/>
+          <w:rFonts w:ascii="Microsoft JhengHei UI" w:eastAsia="Microsoft JhengHei UI" w:hAnsi="Microsoft JhengHei UI" w:cs="Microsoft JhengHei UI"/>
+          <w:bCs/>
           <w:sz w:val="28"/>
           <w:szCs w:val="28"/>
         </w:rPr>
@@ -209,74 +183,50 @@
           <w:bCs/>
           <w:sz w:val="28"/>
           <w:szCs w:val="28"/>
-          <w:u w:val="single" w:color="000000"/>
-        </w:rPr>
-        <w:t>{{year}}</w:t>
-      </w:r>
-      <w:r>
-        <w:rPr>
-          <w:rFonts w:ascii="Times New Roman" w:eastAsia="標楷體" w:hAnsi="Times New Roman" w:cs="Times New Roman"/>
-          <w:b/>
-          <w:sz w:val="28"/>
-          <w:szCs w:val="28"/>
-        </w:rPr>
-        <w:t>年</w:t>
-      </w:r>
+        </w:rPr>
+        <w:t xml:space="preserve">{{ </w:t>
+      </w:r>
+      <w:proofErr w:type="spellStart"/>
       <w:r>
         <w:rPr>
           <w:rFonts w:ascii="Microsoft JhengHei UI" w:eastAsia="Microsoft JhengHei UI" w:hAnsi="Microsoft JhengHei UI" w:cs="Microsoft JhengHei UI"/>
           <w:bCs/>
           <w:sz w:val="28"/>
           <w:szCs w:val="28"/>
-          <w:u w:val="single" w:color="000000"/>
-        </w:rPr>
-        <w:t>{{month}}</w:t>
-      </w:r>
-      <w:r>
-        <w:rPr>
-          <w:rFonts w:ascii="Times New Roman" w:eastAsia="標楷體" w:hAnsi="Times New Roman" w:cs="Times New Roman"/>
-          <w:b/>
-          <w:sz w:val="28"/>
-          <w:szCs w:val="28"/>
-        </w:rPr>
-        <w:t>月</w:t>
-      </w:r>
+        </w:rPr>
+        <w:t>datetime_full</w:t>
+      </w:r>
+      <w:proofErr w:type="spellEnd"/>
       <w:r>
         <w:rPr>
           <w:rFonts w:ascii="Microsoft JhengHei UI" w:eastAsia="Microsoft JhengHei UI" w:hAnsi="Microsoft JhengHei UI" w:cs="Microsoft JhengHei UI"/>
           <w:bCs/>
           <w:sz w:val="28"/>
           <w:szCs w:val="28"/>
-          <w:u w:val="single" w:color="000000"/>
-        </w:rPr>
-        <w:t>{{day}}</w:t>
-      </w:r>
-      <w:r>
-        <w:rPr>
-          <w:rFonts w:ascii="Times New Roman" w:eastAsia="標楷體" w:hAnsi="Times New Roman" w:cs="Times New Roman"/>
-          <w:b/>
-          <w:sz w:val="28"/>
-          <w:szCs w:val="28"/>
-        </w:rPr>
-        <w:t>日</w:t>
-      </w:r>
-      <w:r>
-        <w:rPr>
-          <w:rFonts w:ascii="Times New Roman" w:eastAsia="標楷體" w:hAnsi="Times New Roman" w:cs="Times New Roman"/>
-          <w:b/>
-          <w:sz w:val="28"/>
-          <w:szCs w:val="28"/>
-        </w:rPr>
-        <w:t>(</w:t>
-      </w:r>
-      <w:r>
-        <w:rPr>
-          <w:rFonts w:ascii="Times New Roman" w:eastAsia="標楷體" w:hAnsi="Times New Roman" w:cs="Times New Roman"/>
-          <w:b/>
-          <w:sz w:val="28"/>
-          <w:szCs w:val="28"/>
-        </w:rPr>
-        <w:t>星期</w:t>
+        </w:rPr>
+        <w:t xml:space="preserve"> }}</w:t>
+      </w:r>
+    </w:p>
+    <w:p>
+      <w:pPr>
+        <w:snapToGrid w:val="0"/>
+        <w:spacing w:afterLines="50" w:after="180" w:line="300" w:lineRule="auto"/>
+        <w:ind w:left="8" w:hangingChars="3" w:hanging="8"/>
+        <w:rPr>
+          <w:rFonts w:ascii="Times New Roman" w:eastAsia="標楷體" w:hAnsi="Times New Roman" w:cs="Times New Roman"/>
+          <w:b/>
+          <w:sz w:val="28"/>
+          <w:szCs w:val="28"/>
+        </w:rPr>
+      </w:pPr>
+      <w:r>
+        <w:rPr>
+          <w:rFonts w:ascii="Times New Roman" w:eastAsia="標楷體" w:hAnsi="Times New Roman" w:cs="Times New Roman"/>
+          <w:b/>
+          <w:sz w:val="28"/>
+          <w:szCs w:val="28"/>
+        </w:rPr>
+        <w:t>地　點：</w:t>
       </w:r>
       <w:r>
         <w:rPr>
@@ -284,423 +234,257 @@
           <w:bCs/>
           <w:sz w:val="28"/>
           <w:szCs w:val="28"/>
-          <w:u w:val="single" w:color="000000"/>
-        </w:rPr>
-        <w:t>{{weekday</w:t>
+        </w:rPr>
+        <w:t>{{ location }}</w:t>
+      </w:r>
+    </w:p>
+    <w:p>
+      <w:pPr>
+        <w:snapToGrid w:val="0"/>
+        <w:spacing w:afterLines="50" w:after="180" w:line="300" w:lineRule="auto"/>
+        <w:ind w:left="8" w:hangingChars="3" w:hanging="8"/>
+        <w:rPr>
+          <w:rFonts w:ascii="Times New Roman" w:eastAsia="標楷體" w:hAnsi="Times New Roman" w:cs="Times New Roman"/>
+          <w:b/>
+          <w:sz w:val="28"/>
+          <w:szCs w:val="28"/>
+        </w:rPr>
+      </w:pPr>
+      <w:r>
+        <w:rPr>
+          <w:rFonts w:ascii="Times New Roman" w:eastAsia="標楷體" w:hAnsi="Times New Roman" w:cs="Times New Roman"/>
+          <w:b/>
+          <w:sz w:val="28"/>
+          <w:szCs w:val="28"/>
+        </w:rPr>
+        <w:t>主　席：</w:t>
+      </w:r>
+      <w:r>
+        <w:rPr>
+          <w:rFonts w:ascii="Microsoft JhengHei UI" w:eastAsia="Microsoft JhengHei UI" w:hAnsi="Microsoft JhengHei UI" w:cs="Microsoft JhengHei UI"/>
+          <w:bCs/>
+          <w:sz w:val="28"/>
+          <w:szCs w:val="28"/>
+        </w:rPr>
+        <w:t xml:space="preserve">{{ chairman }}   </w:t>
+      </w:r>
+      <w:r>
+        <w:rPr>
+          <w:rFonts w:ascii="Times New Roman" w:eastAsia="標楷體" w:hAnsi="Times New Roman" w:cs="Times New Roman" w:hint="eastAsia"/>
+          <w:b/>
+          <w:sz w:val="28"/>
+          <w:szCs w:val="28"/>
+        </w:rPr>
+        <w:t>職稱</w:t>
+      </w:r>
+      <w:r>
+        <w:rPr>
+          <w:rFonts w:ascii="Times New Roman" w:eastAsia="標楷體" w:hAnsi="Times New Roman" w:cs="Times New Roman"/>
+          <w:b/>
+          <w:sz w:val="28"/>
+          <w:szCs w:val="28"/>
+        </w:rPr>
+        <w:t xml:space="preserve">                                     </w:t>
+      </w:r>
+    </w:p>
+    <w:p>
+      <w:pPr>
+        <w:snapToGrid w:val="0"/>
+        <w:spacing w:line="300" w:lineRule="auto"/>
+        <w:ind w:left="8" w:rightChars="-375" w:right="-900" w:hangingChars="3" w:hanging="8"/>
+        <w:rPr>
+          <w:rFonts w:ascii="Times New Roman" w:eastAsia="標楷體" w:hAnsi="Times New Roman" w:cs="Times New Roman"/>
+          <w:b/>
+          <w:sz w:val="28"/>
+          <w:szCs w:val="28"/>
+        </w:rPr>
+      </w:pPr>
+      <w:r>
+        <w:rPr>
+          <w:rFonts w:ascii="Times New Roman" w:eastAsia="標楷體" w:hAnsi="Times New Roman" w:cs="Times New Roman"/>
+          <w:b/>
+          <w:sz w:val="28"/>
+          <w:szCs w:val="28"/>
+        </w:rPr>
+        <w:t>出席者：應出席</w:t>
+      </w:r>
+      <w:r>
+        <w:rPr>
+          <w:rFonts w:ascii="Times New Roman" w:eastAsia="標楷體" w:hAnsi="Times New Roman" w:cs="Times New Roman" w:hint="eastAsia"/>
+          <w:b/>
+          <w:sz w:val="28"/>
+          <w:szCs w:val="28"/>
+        </w:rPr>
+        <w:t xml:space="preserve"> </w:t>
+      </w:r>
+      <w:r>
+        <w:rPr>
+          <w:rFonts w:ascii="Microsoft JhengHei UI" w:eastAsia="Microsoft JhengHei UI" w:hAnsi="Microsoft JhengHei UI" w:cs="Microsoft JhengHei UI"/>
+          <w:bCs/>
+          <w:sz w:val="28"/>
+          <w:szCs w:val="28"/>
+        </w:rPr>
+        <w:t>{{ expected }}</w:t>
+      </w:r>
+      <w:r>
+        <w:rPr>
+          <w:rFonts w:ascii="Times New Roman" w:eastAsia="標楷體" w:hAnsi="Times New Roman" w:cs="Times New Roman"/>
+          <w:b/>
+          <w:sz w:val="28"/>
+          <w:szCs w:val="28"/>
+        </w:rPr>
+        <w:t xml:space="preserve"> </w:t>
+      </w:r>
+      <w:r>
+        <w:rPr>
+          <w:rFonts w:ascii="Times New Roman" w:eastAsia="標楷體" w:hAnsi="Times New Roman" w:cs="Times New Roman"/>
+          <w:b/>
+          <w:sz w:val="28"/>
+          <w:szCs w:val="28"/>
+        </w:rPr>
+        <w:t>人</w:t>
+      </w:r>
+      <w:r>
+        <w:rPr>
+          <w:rFonts w:ascii="Times New Roman" w:eastAsia="標楷體" w:hAnsi="Times New Roman" w:cs="Times New Roman" w:hint="eastAsia"/>
+          <w:b/>
+          <w:sz w:val="28"/>
+          <w:szCs w:val="28"/>
+        </w:rPr>
+        <w:t xml:space="preserve">   </w:t>
+      </w:r>
+      <w:r>
+        <w:rPr>
+          <w:rFonts w:ascii="Times New Roman" w:eastAsia="標楷體" w:hAnsi="Times New Roman" w:cs="Times New Roman"/>
+          <w:b/>
+          <w:sz w:val="28"/>
+          <w:szCs w:val="28"/>
+        </w:rPr>
+        <w:t>實</w:t>
+      </w:r>
+      <w:r>
+        <w:rPr>
+          <w:rFonts w:ascii="Times New Roman" w:eastAsia="標楷體" w:hAnsi="Times New Roman" w:cs="Times New Roman"/>
+          <w:b/>
+          <w:sz w:val="28"/>
+          <w:szCs w:val="28"/>
+        </w:rPr>
+        <w:t xml:space="preserve"> </w:t>
+      </w:r>
+      <w:r>
+        <w:rPr>
+          <w:rFonts w:ascii="Times New Roman" w:eastAsia="標楷體" w:hAnsi="Times New Roman" w:cs="Times New Roman"/>
+          <w:b/>
+          <w:sz w:val="28"/>
+          <w:szCs w:val="28"/>
+        </w:rPr>
+        <w:t>到</w:t>
+      </w:r>
+      <w:r>
+        <w:rPr>
+          <w:rFonts w:ascii="Times New Roman" w:eastAsia="標楷體" w:hAnsi="Times New Roman" w:cs="Times New Roman"/>
+          <w:b/>
+          <w:sz w:val="28"/>
+          <w:szCs w:val="28"/>
+        </w:rPr>
+        <w:t xml:space="preserve"> </w:t>
+      </w:r>
+      <w:r>
+        <w:rPr>
+          <w:rFonts w:ascii="Microsoft JhengHei UI" w:eastAsia="Microsoft JhengHei UI" w:hAnsi="Microsoft JhengHei UI" w:cs="Microsoft JhengHei UI"/>
+          <w:bCs/>
+          <w:sz w:val="28"/>
+          <w:szCs w:val="28"/>
+        </w:rPr>
+        <w:t>{{ actual }}</w:t>
+      </w:r>
+      <w:r>
+        <w:rPr>
+          <w:rFonts w:ascii="Times New Roman" w:eastAsia="標楷體" w:hAnsi="Times New Roman" w:cs="Times New Roman"/>
+          <w:bCs/>
+          <w:sz w:val="28"/>
+          <w:szCs w:val="28"/>
+        </w:rPr>
+        <w:t xml:space="preserve"> </w:t>
+      </w:r>
+      <w:r>
+        <w:rPr>
+          <w:rFonts w:ascii="Times New Roman" w:eastAsia="標楷體" w:hAnsi="Times New Roman" w:cs="Times New Roman"/>
+          <w:b/>
+          <w:sz w:val="28"/>
+          <w:szCs w:val="28"/>
+        </w:rPr>
+        <w:t>人</w:t>
+      </w:r>
+    </w:p>
+    <w:p>
+      <w:pPr>
+        <w:snapToGrid w:val="0"/>
+        <w:spacing w:line="300" w:lineRule="auto"/>
+        <w:ind w:left="8" w:rightChars="-375" w:right="-900" w:hangingChars="3" w:hanging="8"/>
+        <w:rPr>
+          <w:rFonts w:ascii="Times New Roman" w:eastAsia="標楷體" w:hAnsi="Times New Roman" w:cs="Times New Roman"/>
+          <w:b/>
+          <w:sz w:val="28"/>
+          <w:szCs w:val="28"/>
+        </w:rPr>
+      </w:pPr>
+      <w:r>
+        <w:rPr>
+          <w:rFonts w:ascii="Times New Roman" w:eastAsia="標楷體" w:hAnsi="Times New Roman" w:cs="Times New Roman" w:hint="eastAsia"/>
+          <w:bCs/>
+          <w:sz w:val="28"/>
+          <w:szCs w:val="28"/>
+        </w:rPr>
+        <w:t xml:space="preserve">　　　　</w:t>
+      </w:r>
+      <w:r>
+        <w:rPr>
+          <w:rFonts w:ascii="Times New Roman" w:eastAsia="標楷體" w:hAnsi="Times New Roman" w:cs="Times New Roman" w:hint="eastAsia"/>
+          <w:b/>
+          <w:sz w:val="28"/>
+          <w:szCs w:val="28"/>
+        </w:rPr>
+        <w:t>紀</w:t>
+      </w:r>
+      <w:r>
+        <w:rPr>
+          <w:rFonts w:ascii="Times New Roman" w:eastAsia="標楷體" w:hAnsi="Times New Roman" w:cs="Times New Roman"/>
+          <w:b/>
+          <w:sz w:val="28"/>
+          <w:szCs w:val="28"/>
+        </w:rPr>
+        <w:t>錄</w:t>
+      </w:r>
+      <w:r>
+        <w:rPr>
+          <w:rFonts w:ascii="Microsoft JhengHei UI" w:eastAsia="Microsoft JhengHei UI" w:hAnsi="Microsoft JhengHei UI" w:cs="Microsoft JhengHei UI"/>
+          <w:b/>
+          <w:sz w:val="28"/>
+        </w:rPr>
+        <w:t>：</w:t>
       </w:r>
       <w:r>
         <w:rPr>
           <w:rFonts w:ascii="Microsoft JhengHei UI" w:eastAsia="Microsoft JhengHei UI" w:hAnsi="Microsoft JhengHei UI" w:cs="Microsoft JhengHei UI" w:hint="eastAsia"/>
           <w:bCs/>
           <w:sz w:val="28"/>
-          <w:szCs w:val="28"/>
-          <w:u w:val="single" w:color="000000"/>
-        </w:rPr>
-        <w:t>}</w:t>
-      </w:r>
-      <w:r>
-        <w:rPr>
-          <w:rFonts w:ascii="Microsoft JhengHei UI" w:eastAsia="Microsoft JhengHei UI" w:hAnsi="Microsoft JhengHei UI" w:cs="Microsoft JhengHei UI"/>
-          <w:bCs/>
-          <w:sz w:val="28"/>
-          <w:szCs w:val="28"/>
-          <w:u w:val="single" w:color="000000"/>
-        </w:rPr>
-        <w:t>}</w:t>
-      </w:r>
-      <w:r>
-        <w:rPr>
-          <w:rFonts w:ascii="Times New Roman" w:eastAsia="標楷體" w:hAnsi="Times New Roman" w:cs="Times New Roman"/>
-          <w:b/>
-          <w:sz w:val="28"/>
-          <w:szCs w:val="28"/>
-        </w:rPr>
-        <w:t>)</w:t>
-      </w:r>
-      <w:r>
-        <w:rPr>
-          <w:rFonts w:ascii="Times New Roman" w:eastAsia="標楷體" w:hAnsi="Times New Roman" w:cs="Times New Roman"/>
-          <w:b/>
-          <w:sz w:val="28"/>
-          <w:szCs w:val="28"/>
-        </w:rPr>
-        <w:t>上午</w:t>
-      </w:r>
-      <w:r>
-        <w:rPr>
-          <w:rFonts w:ascii="Microsoft JhengHei UI" w:eastAsia="Microsoft JhengHei UI" w:hAnsi="Microsoft JhengHei UI" w:cs="Microsoft JhengHei UI"/>
-          <w:bCs/>
-          <w:sz w:val="28"/>
-          <w:szCs w:val="28"/>
-          <w:u w:val="single" w:color="000000"/>
-        </w:rPr>
-        <w:t>{{time}}</w:t>
-      </w:r>
-      <w:r>
-        <w:rPr>
-          <w:rFonts w:ascii="Times New Roman" w:eastAsia="標楷體" w:hAnsi="Times New Roman" w:cs="Times New Roman"/>
-          <w:b/>
-          <w:sz w:val="28"/>
-          <w:szCs w:val="28"/>
-        </w:rPr>
-        <w:t>時</w:t>
-      </w:r>
-    </w:p>
-    <w:p>
-      <w:pPr>
-        <w:snapToGrid w:val="0"/>
-        <w:spacing w:afterLines="50" w:after="180" w:line="300" w:lineRule="auto"/>
-        <w:ind w:left="8" w:hangingChars="3" w:hanging="8"/>
-        <w:rPr>
-          <w:rFonts w:ascii="Times New Roman" w:eastAsia="標楷體" w:hAnsi="Times New Roman" w:cs="Times New Roman"/>
-          <w:b/>
-          <w:sz w:val="28"/>
-          <w:szCs w:val="28"/>
-        </w:rPr>
-      </w:pPr>
-      <w:r>
-        <w:rPr>
-          <w:rFonts w:ascii="Times New Roman" w:eastAsia="標楷體" w:hAnsi="Times New Roman" w:cs="Times New Roman"/>
-          <w:b/>
-          <w:sz w:val="28"/>
-          <w:szCs w:val="28"/>
-        </w:rPr>
-        <w:t>地　點：</w:t>
-      </w:r>
-      <w:r>
-        <w:rPr>
-          <w:rFonts w:ascii="Microsoft JhengHei UI" w:eastAsia="Microsoft JhengHei UI" w:hAnsi="Microsoft JhengHei UI" w:cs="Microsoft JhengHei UI"/>
-          <w:bCs/>
-          <w:sz w:val="28"/>
-          <w:szCs w:val="28"/>
-          <w:u w:val="single" w:color="000000"/>
-        </w:rPr>
-        <w:t>{{campus}}</w:t>
-      </w:r>
-      <w:r>
-        <w:rPr>
-          <w:rFonts w:ascii="Times New Roman" w:eastAsia="標楷體" w:hAnsi="Times New Roman" w:cs="Times New Roman"/>
-          <w:b/>
-          <w:sz w:val="28"/>
-          <w:szCs w:val="28"/>
-        </w:rPr>
-        <w:t>校區</w:t>
-      </w:r>
-      <w:r>
-        <w:rPr>
-          <w:rFonts w:ascii="Microsoft JhengHei UI" w:eastAsia="Microsoft JhengHei UI" w:hAnsi="Microsoft JhengHei UI" w:cs="Microsoft JhengHei UI"/>
-          <w:bCs/>
-          <w:sz w:val="28"/>
-          <w:szCs w:val="28"/>
-          <w:u w:val="single" w:color="000000"/>
-        </w:rPr>
-        <w:t>{{floor}}</w:t>
-      </w:r>
-      <w:r>
-        <w:rPr>
-          <w:rFonts w:ascii="Times New Roman" w:eastAsia="標楷體" w:hAnsi="Times New Roman" w:cs="Times New Roman"/>
-          <w:b/>
-          <w:sz w:val="28"/>
-          <w:szCs w:val="28"/>
-        </w:rPr>
-        <w:t>樓</w:t>
-      </w:r>
-      <w:r>
-        <w:rPr>
-          <w:rFonts w:ascii="Microsoft JhengHei UI" w:eastAsia="Microsoft JhengHei UI" w:hAnsi="Microsoft JhengHei UI" w:cs="Microsoft JhengHei UI"/>
-          <w:bCs/>
-          <w:sz w:val="28"/>
-          <w:szCs w:val="28"/>
-          <w:u w:val="single" w:color="000000"/>
-        </w:rPr>
-        <w:t>{{room}}</w:t>
-      </w:r>
-      <w:r>
-        <w:rPr>
-          <w:rFonts w:ascii="Times New Roman" w:eastAsia="標楷體" w:hAnsi="Times New Roman" w:cs="Times New Roman"/>
-          <w:b/>
-          <w:sz w:val="28"/>
-          <w:szCs w:val="28"/>
-        </w:rPr>
-        <w:t>會議</w:t>
-      </w:r>
-      <w:r>
-        <w:rPr>
-          <w:rFonts w:ascii="Times New Roman" w:eastAsia="標楷體" w:hAnsi="Times New Roman" w:cs="Times New Roman" w:hint="eastAsia"/>
-          <w:b/>
-          <w:sz w:val="28"/>
-          <w:szCs w:val="28"/>
-        </w:rPr>
-        <w:t>室</w:t>
-      </w:r>
-    </w:p>
-    <w:p>
-      <w:pPr>
-        <w:snapToGrid w:val="0"/>
-        <w:spacing w:afterLines="50" w:after="180" w:line="300" w:lineRule="auto"/>
-        <w:ind w:left="8" w:hangingChars="3" w:hanging="8"/>
-        <w:rPr>
-          <w:rFonts w:ascii="Times New Roman" w:eastAsia="標楷體" w:hAnsi="Times New Roman" w:cs="Times New Roman"/>
-          <w:b/>
-          <w:sz w:val="28"/>
-          <w:szCs w:val="28"/>
-        </w:rPr>
-      </w:pPr>
-      <w:r>
-        <w:rPr>
-          <w:rFonts w:ascii="Times New Roman" w:eastAsia="標楷體" w:hAnsi="Times New Roman" w:cs="Times New Roman"/>
-          <w:b/>
-          <w:sz w:val="28"/>
-          <w:szCs w:val="28"/>
-        </w:rPr>
-        <w:t>主　席：</w:t>
-      </w:r>
-      <w:r>
-        <w:rPr>
-          <w:rFonts w:ascii="Microsoft JhengHei UI" w:eastAsia="Microsoft JhengHei UI" w:hAnsi="Microsoft JhengHei UI" w:cs="Microsoft JhengHei UI"/>
-          <w:bCs/>
-          <w:sz w:val="28"/>
-          <w:szCs w:val="28"/>
-          <w:u w:val="single" w:color="000000"/>
-        </w:rPr>
-        <w:t>{{chairman}}</w:t>
-      </w:r>
-      <w:r>
-        <w:rPr>
-          <w:rFonts w:ascii="Times New Roman" w:eastAsia="標楷體" w:hAnsi="Times New Roman" w:cs="Times New Roman" w:hint="eastAsia"/>
-          <w:b/>
-          <w:sz w:val="28"/>
-          <w:szCs w:val="28"/>
-        </w:rPr>
-        <w:t>職稱</w:t>
-      </w:r>
-      <w:r>
-        <w:rPr>
-          <w:rFonts w:ascii="Times New Roman" w:eastAsia="標楷體" w:hAnsi="Times New Roman" w:cs="Times New Roman"/>
-          <w:b/>
-          <w:sz w:val="28"/>
-          <w:szCs w:val="28"/>
-        </w:rPr>
-        <w:t xml:space="preserve">                                     </w:t>
+        </w:rPr>
+        <w:t>{{ recorder }}</w:t>
       </w:r>
     </w:p>
     <w:p>
       <w:pPr>
         <w:snapToGrid w:val="0"/>
         <w:spacing w:line="300" w:lineRule="auto"/>
-        <w:ind w:left="8" w:hangingChars="3" w:hanging="8"/>
-        <w:rPr>
-          <w:rFonts w:ascii="Times New Roman" w:eastAsia="標楷體" w:hAnsi="Times New Roman" w:cs="Times New Roman"/>
-          <w:b/>
-          <w:sz w:val="28"/>
-          <w:szCs w:val="28"/>
-        </w:rPr>
-      </w:pPr>
-      <w:r>
-        <w:rPr>
-          <w:rFonts w:ascii="Times New Roman" w:eastAsia="標楷體" w:hAnsi="Times New Roman" w:cs="Times New Roman"/>
-          <w:b/>
-          <w:sz w:val="28"/>
-          <w:szCs w:val="28"/>
-        </w:rPr>
-        <w:t>出席者：應出席人數</w:t>
-      </w:r>
-      <w:r>
-        <w:rPr>
-          <w:rFonts w:ascii="Times New Roman" w:eastAsia="標楷體" w:hAnsi="Times New Roman" w:cs="Times New Roman" w:hint="eastAsia"/>
-          <w:b/>
-          <w:sz w:val="28"/>
-          <w:szCs w:val="28"/>
-        </w:rPr>
-        <w:t xml:space="preserve"> </w:t>
-      </w:r>
-      <w:r>
-        <w:rPr>
-          <w:rFonts w:ascii="Microsoft JhengHei UI" w:eastAsia="Microsoft JhengHei UI" w:hAnsi="Microsoft JhengHei UI" w:cs="Microsoft JhengHei UI"/>
-          <w:bCs/>
-          <w:sz w:val="28"/>
-          <w:szCs w:val="28"/>
-          <w:u w:val="single" w:color="000000"/>
-        </w:rPr>
-        <w:t>{{expected}}</w:t>
-      </w:r>
-      <w:r>
-        <w:rPr>
-          <w:rFonts w:ascii="Times New Roman" w:eastAsia="標楷體" w:hAnsi="Times New Roman" w:cs="Times New Roman"/>
-          <w:b/>
-          <w:sz w:val="28"/>
-          <w:szCs w:val="28"/>
-        </w:rPr>
-        <w:t xml:space="preserve"> </w:t>
-      </w:r>
-      <w:r>
-        <w:rPr>
-          <w:rFonts w:ascii="Times New Roman" w:eastAsia="標楷體" w:hAnsi="Times New Roman" w:cs="Times New Roman"/>
-          <w:b/>
-          <w:sz w:val="28"/>
-          <w:szCs w:val="28"/>
-        </w:rPr>
-        <w:t>人</w:t>
-      </w:r>
-      <w:r>
-        <w:rPr>
-          <w:rFonts w:ascii="Times New Roman" w:eastAsia="標楷體" w:hAnsi="Times New Roman" w:cs="Times New Roman" w:hint="eastAsia"/>
-          <w:b/>
-          <w:sz w:val="28"/>
-          <w:szCs w:val="28"/>
-        </w:rPr>
-        <w:t xml:space="preserve">         </w:t>
-      </w:r>
-      <w:r>
-        <w:rPr>
-          <w:rFonts w:ascii="Times New Roman" w:eastAsia="標楷體" w:hAnsi="Times New Roman" w:cs="Times New Roman"/>
-          <w:b/>
-          <w:sz w:val="28"/>
-          <w:szCs w:val="28"/>
-        </w:rPr>
-        <w:t>紀錄</w:t>
-      </w:r>
-      <w:r>
-        <w:rPr>
-          <w:rFonts w:ascii="Microsoft JhengHei UI" w:eastAsia="Microsoft JhengHei UI" w:hAnsi="Microsoft JhengHei UI" w:cs="Microsoft JhengHei UI"/>
-          <w:b/>
-          <w:sz w:val="28"/>
-        </w:rPr>
-        <w:t>：</w:t>
-      </w:r>
-      <w:r>
-        <w:rPr>
-          <w:rFonts w:ascii="Microsoft JhengHei UI" w:eastAsia="Microsoft JhengHei UI" w:hAnsi="Microsoft JhengHei UI" w:cs="Microsoft JhengHei UI"/>
-          <w:bCs/>
-          <w:sz w:val="28"/>
-        </w:rPr>
-        <w:t>{{recorder}}</w:t>
-      </w:r>
-    </w:p>
-    <w:p>
-      <w:pPr>
-        <w:tabs>
-          <w:tab w:val="left" w:pos="1162"/>
-        </w:tabs>
-        <w:snapToGrid w:val="0"/>
-        <w:spacing w:afterLines="50" w:after="180" w:line="300" w:lineRule="auto"/>
-        <w:ind w:left="8" w:hangingChars="3" w:hanging="8"/>
-        <w:rPr>
-          <w:rFonts w:ascii="Times New Roman" w:eastAsia="標楷體" w:hAnsi="Times New Roman" w:cs="Times New Roman"/>
-          <w:b/>
-          <w:sz w:val="28"/>
-          <w:szCs w:val="28"/>
-        </w:rPr>
-      </w:pPr>
-      <w:r>
-        <w:rPr>
-          <w:rFonts w:ascii="Times New Roman" w:eastAsia="標楷體" w:hAnsi="Times New Roman" w:cs="Times New Roman" w:hint="eastAsia"/>
-          <w:b/>
-          <w:sz w:val="28"/>
-          <w:szCs w:val="28"/>
-        </w:rPr>
-        <w:t xml:space="preserve">        </w:t>
-      </w:r>
-      <w:r>
-        <w:rPr>
-          <w:rFonts w:ascii="Times New Roman" w:eastAsia="標楷體" w:hAnsi="Times New Roman" w:cs="Times New Roman"/>
-          <w:b/>
-          <w:sz w:val="28"/>
-          <w:szCs w:val="28"/>
-        </w:rPr>
-        <w:t>實</w:t>
-      </w:r>
-      <w:r>
-        <w:rPr>
-          <w:rFonts w:ascii="Times New Roman" w:eastAsia="標楷體" w:hAnsi="Times New Roman" w:cs="Times New Roman"/>
-          <w:b/>
-          <w:sz w:val="28"/>
-          <w:szCs w:val="28"/>
-        </w:rPr>
-        <w:t xml:space="preserve"> </w:t>
-      </w:r>
-      <w:r>
-        <w:rPr>
-          <w:rFonts w:ascii="Times New Roman" w:eastAsia="標楷體" w:hAnsi="Times New Roman" w:cs="Times New Roman"/>
-          <w:b/>
-          <w:sz w:val="28"/>
-          <w:szCs w:val="28"/>
-        </w:rPr>
-        <w:t>到</w:t>
-      </w:r>
-      <w:r>
-        <w:rPr>
-          <w:rFonts w:ascii="Times New Roman" w:eastAsia="標楷體" w:hAnsi="Times New Roman" w:cs="Times New Roman"/>
-          <w:b/>
-          <w:sz w:val="28"/>
-          <w:szCs w:val="28"/>
-        </w:rPr>
-        <w:t xml:space="preserve"> </w:t>
-      </w:r>
-      <w:r>
-        <w:rPr>
-          <w:rFonts w:ascii="Times New Roman" w:eastAsia="標楷體" w:hAnsi="Times New Roman" w:cs="Times New Roman"/>
-          <w:b/>
-          <w:sz w:val="28"/>
-          <w:szCs w:val="28"/>
-        </w:rPr>
-        <w:t>人</w:t>
-      </w:r>
-      <w:r>
-        <w:rPr>
-          <w:rFonts w:ascii="Times New Roman" w:eastAsia="標楷體" w:hAnsi="Times New Roman" w:cs="Times New Roman"/>
-          <w:b/>
-          <w:sz w:val="28"/>
-          <w:szCs w:val="28"/>
-        </w:rPr>
-        <w:t xml:space="preserve"> </w:t>
-      </w:r>
-      <w:r>
-        <w:rPr>
-          <w:rFonts w:ascii="Times New Roman" w:eastAsia="標楷體" w:hAnsi="Times New Roman" w:cs="Times New Roman"/>
-          <w:b/>
-          <w:sz w:val="28"/>
-          <w:szCs w:val="28"/>
-        </w:rPr>
-        <w:t>數</w:t>
-      </w:r>
-      <w:r>
-        <w:rPr>
-          <w:rFonts w:ascii="Times New Roman" w:eastAsia="標楷體" w:hAnsi="Times New Roman" w:cs="Times New Roman"/>
-          <w:b/>
-          <w:sz w:val="28"/>
-          <w:szCs w:val="28"/>
-        </w:rPr>
-        <w:t xml:space="preserve"> </w:t>
-      </w:r>
-      <w:r>
-        <w:rPr>
-          <w:rFonts w:ascii="Microsoft JhengHei UI" w:eastAsia="Microsoft JhengHei UI" w:hAnsi="Microsoft JhengHei UI" w:cs="Microsoft JhengHei UI"/>
-          <w:bCs/>
-          <w:sz w:val="28"/>
-          <w:szCs w:val="28"/>
-          <w:u w:val="single" w:color="000000"/>
-        </w:rPr>
-        <w:t>{{actual}}</w:t>
-      </w:r>
-      <w:r>
-        <w:rPr>
-          <w:rFonts w:ascii="Times New Roman" w:eastAsia="標楷體" w:hAnsi="Times New Roman" w:cs="Times New Roman"/>
-          <w:bCs/>
-          <w:sz w:val="28"/>
-          <w:szCs w:val="28"/>
-        </w:rPr>
-        <w:t xml:space="preserve"> </w:t>
-      </w:r>
-      <w:r>
-        <w:rPr>
-          <w:rFonts w:ascii="Times New Roman" w:eastAsia="標楷體" w:hAnsi="Times New Roman" w:cs="Times New Roman"/>
-          <w:b/>
-          <w:sz w:val="28"/>
-          <w:szCs w:val="28"/>
-        </w:rPr>
-        <w:t>人</w:t>
-      </w:r>
+        <w:ind w:rightChars="-375" w:right="-900" w:firstLineChars="400" w:firstLine="1120"/>
+        <w:rPr>
+          <w:rFonts w:ascii="Times New Roman" w:eastAsia="標楷體" w:hAnsi="Times New Roman" w:cs="Times New Roman"/>
+          <w:b/>
+          <w:sz w:val="28"/>
+          <w:szCs w:val="28"/>
+        </w:rPr>
+      </w:pPr>
     </w:p>
     <w:p>
       <w:pPr>
@@ -730,7 +514,8 @@
         <w:spacing w:afterLines="50" w:after="180" w:line="300" w:lineRule="auto"/>
         <w:ind w:left="8" w:hangingChars="3" w:hanging="8"/>
         <w:rPr>
-          <w:rFonts w:ascii="Times New Roman" w:eastAsia="標楷體" w:hAnsi="Times New Roman" w:cs="Times New Roman"/>
+          <w:rFonts w:ascii="Microsoft JhengHei UI" w:eastAsia="Microsoft JhengHei UI" w:hAnsi="Microsoft JhengHei UI" w:cs="Microsoft JhengHei UI"/>
+          <w:bCs/>
           <w:sz w:val="28"/>
           <w:szCs w:val="28"/>
         </w:rPr>
@@ -750,9 +535,8 @@
           <w:bCs/>
           <w:sz w:val="28"/>
           <w:szCs w:val="28"/>
-          <w:u w:val="single" w:color="000000"/>
-        </w:rPr>
-        <w:t>{{</w:t>
+        </w:rPr>
+        <w:t xml:space="preserve">{{ </w:t>
       </w:r>
       <w:proofErr w:type="spellStart"/>
       <w:r>
@@ -761,7 +545,6 @@
           <w:bCs/>
           <w:sz w:val="28"/>
           <w:szCs w:val="28"/>
-          <w:u w:val="single" w:color="000000"/>
         </w:rPr>
         <w:t>last_resolution</w:t>
       </w:r>
@@ -772,19 +555,21 @@
           <w:bCs/>
           <w:sz w:val="28"/>
           <w:szCs w:val="28"/>
-          <w:u w:val="single" w:color="000000"/>
-        </w:rPr>
-        <w:t>}}</w:t>
-      </w:r>
-      <w:r>
-        <w:rPr>
-          <w:rFonts w:ascii="Times New Roman" w:eastAsia="標楷體" w:hAnsi="Times New Roman" w:cs="Times New Roman" w:hint="eastAsia"/>
-          <w:bCs/>
-          <w:sz w:val="28"/>
-          <w:szCs w:val="28"/>
-        </w:rPr>
-        <w:t>。</w:t>
-      </w:r>
+        </w:rPr>
+        <w:t xml:space="preserve"> }}</w:t>
+      </w:r>
+    </w:p>
+    <w:p>
+      <w:pPr>
+        <w:snapToGrid w:val="0"/>
+        <w:spacing w:afterLines="50" w:after="180" w:line="300" w:lineRule="auto"/>
+        <w:ind w:left="8" w:hangingChars="3" w:hanging="8"/>
+        <w:rPr>
+          <w:rFonts w:ascii="Times New Roman" w:eastAsia="標楷體" w:hAnsi="Times New Roman" w:cs="Times New Roman"/>
+          <w:sz w:val="28"/>
+          <w:szCs w:val="28"/>
+        </w:rPr>
+      </w:pPr>
     </w:p>
     <w:p>
       <w:pPr>
@@ -807,59 +592,131 @@
         </w:rPr>
         <w:t>貳、主席報告：</w:t>
       </w:r>
-      <w:r>
-        <w:rPr>
-          <w:rFonts w:ascii="Times New Roman" w:eastAsia="標楷體" w:hAnsi="Times New Roman" w:cs="Times New Roman" w:hint="eastAsia"/>
-          <w:b/>
-          <w:sz w:val="28"/>
-          <w:szCs w:val="28"/>
-        </w:rPr>
-        <w:t>略。</w:t>
-      </w:r>
-      <w:r>
-        <w:rPr>
-          <w:rFonts w:ascii="Times New Roman" w:eastAsia="標楷體" w:hAnsi="Times New Roman" w:cs="Times New Roman" w:hint="eastAsia"/>
-          <w:b/>
-          <w:sz w:val="28"/>
-          <w:szCs w:val="28"/>
-        </w:rPr>
-        <w:t>(</w:t>
-      </w:r>
-      <w:r>
-        <w:rPr>
-          <w:rFonts w:ascii="Times New Roman" w:eastAsia="標楷體" w:hAnsi="Times New Roman" w:cs="Times New Roman" w:hint="eastAsia"/>
-          <w:b/>
-          <w:sz w:val="28"/>
-          <w:szCs w:val="28"/>
-        </w:rPr>
-        <w:t>或是</w:t>
-      </w:r>
-      <w:r>
-        <w:rPr>
-          <w:rFonts w:ascii="Times New Roman" w:eastAsia="標楷體" w:hAnsi="Times New Roman" w:cs="Times New Roman" w:hint="eastAsia"/>
-          <w:b/>
-          <w:sz w:val="28"/>
-          <w:szCs w:val="28"/>
-        </w:rPr>
-        <w:t>)</w:t>
-      </w:r>
-    </w:p>
-    <w:p>
-      <w:pPr>
-        <w:snapToGrid w:val="0"/>
-        <w:spacing w:afterLines="50" w:after="180" w:line="300" w:lineRule="auto"/>
-        <w:ind w:left="7" w:hangingChars="3" w:hanging="7"/>
-        <w:rPr>
-          <w:rFonts w:ascii="Times New Roman" w:eastAsia="標楷體" w:hAnsi="Times New Roman" w:cs="Times New Roman"/>
-          <w:bCs/>
-          <w:szCs w:val="24"/>
-        </w:rPr>
-      </w:pPr>
-      <w:r>
-        <w:rPr>
-          <w:rFonts w:ascii="Times New Roman" w:eastAsia="標楷體" w:hAnsi="Times New Roman" w:cs="Times New Roman" w:hint="eastAsia"/>
-          <w:bCs/>
-          <w:szCs w:val="24"/>
+    </w:p>
+    <w:p>
+      <w:pPr>
+        <w:snapToGrid w:val="0"/>
+        <w:spacing w:afterLines="50" w:after="180" w:line="300" w:lineRule="auto"/>
+        <w:ind w:left="8" w:hangingChars="3" w:hanging="8"/>
+        <w:rPr>
+          <w:rFonts w:ascii="Times New Roman" w:eastAsia="標楷體" w:hAnsi="Times New Roman" w:cs="Times New Roman"/>
+          <w:bCs/>
+          <w:sz w:val="28"/>
+          <w:szCs w:val="28"/>
+        </w:rPr>
+      </w:pPr>
+      <w:r>
+        <w:rPr>
+          <w:rFonts w:ascii="Times New Roman" w:eastAsia="標楷體" w:hAnsi="Times New Roman" w:cs="Times New Roman"/>
+          <w:bCs/>
+          <w:sz w:val="28"/>
+          <w:szCs w:val="28"/>
+        </w:rPr>
+        <w:t>{% if (</w:t>
+      </w:r>
+      <w:proofErr w:type="spellStart"/>
+      <w:r>
+        <w:rPr>
+          <w:rFonts w:ascii="Times New Roman" w:eastAsia="標楷體" w:hAnsi="Times New Roman" w:cs="Times New Roman"/>
+          <w:bCs/>
+          <w:sz w:val="28"/>
+          <w:szCs w:val="28"/>
+        </w:rPr>
+        <w:t>chairman_reports</w:t>
+      </w:r>
+      <w:proofErr w:type="spellEnd"/>
+      <w:r>
+        <w:rPr>
+          <w:rFonts w:ascii="Times New Roman" w:eastAsia="標楷體" w:hAnsi="Times New Roman" w:cs="Times New Roman"/>
+          <w:bCs/>
+          <w:sz w:val="28"/>
+          <w:szCs w:val="28"/>
+        </w:rPr>
+        <w:t xml:space="preserve"> or [</w:t>
+      </w:r>
+      <w:proofErr w:type="gramStart"/>
+      <w:r>
+        <w:rPr>
+          <w:rFonts w:ascii="Times New Roman" w:eastAsia="標楷體" w:hAnsi="Times New Roman" w:cs="Times New Roman"/>
+          <w:bCs/>
+          <w:sz w:val="28"/>
+          <w:szCs w:val="28"/>
+        </w:rPr>
+        <w:t>])|</w:t>
+      </w:r>
+      <w:proofErr w:type="gramEnd"/>
+      <w:r>
+        <w:rPr>
+          <w:rFonts w:ascii="Times New Roman" w:eastAsia="標楷體" w:hAnsi="Times New Roman" w:cs="Times New Roman"/>
+          <w:bCs/>
+          <w:sz w:val="28"/>
+          <w:szCs w:val="28"/>
+        </w:rPr>
+        <w:t>length == 0 %}</w:t>
+      </w:r>
+    </w:p>
+    <w:p>
+      <w:pPr>
+        <w:snapToGrid w:val="0"/>
+        <w:spacing w:afterLines="50" w:after="180" w:line="300" w:lineRule="auto"/>
+        <w:ind w:left="8" w:hangingChars="3" w:hanging="8"/>
+        <w:rPr>
+          <w:rFonts w:ascii="Times New Roman" w:eastAsia="標楷體" w:hAnsi="Times New Roman" w:cs="Times New Roman"/>
+          <w:bCs/>
+          <w:sz w:val="28"/>
+          <w:szCs w:val="28"/>
+        </w:rPr>
+      </w:pPr>
+      <w:r>
+        <w:rPr>
+          <w:rFonts w:ascii="Times New Roman" w:eastAsia="標楷體" w:hAnsi="Times New Roman" w:cs="Times New Roman" w:hint="eastAsia"/>
+          <w:bCs/>
+          <w:sz w:val="28"/>
+          <w:szCs w:val="28"/>
+        </w:rPr>
+        <w:t xml:space="preserve">　　（無）</w:t>
+      </w:r>
+    </w:p>
+    <w:p>
+      <w:pPr>
+        <w:snapToGrid w:val="0"/>
+        <w:spacing w:afterLines="50" w:after="180" w:line="300" w:lineRule="auto"/>
+        <w:ind w:left="8" w:hangingChars="3" w:hanging="8"/>
+        <w:rPr>
+          <w:rFonts w:ascii="Times New Roman" w:eastAsia="標楷體" w:hAnsi="Times New Roman" w:cs="Times New Roman"/>
+          <w:bCs/>
+          <w:sz w:val="28"/>
+          <w:szCs w:val="28"/>
+        </w:rPr>
+      </w:pPr>
+      <w:r>
+        <w:rPr>
+          <w:rFonts w:ascii="Times New Roman" w:eastAsia="標楷體" w:hAnsi="Times New Roman" w:cs="Times New Roman"/>
+          <w:bCs/>
+          <w:sz w:val="28"/>
+          <w:szCs w:val="28"/>
+        </w:rPr>
+        <w:t>{% else %}</w:t>
+      </w:r>
+    </w:p>
+    <w:p>
+      <w:pPr>
+        <w:snapToGrid w:val="0"/>
+        <w:spacing w:afterLines="50" w:after="180" w:line="300" w:lineRule="auto"/>
+        <w:ind w:left="8" w:hangingChars="3" w:hanging="8"/>
+        <w:rPr>
+          <w:rFonts w:ascii="Times New Roman" w:eastAsia="標楷體" w:hAnsi="Times New Roman" w:cs="Times New Roman"/>
+          <w:bCs/>
+          <w:sz w:val="28"/>
+          <w:szCs w:val="28"/>
+        </w:rPr>
+      </w:pPr>
+      <w:r>
+        <w:rPr>
+          <w:rFonts w:ascii="Times New Roman" w:eastAsia="標楷體" w:hAnsi="Times New Roman" w:cs="Times New Roman" w:hint="eastAsia"/>
+          <w:bCs/>
+          <w:sz w:val="28"/>
+          <w:szCs w:val="28"/>
         </w:rPr>
         <w:t xml:space="preserve">{% set </w:t>
       </w:r>
@@ -868,7 +725,8 @@
         <w:rPr>
           <w:rFonts w:ascii="Times New Roman" w:eastAsia="標楷體" w:hAnsi="Times New Roman" w:cs="Times New Roman" w:hint="eastAsia"/>
           <w:bCs/>
-          <w:szCs w:val="24"/>
+          <w:sz w:val="28"/>
+          <w:szCs w:val="28"/>
         </w:rPr>
         <w:t>chinese_nums</w:t>
       </w:r>
@@ -877,7 +735,8 @@
         <w:rPr>
           <w:rFonts w:ascii="Times New Roman" w:eastAsia="標楷體" w:hAnsi="Times New Roman" w:cs="Times New Roman" w:hint="eastAsia"/>
           <w:bCs/>
-          <w:szCs w:val="24"/>
+          <w:sz w:val="28"/>
+          <w:szCs w:val="28"/>
         </w:rPr>
         <w:t xml:space="preserve"> = ['</w:t>
       </w:r>
@@ -885,7 +744,8 @@
         <w:rPr>
           <w:rFonts w:ascii="Times New Roman" w:eastAsia="標楷體" w:hAnsi="Times New Roman" w:cs="Times New Roman" w:hint="eastAsia"/>
           <w:bCs/>
-          <w:szCs w:val="24"/>
+          <w:sz w:val="28"/>
+          <w:szCs w:val="28"/>
         </w:rPr>
         <w:t>一</w:t>
       </w:r>
@@ -893,15 +753,17 @@
         <w:rPr>
           <w:rFonts w:ascii="Times New Roman" w:eastAsia="標楷體" w:hAnsi="Times New Roman" w:cs="Times New Roman" w:hint="eastAsia"/>
           <w:bCs/>
-          <w:szCs w:val="24"/>
-        </w:rPr>
-        <w:t>', '</w:t>
-      </w:r>
-      <w:r>
-        <w:rPr>
-          <w:rFonts w:ascii="Times New Roman" w:eastAsia="標楷體" w:hAnsi="Times New Roman" w:cs="Times New Roman" w:hint="eastAsia"/>
-          <w:bCs/>
-          <w:szCs w:val="24"/>
+          <w:sz w:val="28"/>
+          <w:szCs w:val="28"/>
+        </w:rPr>
+        <w:t>','</w:t>
+      </w:r>
+      <w:r>
+        <w:rPr>
+          <w:rFonts w:ascii="Times New Roman" w:eastAsia="標楷體" w:hAnsi="Times New Roman" w:cs="Times New Roman" w:hint="eastAsia"/>
+          <w:bCs/>
+          <w:sz w:val="28"/>
+          <w:szCs w:val="28"/>
         </w:rPr>
         <w:t>二</w:t>
       </w:r>
@@ -909,15 +771,17 @@
         <w:rPr>
           <w:rFonts w:ascii="Times New Roman" w:eastAsia="標楷體" w:hAnsi="Times New Roman" w:cs="Times New Roman" w:hint="eastAsia"/>
           <w:bCs/>
-          <w:szCs w:val="24"/>
-        </w:rPr>
-        <w:t>', '</w:t>
-      </w:r>
-      <w:r>
-        <w:rPr>
-          <w:rFonts w:ascii="Times New Roman" w:eastAsia="標楷體" w:hAnsi="Times New Roman" w:cs="Times New Roman" w:hint="eastAsia"/>
-          <w:bCs/>
-          <w:szCs w:val="24"/>
+          <w:sz w:val="28"/>
+          <w:szCs w:val="28"/>
+        </w:rPr>
+        <w:t>','</w:t>
+      </w:r>
+      <w:r>
+        <w:rPr>
+          <w:rFonts w:ascii="Times New Roman" w:eastAsia="標楷體" w:hAnsi="Times New Roman" w:cs="Times New Roman" w:hint="eastAsia"/>
+          <w:bCs/>
+          <w:sz w:val="28"/>
+          <w:szCs w:val="28"/>
         </w:rPr>
         <w:t>三</w:t>
       </w:r>
@@ -925,15 +789,17 @@
         <w:rPr>
           <w:rFonts w:ascii="Times New Roman" w:eastAsia="標楷體" w:hAnsi="Times New Roman" w:cs="Times New Roman" w:hint="eastAsia"/>
           <w:bCs/>
-          <w:szCs w:val="24"/>
-        </w:rPr>
-        <w:t>', '</w:t>
-      </w:r>
-      <w:r>
-        <w:rPr>
-          <w:rFonts w:ascii="Times New Roman" w:eastAsia="標楷體" w:hAnsi="Times New Roman" w:cs="Times New Roman" w:hint="eastAsia"/>
-          <w:bCs/>
-          <w:szCs w:val="24"/>
+          <w:sz w:val="28"/>
+          <w:szCs w:val="28"/>
+        </w:rPr>
+        <w:t>','</w:t>
+      </w:r>
+      <w:r>
+        <w:rPr>
+          <w:rFonts w:ascii="Times New Roman" w:eastAsia="標楷體" w:hAnsi="Times New Roman" w:cs="Times New Roman" w:hint="eastAsia"/>
+          <w:bCs/>
+          <w:sz w:val="28"/>
+          <w:szCs w:val="28"/>
         </w:rPr>
         <w:t>四</w:t>
       </w:r>
@@ -941,15 +807,17 @@
         <w:rPr>
           <w:rFonts w:ascii="Times New Roman" w:eastAsia="標楷體" w:hAnsi="Times New Roman" w:cs="Times New Roman" w:hint="eastAsia"/>
           <w:bCs/>
-          <w:szCs w:val="24"/>
-        </w:rPr>
-        <w:t>', '</w:t>
-      </w:r>
-      <w:r>
-        <w:rPr>
-          <w:rFonts w:ascii="Times New Roman" w:eastAsia="標楷體" w:hAnsi="Times New Roman" w:cs="Times New Roman" w:hint="eastAsia"/>
-          <w:bCs/>
-          <w:szCs w:val="24"/>
+          <w:sz w:val="28"/>
+          <w:szCs w:val="28"/>
+        </w:rPr>
+        <w:t>','</w:t>
+      </w:r>
+      <w:r>
+        <w:rPr>
+          <w:rFonts w:ascii="Times New Roman" w:eastAsia="標楷體" w:hAnsi="Times New Roman" w:cs="Times New Roman" w:hint="eastAsia"/>
+          <w:bCs/>
+          <w:sz w:val="28"/>
+          <w:szCs w:val="28"/>
         </w:rPr>
         <w:t>五</w:t>
       </w:r>
@@ -957,15 +825,17 @@
         <w:rPr>
           <w:rFonts w:ascii="Times New Roman" w:eastAsia="標楷體" w:hAnsi="Times New Roman" w:cs="Times New Roman" w:hint="eastAsia"/>
           <w:bCs/>
-          <w:szCs w:val="24"/>
-        </w:rPr>
-        <w:t>', '</w:t>
-      </w:r>
-      <w:r>
-        <w:rPr>
-          <w:rFonts w:ascii="Times New Roman" w:eastAsia="標楷體" w:hAnsi="Times New Roman" w:cs="Times New Roman" w:hint="eastAsia"/>
-          <w:bCs/>
-          <w:szCs w:val="24"/>
+          <w:sz w:val="28"/>
+          <w:szCs w:val="28"/>
+        </w:rPr>
+        <w:t>','</w:t>
+      </w:r>
+      <w:r>
+        <w:rPr>
+          <w:rFonts w:ascii="Times New Roman" w:eastAsia="標楷體" w:hAnsi="Times New Roman" w:cs="Times New Roman" w:hint="eastAsia"/>
+          <w:bCs/>
+          <w:sz w:val="28"/>
+          <w:szCs w:val="28"/>
         </w:rPr>
         <w:t>六</w:t>
       </w:r>
@@ -973,15 +843,17 @@
         <w:rPr>
           <w:rFonts w:ascii="Times New Roman" w:eastAsia="標楷體" w:hAnsi="Times New Roman" w:cs="Times New Roman" w:hint="eastAsia"/>
           <w:bCs/>
-          <w:szCs w:val="24"/>
-        </w:rPr>
-        <w:t>', '</w:t>
-      </w:r>
-      <w:r>
-        <w:rPr>
-          <w:rFonts w:ascii="Times New Roman" w:eastAsia="標楷體" w:hAnsi="Times New Roman" w:cs="Times New Roman" w:hint="eastAsia"/>
-          <w:bCs/>
-          <w:szCs w:val="24"/>
+          <w:sz w:val="28"/>
+          <w:szCs w:val="28"/>
+        </w:rPr>
+        <w:t>','</w:t>
+      </w:r>
+      <w:r>
+        <w:rPr>
+          <w:rFonts w:ascii="Times New Roman" w:eastAsia="標楷體" w:hAnsi="Times New Roman" w:cs="Times New Roman" w:hint="eastAsia"/>
+          <w:bCs/>
+          <w:sz w:val="28"/>
+          <w:szCs w:val="28"/>
         </w:rPr>
         <w:t>七</w:t>
       </w:r>
@@ -989,15 +861,17 @@
         <w:rPr>
           <w:rFonts w:ascii="Times New Roman" w:eastAsia="標楷體" w:hAnsi="Times New Roman" w:cs="Times New Roman" w:hint="eastAsia"/>
           <w:bCs/>
-          <w:szCs w:val="24"/>
-        </w:rPr>
-        <w:t>', '</w:t>
-      </w:r>
-      <w:r>
-        <w:rPr>
-          <w:rFonts w:ascii="Times New Roman" w:eastAsia="標楷體" w:hAnsi="Times New Roman" w:cs="Times New Roman" w:hint="eastAsia"/>
-          <w:bCs/>
-          <w:szCs w:val="24"/>
+          <w:sz w:val="28"/>
+          <w:szCs w:val="28"/>
+        </w:rPr>
+        <w:t>','</w:t>
+      </w:r>
+      <w:r>
+        <w:rPr>
+          <w:rFonts w:ascii="Times New Roman" w:eastAsia="標楷體" w:hAnsi="Times New Roman" w:cs="Times New Roman" w:hint="eastAsia"/>
+          <w:bCs/>
+          <w:sz w:val="28"/>
+          <w:szCs w:val="28"/>
         </w:rPr>
         <w:t>八</w:t>
       </w:r>
@@ -1005,15 +879,17 @@
         <w:rPr>
           <w:rFonts w:ascii="Times New Roman" w:eastAsia="標楷體" w:hAnsi="Times New Roman" w:cs="Times New Roman" w:hint="eastAsia"/>
           <w:bCs/>
-          <w:szCs w:val="24"/>
-        </w:rPr>
-        <w:t>', '</w:t>
-      </w:r>
-      <w:r>
-        <w:rPr>
-          <w:rFonts w:ascii="Times New Roman" w:eastAsia="標楷體" w:hAnsi="Times New Roman" w:cs="Times New Roman" w:hint="eastAsia"/>
-          <w:bCs/>
-          <w:szCs w:val="24"/>
+          <w:sz w:val="28"/>
+          <w:szCs w:val="28"/>
+        </w:rPr>
+        <w:t>','</w:t>
+      </w:r>
+      <w:r>
+        <w:rPr>
+          <w:rFonts w:ascii="Times New Roman" w:eastAsia="標楷體" w:hAnsi="Times New Roman" w:cs="Times New Roman" w:hint="eastAsia"/>
+          <w:bCs/>
+          <w:sz w:val="28"/>
+          <w:szCs w:val="28"/>
         </w:rPr>
         <w:t>九</w:t>
       </w:r>
@@ -1021,15 +897,17 @@
         <w:rPr>
           <w:rFonts w:ascii="Times New Roman" w:eastAsia="標楷體" w:hAnsi="Times New Roman" w:cs="Times New Roman" w:hint="eastAsia"/>
           <w:bCs/>
-          <w:szCs w:val="24"/>
-        </w:rPr>
-        <w:t>', '</w:t>
-      </w:r>
-      <w:r>
-        <w:rPr>
-          <w:rFonts w:ascii="Times New Roman" w:eastAsia="標楷體" w:hAnsi="Times New Roman" w:cs="Times New Roman" w:hint="eastAsia"/>
-          <w:bCs/>
-          <w:szCs w:val="24"/>
+          <w:sz w:val="28"/>
+          <w:szCs w:val="28"/>
+        </w:rPr>
+        <w:t>','</w:t>
+      </w:r>
+      <w:r>
+        <w:rPr>
+          <w:rFonts w:ascii="Times New Roman" w:eastAsia="標楷體" w:hAnsi="Times New Roman" w:cs="Times New Roman" w:hint="eastAsia"/>
+          <w:bCs/>
+          <w:sz w:val="28"/>
+          <w:szCs w:val="28"/>
         </w:rPr>
         <w:t>十</w:t>
       </w:r>
@@ -1037,7 +915,8 @@
         <w:rPr>
           <w:rFonts w:ascii="Times New Roman" w:eastAsia="標楷體" w:hAnsi="Times New Roman" w:cs="Times New Roman" w:hint="eastAsia"/>
           <w:bCs/>
-          <w:szCs w:val="24"/>
+          <w:sz w:val="28"/>
+          <w:szCs w:val="28"/>
         </w:rPr>
         <w:t>'] %}</w:t>
       </w:r>
@@ -1046,18 +925,20 @@
       <w:pPr>
         <w:snapToGrid w:val="0"/>
         <w:spacing w:afterLines="50" w:after="180" w:line="300" w:lineRule="auto"/>
-        <w:ind w:left="7" w:hangingChars="3" w:hanging="7"/>
-        <w:rPr>
-          <w:rFonts w:ascii="Times New Roman" w:eastAsia="標楷體" w:hAnsi="Times New Roman" w:cs="Times New Roman"/>
-          <w:bCs/>
-          <w:szCs w:val="24"/>
-        </w:rPr>
-      </w:pPr>
-      <w:r>
-        <w:rPr>
-          <w:rFonts w:ascii="Times New Roman" w:eastAsia="標楷體" w:hAnsi="Times New Roman" w:cs="Times New Roman"/>
-          <w:bCs/>
-          <w:szCs w:val="24"/>
+        <w:ind w:left="8" w:hangingChars="3" w:hanging="8"/>
+        <w:rPr>
+          <w:rFonts w:ascii="Times New Roman" w:eastAsia="標楷體" w:hAnsi="Times New Roman" w:cs="Times New Roman"/>
+          <w:bCs/>
+          <w:sz w:val="28"/>
+          <w:szCs w:val="28"/>
+        </w:rPr>
+      </w:pPr>
+      <w:r>
+        <w:rPr>
+          <w:rFonts w:ascii="Times New Roman" w:eastAsia="標楷體" w:hAnsi="Times New Roman" w:cs="Times New Roman"/>
+          <w:bCs/>
+          <w:sz w:val="28"/>
+          <w:szCs w:val="28"/>
         </w:rPr>
         <w:t xml:space="preserve">{% for item in </w:t>
       </w:r>
@@ -1066,32 +947,18 @@
         <w:rPr>
           <w:rFonts w:ascii="Times New Roman" w:eastAsia="標楷體" w:hAnsi="Times New Roman" w:cs="Times New Roman"/>
           <w:bCs/>
-          <w:szCs w:val="24"/>
-        </w:rPr>
-        <w:t>chairman</w:t>
-      </w:r>
-      <w:r>
-        <w:rPr>
-          <w:rFonts w:ascii="Times New Roman" w:eastAsia="標楷體" w:hAnsi="Times New Roman" w:cs="Times New Roman" w:hint="eastAsia"/>
-          <w:bCs/>
-          <w:szCs w:val="24"/>
-        </w:rPr>
-        <w:t>_</w:t>
-      </w:r>
-      <w:r>
-        <w:rPr>
-          <w:rFonts w:ascii="Times New Roman" w:eastAsia="標楷體" w:hAnsi="Times New Roman" w:cs="Times New Roman"/>
-          <w:bCs/>
-          <w:szCs w:val="24"/>
-        </w:rPr>
-        <w:t>reports</w:t>
+          <w:sz w:val="28"/>
+          <w:szCs w:val="28"/>
+        </w:rPr>
+        <w:t>chairman_reports</w:t>
       </w:r>
       <w:proofErr w:type="spellEnd"/>
       <w:r>
         <w:rPr>
           <w:rFonts w:ascii="Times New Roman" w:eastAsia="標楷體" w:hAnsi="Times New Roman" w:cs="Times New Roman"/>
           <w:bCs/>
-          <w:szCs w:val="24"/>
+          <w:sz w:val="28"/>
+          <w:szCs w:val="28"/>
         </w:rPr>
         <w:t xml:space="preserve"> %}</w:t>
       </w:r>
@@ -1100,27 +967,59 @@
       <w:pPr>
         <w:snapToGrid w:val="0"/>
         <w:spacing w:afterLines="50" w:after="180" w:line="300" w:lineRule="auto"/>
-        <w:ind w:left="7" w:hangingChars="3" w:hanging="7"/>
-        <w:rPr>
-          <w:rFonts w:ascii="Times New Roman" w:eastAsia="標楷體" w:hAnsi="Times New Roman" w:cs="Times New Roman" w:hint="eastAsia"/>
-          <w:bCs/>
-          <w:szCs w:val="24"/>
-        </w:rPr>
-      </w:pPr>
-      <w:r>
-        <w:rPr>
-          <w:rFonts w:ascii="Times New Roman" w:eastAsia="標楷體" w:hAnsi="Times New Roman" w:cs="Times New Roman" w:hint="eastAsia"/>
-          <w:bCs/>
-          <w:szCs w:val="24"/>
-        </w:rPr>
-        <w:t xml:space="preserve">{{ </w:t>
+        <w:ind w:left="8" w:hangingChars="3" w:hanging="8"/>
+        <w:rPr>
+          <w:rFonts w:ascii="Times New Roman" w:eastAsia="標楷體" w:hAnsi="Times New Roman" w:cs="Times New Roman"/>
+          <w:bCs/>
+          <w:sz w:val="28"/>
+          <w:szCs w:val="28"/>
+        </w:rPr>
+      </w:pPr>
+      <w:r>
+        <w:rPr>
+          <w:rFonts w:ascii="Times New Roman" w:eastAsia="標楷體" w:hAnsi="Times New Roman" w:cs="Times New Roman" w:hint="eastAsia"/>
+          <w:bCs/>
+          <w:sz w:val="28"/>
+          <w:szCs w:val="28"/>
+        </w:rPr>
+        <w:t xml:space="preserve">　　</w:t>
+      </w:r>
+      <w:r>
+        <w:rPr>
+          <w:rFonts w:ascii="Times New Roman" w:eastAsia="標楷體" w:hAnsi="Times New Roman" w:cs="Times New Roman" w:hint="eastAsia"/>
+          <w:bCs/>
+          <w:sz w:val="28"/>
+          <w:szCs w:val="28"/>
+        </w:rPr>
+        <w:t xml:space="preserve">{{ (loop.index0 &lt; </w:t>
       </w:r>
       <w:proofErr w:type="spellStart"/>
       <w:r>
         <w:rPr>
           <w:rFonts w:ascii="Times New Roman" w:eastAsia="標楷體" w:hAnsi="Times New Roman" w:cs="Times New Roman" w:hint="eastAsia"/>
           <w:bCs/>
-          <w:szCs w:val="24"/>
+          <w:sz w:val="28"/>
+          <w:szCs w:val="28"/>
+        </w:rPr>
+        <w:t>chinese_nums|length</w:t>
+      </w:r>
+      <w:proofErr w:type="spellEnd"/>
+      <w:r>
+        <w:rPr>
+          <w:rFonts w:ascii="Times New Roman" w:eastAsia="標楷體" w:hAnsi="Times New Roman" w:cs="Times New Roman" w:hint="eastAsia"/>
+          <w:bCs/>
+          <w:sz w:val="28"/>
+          <w:szCs w:val="28"/>
+        </w:rPr>
+        <w:t xml:space="preserve">) and </w:t>
+      </w:r>
+      <w:proofErr w:type="spellStart"/>
+      <w:r>
+        <w:rPr>
+          <w:rFonts w:ascii="Times New Roman" w:eastAsia="標楷體" w:hAnsi="Times New Roman" w:cs="Times New Roman" w:hint="eastAsia"/>
+          <w:bCs/>
+          <w:sz w:val="28"/>
+          <w:szCs w:val="28"/>
         </w:rPr>
         <w:t>chinese_nums</w:t>
       </w:r>
@@ -1129,15 +1028,37 @@
         <w:rPr>
           <w:rFonts w:ascii="Times New Roman" w:eastAsia="標楷體" w:hAnsi="Times New Roman" w:cs="Times New Roman" w:hint="eastAsia"/>
           <w:bCs/>
-          <w:szCs w:val="24"/>
-        </w:rPr>
-        <w:t>[loop.index0] }}</w:t>
-      </w:r>
-      <w:r>
-        <w:rPr>
-          <w:rFonts w:ascii="Times New Roman" w:eastAsia="標楷體" w:hAnsi="Times New Roman" w:cs="Times New Roman" w:hint="eastAsia"/>
-          <w:bCs/>
-          <w:szCs w:val="24"/>
+          <w:sz w:val="28"/>
+          <w:szCs w:val="28"/>
+        </w:rPr>
+        <w:t xml:space="preserve">[loop.index0] or </w:t>
+      </w:r>
+      <w:proofErr w:type="spellStart"/>
+      <w:r>
+        <w:rPr>
+          <w:rFonts w:ascii="Times New Roman" w:eastAsia="標楷體" w:hAnsi="Times New Roman" w:cs="Times New Roman" w:hint="eastAsia"/>
+          <w:bCs/>
+          <w:sz w:val="28"/>
+          <w:szCs w:val="28"/>
+        </w:rPr>
+        <w:t>loop.index</w:t>
+      </w:r>
+      <w:proofErr w:type="spellEnd"/>
+      <w:r>
+        <w:rPr>
+          <w:rFonts w:ascii="Times New Roman" w:eastAsia="標楷體" w:hAnsi="Times New Roman" w:cs="Times New Roman" w:hint="eastAsia"/>
+          <w:bCs/>
+          <w:sz w:val="28"/>
+          <w:szCs w:val="28"/>
+        </w:rPr>
+        <w:t xml:space="preserve"> }}</w:t>
+      </w:r>
+      <w:r>
+        <w:rPr>
+          <w:rFonts w:ascii="Times New Roman" w:eastAsia="標楷體" w:hAnsi="Times New Roman" w:cs="Times New Roman" w:hint="eastAsia"/>
+          <w:bCs/>
+          <w:sz w:val="28"/>
+          <w:szCs w:val="28"/>
         </w:rPr>
         <w:t>、</w:t>
       </w:r>
@@ -1145,7 +1066,8 @@
         <w:rPr>
           <w:rFonts w:ascii="Times New Roman" w:eastAsia="標楷體" w:hAnsi="Times New Roman" w:cs="Times New Roman" w:hint="eastAsia"/>
           <w:bCs/>
-          <w:szCs w:val="24"/>
+          <w:sz w:val="28"/>
+          <w:szCs w:val="28"/>
         </w:rPr>
         <w:t>{{ item }}</w:t>
       </w:r>
@@ -1154,19 +1076,22 @@
       <w:pPr>
         <w:snapToGrid w:val="0"/>
         <w:spacing w:afterLines="50" w:after="180" w:line="300" w:lineRule="auto"/>
-        <w:ind w:left="7" w:hangingChars="3" w:hanging="7"/>
-        <w:rPr>
-          <w:rFonts w:ascii="Times New Roman" w:eastAsia="標楷體" w:hAnsi="Times New Roman" w:cs="Times New Roman"/>
-          <w:bCs/>
-          <w:szCs w:val="24"/>
-        </w:rPr>
-      </w:pPr>
-      <w:r>
-        <w:rPr>
-          <w:rFonts w:ascii="Times New Roman" w:eastAsia="標楷體" w:hAnsi="Times New Roman" w:cs="Times New Roman"/>
-          <w:bCs/>
-          <w:szCs w:val="24"/>
-        </w:rPr>
+        <w:ind w:left="8" w:hangingChars="3" w:hanging="8"/>
+        <w:rPr>
+          <w:rFonts w:ascii="Times New Roman" w:eastAsia="標楷體" w:hAnsi="Times New Roman" w:cs="Times New Roman"/>
+          <w:bCs/>
+          <w:sz w:val="28"/>
+          <w:szCs w:val="28"/>
+        </w:rPr>
+      </w:pPr>
+      <w:r>
+        <w:rPr>
+          <w:rFonts w:ascii="Times New Roman" w:eastAsia="標楷體" w:hAnsi="Times New Roman" w:cs="Times New Roman"/>
+          <w:bCs/>
+          <w:sz w:val="28"/>
+          <w:szCs w:val="28"/>
+        </w:rPr>
+        <w:lastRenderedPageBreak/>
         <w:t xml:space="preserve">{% </w:t>
       </w:r>
       <w:proofErr w:type="spellStart"/>
@@ -1174,7 +1099,8 @@
         <w:rPr>
           <w:rFonts w:ascii="Times New Roman" w:eastAsia="標楷體" w:hAnsi="Times New Roman" w:cs="Times New Roman"/>
           <w:bCs/>
-          <w:szCs w:val="24"/>
+          <w:sz w:val="28"/>
+          <w:szCs w:val="28"/>
         </w:rPr>
         <w:t>endfor</w:t>
       </w:r>
@@ -1183,9 +1109,32 @@
         <w:rPr>
           <w:rFonts w:ascii="Times New Roman" w:eastAsia="標楷體" w:hAnsi="Times New Roman" w:cs="Times New Roman"/>
           <w:bCs/>
-          <w:szCs w:val="24"/>
+          <w:sz w:val="28"/>
+          <w:szCs w:val="28"/>
         </w:rPr>
         <w:t xml:space="preserve"> %}</w:t>
+      </w:r>
+    </w:p>
+    <w:p>
+      <w:pPr>
+        <w:snapToGrid w:val="0"/>
+        <w:spacing w:afterLines="50" w:after="180" w:line="300" w:lineRule="auto"/>
+        <w:ind w:left="8" w:hangingChars="3" w:hanging="8"/>
+        <w:rPr>
+          <w:rFonts w:ascii="Times New Roman" w:eastAsia="標楷體" w:hAnsi="Times New Roman" w:cs="Times New Roman"/>
+          <w:bCs/>
+          <w:sz w:val="28"/>
+          <w:szCs w:val="28"/>
+        </w:rPr>
+      </w:pPr>
+      <w:r>
+        <w:rPr>
+          <w:rFonts w:ascii="Times New Roman" w:eastAsia="標楷體" w:hAnsi="Times New Roman" w:cs="Times New Roman"/>
+          <w:bCs/>
+          <w:sz w:val="28"/>
+          <w:szCs w:val="28"/>
+        </w:rPr>
+        <w:t>{% endif %}</w:t>
       </w:r>
     </w:p>
     <w:p>
@@ -1214,18 +1163,126 @@
       <w:pPr>
         <w:snapToGrid w:val="0"/>
         <w:spacing w:afterLines="50" w:after="180" w:line="300" w:lineRule="auto"/>
-        <w:ind w:left="7" w:hangingChars="3" w:hanging="7"/>
-        <w:rPr>
-          <w:rFonts w:ascii="Times New Roman" w:eastAsia="標楷體" w:hAnsi="Times New Roman" w:cs="Times New Roman"/>
-          <w:bCs/>
-          <w:szCs w:val="24"/>
-        </w:rPr>
-      </w:pPr>
-      <w:r>
-        <w:rPr>
-          <w:rFonts w:ascii="Times New Roman" w:eastAsia="標楷體" w:hAnsi="Times New Roman" w:cs="Times New Roman" w:hint="eastAsia"/>
-          <w:bCs/>
-          <w:szCs w:val="24"/>
+        <w:ind w:left="8" w:hangingChars="3" w:hanging="8"/>
+        <w:rPr>
+          <w:rFonts w:ascii="Times New Roman" w:eastAsia="標楷體" w:hAnsi="Times New Roman" w:cs="Times New Roman"/>
+          <w:bCs/>
+          <w:sz w:val="28"/>
+          <w:szCs w:val="28"/>
+        </w:rPr>
+      </w:pPr>
+      <w:r>
+        <w:rPr>
+          <w:rFonts w:ascii="Times New Roman" w:eastAsia="標楷體" w:hAnsi="Times New Roman" w:cs="Times New Roman"/>
+          <w:bCs/>
+          <w:sz w:val="28"/>
+          <w:szCs w:val="28"/>
+        </w:rPr>
+        <w:t>{% if (</w:t>
+      </w:r>
+      <w:proofErr w:type="spellStart"/>
+      <w:r>
+        <w:rPr>
+          <w:rFonts w:ascii="Times New Roman" w:eastAsia="標楷體" w:hAnsi="Times New Roman" w:cs="Times New Roman"/>
+          <w:bCs/>
+          <w:sz w:val="28"/>
+          <w:szCs w:val="28"/>
+        </w:rPr>
+        <w:t>committee_reports</w:t>
+      </w:r>
+      <w:proofErr w:type="spellEnd"/>
+      <w:r>
+        <w:rPr>
+          <w:rFonts w:ascii="Times New Roman" w:eastAsia="標楷體" w:hAnsi="Times New Roman" w:cs="Times New Roman"/>
+          <w:bCs/>
+          <w:sz w:val="28"/>
+          <w:szCs w:val="28"/>
+        </w:rPr>
+        <w:t xml:space="preserve"> or [</w:t>
+      </w:r>
+      <w:proofErr w:type="gramStart"/>
+      <w:r>
+        <w:rPr>
+          <w:rFonts w:ascii="Times New Roman" w:eastAsia="標楷體" w:hAnsi="Times New Roman" w:cs="Times New Roman"/>
+          <w:bCs/>
+          <w:sz w:val="28"/>
+          <w:szCs w:val="28"/>
+        </w:rPr>
+        <w:t>])|</w:t>
+      </w:r>
+      <w:proofErr w:type="gramEnd"/>
+      <w:r>
+        <w:rPr>
+          <w:rFonts w:ascii="Times New Roman" w:eastAsia="標楷體" w:hAnsi="Times New Roman" w:cs="Times New Roman"/>
+          <w:bCs/>
+          <w:sz w:val="28"/>
+          <w:szCs w:val="28"/>
+        </w:rPr>
+        <w:t>length == 0 %}</w:t>
+      </w:r>
+    </w:p>
+    <w:p>
+      <w:pPr>
+        <w:snapToGrid w:val="0"/>
+        <w:spacing w:afterLines="50" w:after="180" w:line="300" w:lineRule="auto"/>
+        <w:ind w:left="8" w:hangingChars="3" w:hanging="8"/>
+        <w:rPr>
+          <w:rFonts w:ascii="Times New Roman" w:eastAsia="標楷體" w:hAnsi="Times New Roman" w:cs="Times New Roman"/>
+          <w:bCs/>
+          <w:sz w:val="28"/>
+          <w:szCs w:val="28"/>
+        </w:rPr>
+      </w:pPr>
+      <w:r>
+        <w:rPr>
+          <w:rFonts w:ascii="Times New Roman" w:eastAsia="標楷體" w:hAnsi="Times New Roman" w:cs="Times New Roman" w:hint="eastAsia"/>
+          <w:bCs/>
+          <w:sz w:val="28"/>
+          <w:szCs w:val="28"/>
+        </w:rPr>
+        <w:t xml:space="preserve">　　（無）</w:t>
+      </w:r>
+    </w:p>
+    <w:p>
+      <w:pPr>
+        <w:snapToGrid w:val="0"/>
+        <w:spacing w:afterLines="50" w:after="180" w:line="300" w:lineRule="auto"/>
+        <w:ind w:left="8" w:hangingChars="3" w:hanging="8"/>
+        <w:rPr>
+          <w:rFonts w:ascii="Times New Roman" w:eastAsia="標楷體" w:hAnsi="Times New Roman" w:cs="Times New Roman"/>
+          <w:bCs/>
+          <w:sz w:val="28"/>
+          <w:szCs w:val="28"/>
+        </w:rPr>
+      </w:pPr>
+      <w:r>
+        <w:rPr>
+          <w:rFonts w:ascii="Times New Roman" w:eastAsia="標楷體" w:hAnsi="Times New Roman" w:cs="Times New Roman"/>
+          <w:bCs/>
+          <w:sz w:val="28"/>
+          <w:szCs w:val="28"/>
+        </w:rPr>
+        <w:t>{% else %}</w:t>
+      </w:r>
+    </w:p>
+    <w:p>
+      <w:pPr>
+        <w:snapToGrid w:val="0"/>
+        <w:spacing w:afterLines="50" w:after="180" w:line="300" w:lineRule="auto"/>
+        <w:ind w:left="8" w:hangingChars="3" w:hanging="8"/>
+        <w:rPr>
+          <w:rFonts w:ascii="Times New Roman" w:eastAsia="標楷體" w:hAnsi="Times New Roman" w:cs="Times New Roman"/>
+          <w:bCs/>
+          <w:sz w:val="28"/>
+          <w:szCs w:val="28"/>
+        </w:rPr>
+      </w:pPr>
+      <w:r>
+        <w:rPr>
+          <w:rFonts w:ascii="Times New Roman" w:eastAsia="標楷體" w:hAnsi="Times New Roman" w:cs="Times New Roman" w:hint="eastAsia"/>
+          <w:bCs/>
+          <w:sz w:val="28"/>
+          <w:szCs w:val="28"/>
         </w:rPr>
         <w:t xml:space="preserve">{% set </w:t>
       </w:r>
@@ -1234,7 +1291,8 @@
         <w:rPr>
           <w:rFonts w:ascii="Times New Roman" w:eastAsia="標楷體" w:hAnsi="Times New Roman" w:cs="Times New Roman" w:hint="eastAsia"/>
           <w:bCs/>
-          <w:szCs w:val="24"/>
+          <w:sz w:val="28"/>
+          <w:szCs w:val="28"/>
         </w:rPr>
         <w:t>chinese_nums</w:t>
       </w:r>
@@ -1243,7 +1301,8 @@
         <w:rPr>
           <w:rFonts w:ascii="Times New Roman" w:eastAsia="標楷體" w:hAnsi="Times New Roman" w:cs="Times New Roman" w:hint="eastAsia"/>
           <w:bCs/>
-          <w:szCs w:val="24"/>
+          <w:sz w:val="28"/>
+          <w:szCs w:val="28"/>
         </w:rPr>
         <w:t xml:space="preserve"> = ['</w:t>
       </w:r>
@@ -1251,7 +1310,8 @@
         <w:rPr>
           <w:rFonts w:ascii="Times New Roman" w:eastAsia="標楷體" w:hAnsi="Times New Roman" w:cs="Times New Roman" w:hint="eastAsia"/>
           <w:bCs/>
-          <w:szCs w:val="24"/>
+          <w:sz w:val="28"/>
+          <w:szCs w:val="28"/>
         </w:rPr>
         <w:t>一</w:t>
       </w:r>
@@ -1259,15 +1319,17 @@
         <w:rPr>
           <w:rFonts w:ascii="Times New Roman" w:eastAsia="標楷體" w:hAnsi="Times New Roman" w:cs="Times New Roman" w:hint="eastAsia"/>
           <w:bCs/>
-          <w:szCs w:val="24"/>
-        </w:rPr>
-        <w:t>', '</w:t>
-      </w:r>
-      <w:r>
-        <w:rPr>
-          <w:rFonts w:ascii="Times New Roman" w:eastAsia="標楷體" w:hAnsi="Times New Roman" w:cs="Times New Roman" w:hint="eastAsia"/>
-          <w:bCs/>
-          <w:szCs w:val="24"/>
+          <w:sz w:val="28"/>
+          <w:szCs w:val="28"/>
+        </w:rPr>
+        <w:t>','</w:t>
+      </w:r>
+      <w:r>
+        <w:rPr>
+          <w:rFonts w:ascii="Times New Roman" w:eastAsia="標楷體" w:hAnsi="Times New Roman" w:cs="Times New Roman" w:hint="eastAsia"/>
+          <w:bCs/>
+          <w:sz w:val="28"/>
+          <w:szCs w:val="28"/>
         </w:rPr>
         <w:t>二</w:t>
       </w:r>
@@ -1275,15 +1337,17 @@
         <w:rPr>
           <w:rFonts w:ascii="Times New Roman" w:eastAsia="標楷體" w:hAnsi="Times New Roman" w:cs="Times New Roman" w:hint="eastAsia"/>
           <w:bCs/>
-          <w:szCs w:val="24"/>
-        </w:rPr>
-        <w:t>', '</w:t>
-      </w:r>
-      <w:r>
-        <w:rPr>
-          <w:rFonts w:ascii="Times New Roman" w:eastAsia="標楷體" w:hAnsi="Times New Roman" w:cs="Times New Roman" w:hint="eastAsia"/>
-          <w:bCs/>
-          <w:szCs w:val="24"/>
+          <w:sz w:val="28"/>
+          <w:szCs w:val="28"/>
+        </w:rPr>
+        <w:t>','</w:t>
+      </w:r>
+      <w:r>
+        <w:rPr>
+          <w:rFonts w:ascii="Times New Roman" w:eastAsia="標楷體" w:hAnsi="Times New Roman" w:cs="Times New Roman" w:hint="eastAsia"/>
+          <w:bCs/>
+          <w:sz w:val="28"/>
+          <w:szCs w:val="28"/>
         </w:rPr>
         <w:t>三</w:t>
       </w:r>
@@ -1291,15 +1355,17 @@
         <w:rPr>
           <w:rFonts w:ascii="Times New Roman" w:eastAsia="標楷體" w:hAnsi="Times New Roman" w:cs="Times New Roman" w:hint="eastAsia"/>
           <w:bCs/>
-          <w:szCs w:val="24"/>
-        </w:rPr>
-        <w:t>', '</w:t>
-      </w:r>
-      <w:r>
-        <w:rPr>
-          <w:rFonts w:ascii="Times New Roman" w:eastAsia="標楷體" w:hAnsi="Times New Roman" w:cs="Times New Roman" w:hint="eastAsia"/>
-          <w:bCs/>
-          <w:szCs w:val="24"/>
+          <w:sz w:val="28"/>
+          <w:szCs w:val="28"/>
+        </w:rPr>
+        <w:t>','</w:t>
+      </w:r>
+      <w:r>
+        <w:rPr>
+          <w:rFonts w:ascii="Times New Roman" w:eastAsia="標楷體" w:hAnsi="Times New Roman" w:cs="Times New Roman" w:hint="eastAsia"/>
+          <w:bCs/>
+          <w:sz w:val="28"/>
+          <w:szCs w:val="28"/>
         </w:rPr>
         <w:t>四</w:t>
       </w:r>
@@ -1307,15 +1373,17 @@
         <w:rPr>
           <w:rFonts w:ascii="Times New Roman" w:eastAsia="標楷體" w:hAnsi="Times New Roman" w:cs="Times New Roman" w:hint="eastAsia"/>
           <w:bCs/>
-          <w:szCs w:val="24"/>
-        </w:rPr>
-        <w:t>', '</w:t>
-      </w:r>
-      <w:r>
-        <w:rPr>
-          <w:rFonts w:ascii="Times New Roman" w:eastAsia="標楷體" w:hAnsi="Times New Roman" w:cs="Times New Roman" w:hint="eastAsia"/>
-          <w:bCs/>
-          <w:szCs w:val="24"/>
+          <w:sz w:val="28"/>
+          <w:szCs w:val="28"/>
+        </w:rPr>
+        <w:t>','</w:t>
+      </w:r>
+      <w:r>
+        <w:rPr>
+          <w:rFonts w:ascii="Times New Roman" w:eastAsia="標楷體" w:hAnsi="Times New Roman" w:cs="Times New Roman" w:hint="eastAsia"/>
+          <w:bCs/>
+          <w:sz w:val="28"/>
+          <w:szCs w:val="28"/>
         </w:rPr>
         <w:t>五</w:t>
       </w:r>
@@ -1323,15 +1391,17 @@
         <w:rPr>
           <w:rFonts w:ascii="Times New Roman" w:eastAsia="標楷體" w:hAnsi="Times New Roman" w:cs="Times New Roman" w:hint="eastAsia"/>
           <w:bCs/>
-          <w:szCs w:val="24"/>
-        </w:rPr>
-        <w:t>', '</w:t>
-      </w:r>
-      <w:r>
-        <w:rPr>
-          <w:rFonts w:ascii="Times New Roman" w:eastAsia="標楷體" w:hAnsi="Times New Roman" w:cs="Times New Roman" w:hint="eastAsia"/>
-          <w:bCs/>
-          <w:szCs w:val="24"/>
+          <w:sz w:val="28"/>
+          <w:szCs w:val="28"/>
+        </w:rPr>
+        <w:t>','</w:t>
+      </w:r>
+      <w:r>
+        <w:rPr>
+          <w:rFonts w:ascii="Times New Roman" w:eastAsia="標楷體" w:hAnsi="Times New Roman" w:cs="Times New Roman" w:hint="eastAsia"/>
+          <w:bCs/>
+          <w:sz w:val="28"/>
+          <w:szCs w:val="28"/>
         </w:rPr>
         <w:t>六</w:t>
       </w:r>
@@ -1339,15 +1409,17 @@
         <w:rPr>
           <w:rFonts w:ascii="Times New Roman" w:eastAsia="標楷體" w:hAnsi="Times New Roman" w:cs="Times New Roman" w:hint="eastAsia"/>
           <w:bCs/>
-          <w:szCs w:val="24"/>
-        </w:rPr>
-        <w:t>', '</w:t>
-      </w:r>
-      <w:r>
-        <w:rPr>
-          <w:rFonts w:ascii="Times New Roman" w:eastAsia="標楷體" w:hAnsi="Times New Roman" w:cs="Times New Roman" w:hint="eastAsia"/>
-          <w:bCs/>
-          <w:szCs w:val="24"/>
+          <w:sz w:val="28"/>
+          <w:szCs w:val="28"/>
+        </w:rPr>
+        <w:t>','</w:t>
+      </w:r>
+      <w:r>
+        <w:rPr>
+          <w:rFonts w:ascii="Times New Roman" w:eastAsia="標楷體" w:hAnsi="Times New Roman" w:cs="Times New Roman" w:hint="eastAsia"/>
+          <w:bCs/>
+          <w:sz w:val="28"/>
+          <w:szCs w:val="28"/>
         </w:rPr>
         <w:t>七</w:t>
       </w:r>
@@ -1355,15 +1427,17 @@
         <w:rPr>
           <w:rFonts w:ascii="Times New Roman" w:eastAsia="標楷體" w:hAnsi="Times New Roman" w:cs="Times New Roman" w:hint="eastAsia"/>
           <w:bCs/>
-          <w:szCs w:val="24"/>
-        </w:rPr>
-        <w:t>', '</w:t>
-      </w:r>
-      <w:r>
-        <w:rPr>
-          <w:rFonts w:ascii="Times New Roman" w:eastAsia="標楷體" w:hAnsi="Times New Roman" w:cs="Times New Roman" w:hint="eastAsia"/>
-          <w:bCs/>
-          <w:szCs w:val="24"/>
+          <w:sz w:val="28"/>
+          <w:szCs w:val="28"/>
+        </w:rPr>
+        <w:t>','</w:t>
+      </w:r>
+      <w:r>
+        <w:rPr>
+          <w:rFonts w:ascii="Times New Roman" w:eastAsia="標楷體" w:hAnsi="Times New Roman" w:cs="Times New Roman" w:hint="eastAsia"/>
+          <w:bCs/>
+          <w:sz w:val="28"/>
+          <w:szCs w:val="28"/>
         </w:rPr>
         <w:t>八</w:t>
       </w:r>
@@ -1371,15 +1445,17 @@
         <w:rPr>
           <w:rFonts w:ascii="Times New Roman" w:eastAsia="標楷體" w:hAnsi="Times New Roman" w:cs="Times New Roman" w:hint="eastAsia"/>
           <w:bCs/>
-          <w:szCs w:val="24"/>
-        </w:rPr>
-        <w:t>', '</w:t>
-      </w:r>
-      <w:r>
-        <w:rPr>
-          <w:rFonts w:ascii="Times New Roman" w:eastAsia="標楷體" w:hAnsi="Times New Roman" w:cs="Times New Roman" w:hint="eastAsia"/>
-          <w:bCs/>
-          <w:szCs w:val="24"/>
+          <w:sz w:val="28"/>
+          <w:szCs w:val="28"/>
+        </w:rPr>
+        <w:t>','</w:t>
+      </w:r>
+      <w:r>
+        <w:rPr>
+          <w:rFonts w:ascii="Times New Roman" w:eastAsia="標楷體" w:hAnsi="Times New Roman" w:cs="Times New Roman" w:hint="eastAsia"/>
+          <w:bCs/>
+          <w:sz w:val="28"/>
+          <w:szCs w:val="28"/>
         </w:rPr>
         <w:t>九</w:t>
       </w:r>
@@ -1387,15 +1463,17 @@
         <w:rPr>
           <w:rFonts w:ascii="Times New Roman" w:eastAsia="標楷體" w:hAnsi="Times New Roman" w:cs="Times New Roman" w:hint="eastAsia"/>
           <w:bCs/>
-          <w:szCs w:val="24"/>
-        </w:rPr>
-        <w:t>', '</w:t>
-      </w:r>
-      <w:r>
-        <w:rPr>
-          <w:rFonts w:ascii="Times New Roman" w:eastAsia="標楷體" w:hAnsi="Times New Roman" w:cs="Times New Roman" w:hint="eastAsia"/>
-          <w:bCs/>
-          <w:szCs w:val="24"/>
+          <w:sz w:val="28"/>
+          <w:szCs w:val="28"/>
+        </w:rPr>
+        <w:t>','</w:t>
+      </w:r>
+      <w:r>
+        <w:rPr>
+          <w:rFonts w:ascii="Times New Roman" w:eastAsia="標楷體" w:hAnsi="Times New Roman" w:cs="Times New Roman" w:hint="eastAsia"/>
+          <w:bCs/>
+          <w:sz w:val="28"/>
+          <w:szCs w:val="28"/>
         </w:rPr>
         <w:t>十</w:t>
       </w:r>
@@ -1403,7 +1481,8 @@
         <w:rPr>
           <w:rFonts w:ascii="Times New Roman" w:eastAsia="標楷體" w:hAnsi="Times New Roman" w:cs="Times New Roman" w:hint="eastAsia"/>
           <w:bCs/>
-          <w:szCs w:val="24"/>
+          <w:sz w:val="28"/>
+          <w:szCs w:val="28"/>
         </w:rPr>
         <w:t>'] %}</w:t>
       </w:r>
@@ -1412,52 +1491,60 @@
       <w:pPr>
         <w:snapToGrid w:val="0"/>
         <w:spacing w:afterLines="50" w:after="180" w:line="300" w:lineRule="auto"/>
-        <w:ind w:left="7" w:hangingChars="3" w:hanging="7"/>
-        <w:rPr>
-          <w:rFonts w:ascii="Times New Roman" w:eastAsia="標楷體" w:hAnsi="Times New Roman" w:cs="Times New Roman"/>
-          <w:bCs/>
-          <w:szCs w:val="24"/>
-        </w:rPr>
-      </w:pPr>
-      <w:r>
-        <w:rPr>
-          <w:rFonts w:ascii="Times New Roman" w:eastAsia="標楷體" w:hAnsi="Times New Roman" w:cs="Times New Roman"/>
-          <w:bCs/>
-          <w:szCs w:val="24"/>
-        </w:rPr>
-        <w:t xml:space="preserve">{% for item in </w:t>
+        <w:ind w:left="8" w:hangingChars="3" w:hanging="8"/>
+        <w:rPr>
+          <w:rFonts w:ascii="Times New Roman" w:eastAsia="標楷體" w:hAnsi="Times New Roman" w:cs="Times New Roman"/>
+          <w:bCs/>
+          <w:sz w:val="28"/>
+          <w:szCs w:val="28"/>
+        </w:rPr>
+      </w:pPr>
+      <w:r>
+        <w:rPr>
+          <w:rFonts w:ascii="Times New Roman" w:eastAsia="標楷體" w:hAnsi="Times New Roman" w:cs="Times New Roman"/>
+          <w:bCs/>
+          <w:sz w:val="28"/>
+          <w:szCs w:val="28"/>
+        </w:rPr>
+        <w:t xml:space="preserve">{% for </w:t>
       </w:r>
       <w:proofErr w:type="spellStart"/>
       <w:r>
         <w:rPr>
           <w:rFonts w:ascii="Times New Roman" w:eastAsia="標楷體" w:hAnsi="Times New Roman" w:cs="Times New Roman"/>
           <w:bCs/>
-          <w:szCs w:val="24"/>
-        </w:rPr>
-        <w:t>c</w:t>
-      </w:r>
-      <w:r>
-        <w:rPr>
-          <w:rFonts w:ascii="Times New Roman" w:eastAsia="標楷體" w:hAnsi="Times New Roman" w:cs="Times New Roman"/>
-          <w:bCs/>
-          <w:szCs w:val="24"/>
-        </w:rPr>
-        <w:t>ommittee</w:t>
-      </w:r>
-      <w:r>
-        <w:rPr>
-          <w:rFonts w:ascii="Times New Roman" w:eastAsia="標楷體" w:hAnsi="Times New Roman" w:cs="Times New Roman"/>
-          <w:bCs/>
-          <w:szCs w:val="24"/>
-        </w:rPr>
-        <w:t>_reports</w:t>
+          <w:sz w:val="28"/>
+          <w:szCs w:val="28"/>
+        </w:rPr>
+        <w:t>cr</w:t>
       </w:r>
       <w:proofErr w:type="spellEnd"/>
       <w:r>
         <w:rPr>
           <w:rFonts w:ascii="Times New Roman" w:eastAsia="標楷體" w:hAnsi="Times New Roman" w:cs="Times New Roman"/>
           <w:bCs/>
-          <w:szCs w:val="24"/>
+          <w:sz w:val="28"/>
+          <w:szCs w:val="28"/>
+        </w:rPr>
+        <w:t xml:space="preserve"> in </w:t>
+      </w:r>
+      <w:proofErr w:type="spellStart"/>
+      <w:r>
+        <w:rPr>
+          <w:rFonts w:ascii="Times New Roman" w:eastAsia="標楷體" w:hAnsi="Times New Roman" w:cs="Times New Roman"/>
+          <w:bCs/>
+          <w:sz w:val="28"/>
+          <w:szCs w:val="28"/>
+        </w:rPr>
+        <w:t>committee_reports</w:t>
+      </w:r>
+      <w:proofErr w:type="spellEnd"/>
+      <w:r>
+        <w:rPr>
+          <w:rFonts w:ascii="Times New Roman" w:eastAsia="標楷體" w:hAnsi="Times New Roman" w:cs="Times New Roman"/>
+          <w:bCs/>
+          <w:sz w:val="28"/>
+          <w:szCs w:val="28"/>
         </w:rPr>
         <w:t xml:space="preserve"> %}</w:t>
       </w:r>
@@ -1466,18 +1553,342 @@
       <w:pPr>
         <w:snapToGrid w:val="0"/>
         <w:spacing w:afterLines="50" w:after="180" w:line="300" w:lineRule="auto"/>
-        <w:ind w:left="7" w:hangingChars="3" w:hanging="7"/>
-        <w:rPr>
-          <w:rFonts w:ascii="Times New Roman" w:eastAsia="標楷體" w:hAnsi="Times New Roman" w:cs="Times New Roman"/>
-          <w:bCs/>
-          <w:szCs w:val="24"/>
-        </w:rPr>
-      </w:pPr>
-      <w:r>
-        <w:rPr>
-          <w:rFonts w:ascii="Times New Roman" w:eastAsia="標楷體" w:hAnsi="Times New Roman" w:cs="Times New Roman" w:hint="eastAsia"/>
-          <w:bCs/>
-          <w:szCs w:val="24"/>
+        <w:ind w:left="8" w:hangingChars="3" w:hanging="8"/>
+        <w:rPr>
+          <w:rFonts w:ascii="Times New Roman" w:eastAsia="標楷體" w:hAnsi="Times New Roman" w:cs="Times New Roman"/>
+          <w:bCs/>
+          <w:sz w:val="28"/>
+          <w:szCs w:val="28"/>
+        </w:rPr>
+      </w:pPr>
+      <w:r>
+        <w:rPr>
+          <w:rFonts w:ascii="Times New Roman" w:eastAsia="標楷體" w:hAnsi="Times New Roman" w:cs="Times New Roman" w:hint="eastAsia"/>
+          <w:bCs/>
+          <w:sz w:val="28"/>
+          <w:szCs w:val="28"/>
+        </w:rPr>
+        <w:t xml:space="preserve">　　</w:t>
+      </w:r>
+      <w:r>
+        <w:rPr>
+          <w:rFonts w:ascii="Times New Roman" w:eastAsia="標楷體" w:hAnsi="Times New Roman" w:cs="Times New Roman" w:hint="eastAsia"/>
+          <w:bCs/>
+          <w:sz w:val="28"/>
+          <w:szCs w:val="28"/>
+        </w:rPr>
+        <w:t xml:space="preserve">{{ (loop.index0 &lt; </w:t>
+      </w:r>
+      <w:proofErr w:type="spellStart"/>
+      <w:r>
+        <w:rPr>
+          <w:rFonts w:ascii="Times New Roman" w:eastAsia="標楷體" w:hAnsi="Times New Roman" w:cs="Times New Roman" w:hint="eastAsia"/>
+          <w:bCs/>
+          <w:sz w:val="28"/>
+          <w:szCs w:val="28"/>
+        </w:rPr>
+        <w:t>chinese_nums|length</w:t>
+      </w:r>
+      <w:proofErr w:type="spellEnd"/>
+      <w:r>
+        <w:rPr>
+          <w:rFonts w:ascii="Times New Roman" w:eastAsia="標楷體" w:hAnsi="Times New Roman" w:cs="Times New Roman" w:hint="eastAsia"/>
+          <w:bCs/>
+          <w:sz w:val="28"/>
+          <w:szCs w:val="28"/>
+        </w:rPr>
+        <w:t xml:space="preserve">) and </w:t>
+      </w:r>
+      <w:proofErr w:type="spellStart"/>
+      <w:r>
+        <w:rPr>
+          <w:rFonts w:ascii="Times New Roman" w:eastAsia="標楷體" w:hAnsi="Times New Roman" w:cs="Times New Roman" w:hint="eastAsia"/>
+          <w:bCs/>
+          <w:sz w:val="28"/>
+          <w:szCs w:val="28"/>
+        </w:rPr>
+        <w:t>chinese_nums</w:t>
+      </w:r>
+      <w:proofErr w:type="spellEnd"/>
+      <w:r>
+        <w:rPr>
+          <w:rFonts w:ascii="Times New Roman" w:eastAsia="標楷體" w:hAnsi="Times New Roman" w:cs="Times New Roman" w:hint="eastAsia"/>
+          <w:bCs/>
+          <w:sz w:val="28"/>
+          <w:szCs w:val="28"/>
+        </w:rPr>
+        <w:t xml:space="preserve">[loop.index0] or </w:t>
+      </w:r>
+      <w:proofErr w:type="spellStart"/>
+      <w:r>
+        <w:rPr>
+          <w:rFonts w:ascii="Times New Roman" w:eastAsia="標楷體" w:hAnsi="Times New Roman" w:cs="Times New Roman" w:hint="eastAsia"/>
+          <w:bCs/>
+          <w:sz w:val="28"/>
+          <w:szCs w:val="28"/>
+        </w:rPr>
+        <w:t>loop.index</w:t>
+      </w:r>
+      <w:proofErr w:type="spellEnd"/>
+      <w:r>
+        <w:rPr>
+          <w:rFonts w:ascii="Times New Roman" w:eastAsia="標楷體" w:hAnsi="Times New Roman" w:cs="Times New Roman" w:hint="eastAsia"/>
+          <w:bCs/>
+          <w:sz w:val="28"/>
+          <w:szCs w:val="28"/>
+        </w:rPr>
+        <w:t xml:space="preserve"> }}</w:t>
+      </w:r>
+      <w:r>
+        <w:rPr>
+          <w:rFonts w:ascii="Times New Roman" w:eastAsia="標楷體" w:hAnsi="Times New Roman" w:cs="Times New Roman" w:hint="eastAsia"/>
+          <w:bCs/>
+          <w:sz w:val="28"/>
+          <w:szCs w:val="28"/>
+        </w:rPr>
+        <w:t>、</w:t>
+      </w:r>
+    </w:p>
+    <w:p>
+      <w:pPr>
+        <w:snapToGrid w:val="0"/>
+        <w:spacing w:afterLines="50" w:after="180" w:line="300" w:lineRule="auto"/>
+        <w:ind w:left="8" w:hangingChars="3" w:hanging="8"/>
+        <w:rPr>
+          <w:rFonts w:ascii="Times New Roman" w:eastAsia="標楷體" w:hAnsi="Times New Roman" w:cs="Times New Roman"/>
+          <w:bCs/>
+          <w:sz w:val="28"/>
+          <w:szCs w:val="28"/>
+        </w:rPr>
+      </w:pPr>
+      <w:r>
+        <w:rPr>
+          <w:rFonts w:ascii="Times New Roman" w:eastAsia="標楷體" w:hAnsi="Times New Roman" w:cs="Times New Roman" w:hint="eastAsia"/>
+          <w:bCs/>
+          <w:sz w:val="28"/>
+          <w:szCs w:val="28"/>
+        </w:rPr>
+        <w:t xml:space="preserve">　　</w:t>
+      </w:r>
+      <w:r>
+        <w:rPr>
+          <w:rFonts w:ascii="Times New Roman" w:eastAsia="標楷體" w:hAnsi="Times New Roman" w:cs="Times New Roman" w:hint="eastAsia"/>
+          <w:bCs/>
+          <w:sz w:val="28"/>
+          <w:szCs w:val="28"/>
+        </w:rPr>
+        <w:t xml:space="preserve">{% if </w:t>
+      </w:r>
+      <w:proofErr w:type="spellStart"/>
+      <w:r>
+        <w:rPr>
+          <w:rFonts w:ascii="Times New Roman" w:eastAsia="標楷體" w:hAnsi="Times New Roman" w:cs="Times New Roman" w:hint="eastAsia"/>
+          <w:bCs/>
+          <w:sz w:val="28"/>
+          <w:szCs w:val="28"/>
+        </w:rPr>
+        <w:t>cr.committee</w:t>
+      </w:r>
+      <w:proofErr w:type="spellEnd"/>
+      <w:r>
+        <w:rPr>
+          <w:rFonts w:ascii="Times New Roman" w:eastAsia="標楷體" w:hAnsi="Times New Roman" w:cs="Times New Roman" w:hint="eastAsia"/>
+          <w:bCs/>
+          <w:sz w:val="28"/>
+          <w:szCs w:val="28"/>
+        </w:rPr>
+        <w:t xml:space="preserve"> is defined and </w:t>
+      </w:r>
+      <w:proofErr w:type="spellStart"/>
+      <w:r>
+        <w:rPr>
+          <w:rFonts w:ascii="Times New Roman" w:eastAsia="標楷體" w:hAnsi="Times New Roman" w:cs="Times New Roman" w:hint="eastAsia"/>
+          <w:bCs/>
+          <w:sz w:val="28"/>
+          <w:szCs w:val="28"/>
+        </w:rPr>
+        <w:t>cr.committee</w:t>
+      </w:r>
+      <w:proofErr w:type="spellEnd"/>
+      <w:r>
+        <w:rPr>
+          <w:rFonts w:ascii="Times New Roman" w:eastAsia="標楷體" w:hAnsi="Times New Roman" w:cs="Times New Roman" w:hint="eastAsia"/>
+          <w:bCs/>
+          <w:sz w:val="28"/>
+          <w:szCs w:val="28"/>
+        </w:rPr>
+        <w:t xml:space="preserve"> %}{{ </w:t>
+      </w:r>
+      <w:proofErr w:type="spellStart"/>
+      <w:r>
+        <w:rPr>
+          <w:rFonts w:ascii="Times New Roman" w:eastAsia="標楷體" w:hAnsi="Times New Roman" w:cs="Times New Roman" w:hint="eastAsia"/>
+          <w:bCs/>
+          <w:sz w:val="28"/>
+          <w:szCs w:val="28"/>
+        </w:rPr>
+        <w:t>cr.committee</w:t>
+      </w:r>
+      <w:proofErr w:type="spellEnd"/>
+      <w:r>
+        <w:rPr>
+          <w:rFonts w:ascii="Times New Roman" w:eastAsia="標楷體" w:hAnsi="Times New Roman" w:cs="Times New Roman" w:hint="eastAsia"/>
+          <w:bCs/>
+          <w:sz w:val="28"/>
+          <w:szCs w:val="28"/>
+        </w:rPr>
+        <w:t xml:space="preserve"> }}</w:t>
+      </w:r>
+      <w:r>
+        <w:rPr>
+          <w:rFonts w:ascii="Times New Roman" w:eastAsia="標楷體" w:hAnsi="Times New Roman" w:cs="Times New Roman" w:hint="eastAsia"/>
+          <w:bCs/>
+          <w:sz w:val="28"/>
+          <w:szCs w:val="28"/>
+        </w:rPr>
+        <w:t>：</w:t>
+      </w:r>
+      <w:r>
+        <w:rPr>
+          <w:rFonts w:ascii="Times New Roman" w:eastAsia="標楷體" w:hAnsi="Times New Roman" w:cs="Times New Roman" w:hint="eastAsia"/>
+          <w:bCs/>
+          <w:sz w:val="28"/>
+          <w:szCs w:val="28"/>
+        </w:rPr>
+        <w:t xml:space="preserve">{% endif %}{{ </w:t>
+      </w:r>
+      <w:proofErr w:type="spellStart"/>
+      <w:r>
+        <w:rPr>
+          <w:rFonts w:ascii="Times New Roman" w:eastAsia="標楷體" w:hAnsi="Times New Roman" w:cs="Times New Roman" w:hint="eastAsia"/>
+          <w:bCs/>
+          <w:sz w:val="28"/>
+          <w:szCs w:val="28"/>
+        </w:rPr>
+        <w:t>cr.item|default</w:t>
+      </w:r>
+      <w:proofErr w:type="spellEnd"/>
+      <w:r>
+        <w:rPr>
+          <w:rFonts w:ascii="Times New Roman" w:eastAsia="標楷體" w:hAnsi="Times New Roman" w:cs="Times New Roman" w:hint="eastAsia"/>
+          <w:bCs/>
+          <w:sz w:val="28"/>
+          <w:szCs w:val="28"/>
+        </w:rPr>
+        <w:t>(</w:t>
+      </w:r>
+      <w:proofErr w:type="spellStart"/>
+      <w:r>
+        <w:rPr>
+          <w:rFonts w:ascii="Times New Roman" w:eastAsia="標楷體" w:hAnsi="Times New Roman" w:cs="Times New Roman" w:hint="eastAsia"/>
+          <w:bCs/>
+          <w:sz w:val="28"/>
+          <w:szCs w:val="28"/>
+        </w:rPr>
+        <w:t>cr</w:t>
+      </w:r>
+      <w:proofErr w:type="spellEnd"/>
+      <w:r>
+        <w:rPr>
+          <w:rFonts w:ascii="Times New Roman" w:eastAsia="標楷體" w:hAnsi="Times New Roman" w:cs="Times New Roman" w:hint="eastAsia"/>
+          <w:bCs/>
+          <w:sz w:val="28"/>
+          <w:szCs w:val="28"/>
+        </w:rPr>
+        <w:t>) }}</w:t>
+      </w:r>
+    </w:p>
+    <w:p>
+      <w:pPr>
+        <w:snapToGrid w:val="0"/>
+        <w:spacing w:afterLines="50" w:after="180" w:line="300" w:lineRule="auto"/>
+        <w:ind w:left="8" w:hangingChars="3" w:hanging="8"/>
+        <w:rPr>
+          <w:rFonts w:ascii="Times New Roman" w:eastAsia="標楷體" w:hAnsi="Times New Roman" w:cs="Times New Roman"/>
+          <w:bCs/>
+          <w:sz w:val="28"/>
+          <w:szCs w:val="28"/>
+        </w:rPr>
+      </w:pPr>
+      <w:r>
+        <w:rPr>
+          <w:rFonts w:ascii="Times New Roman" w:eastAsia="標楷體" w:hAnsi="Times New Roman" w:cs="Times New Roman"/>
+          <w:bCs/>
+          <w:sz w:val="28"/>
+          <w:szCs w:val="28"/>
+        </w:rPr>
+        <w:t xml:space="preserve">{% </w:t>
+      </w:r>
+      <w:proofErr w:type="spellStart"/>
+      <w:r>
+        <w:rPr>
+          <w:rFonts w:ascii="Times New Roman" w:eastAsia="標楷體" w:hAnsi="Times New Roman" w:cs="Times New Roman"/>
+          <w:bCs/>
+          <w:sz w:val="28"/>
+          <w:szCs w:val="28"/>
+        </w:rPr>
+        <w:t>endfor</w:t>
+      </w:r>
+      <w:proofErr w:type="spellEnd"/>
+      <w:r>
+        <w:rPr>
+          <w:rFonts w:ascii="Times New Roman" w:eastAsia="標楷體" w:hAnsi="Times New Roman" w:cs="Times New Roman"/>
+          <w:bCs/>
+          <w:sz w:val="28"/>
+          <w:szCs w:val="28"/>
+        </w:rPr>
+        <w:t xml:space="preserve"> %}</w:t>
+      </w:r>
+    </w:p>
+    <w:p>
+      <w:pPr>
+        <w:snapToGrid w:val="0"/>
+        <w:spacing w:afterLines="50" w:after="180" w:line="300" w:lineRule="auto"/>
+        <w:ind w:left="8" w:hangingChars="3" w:hanging="8"/>
+        <w:rPr>
+          <w:rFonts w:ascii="Times New Roman" w:eastAsia="標楷體" w:hAnsi="Times New Roman" w:cs="Times New Roman"/>
+          <w:bCs/>
+          <w:sz w:val="28"/>
+          <w:szCs w:val="28"/>
+        </w:rPr>
+      </w:pPr>
+      <w:r>
+        <w:rPr>
+          <w:rFonts w:ascii="Times New Roman" w:eastAsia="標楷體" w:hAnsi="Times New Roman" w:cs="Times New Roman"/>
+          <w:bCs/>
+          <w:sz w:val="28"/>
+          <w:szCs w:val="28"/>
+        </w:rPr>
+        <w:t>{% endif %}</w:t>
+      </w:r>
+    </w:p>
+    <w:p>
+      <w:pPr>
+        <w:snapToGrid w:val="0"/>
+        <w:spacing w:afterLines="50" w:after="180" w:line="300" w:lineRule="auto"/>
+        <w:ind w:left="8" w:hangingChars="3" w:hanging="8"/>
+        <w:rPr>
+          <w:rFonts w:ascii="Times New Roman" w:eastAsia="標楷體" w:hAnsi="Times New Roman" w:cs="Times New Roman"/>
+          <w:bCs/>
+          <w:sz w:val="28"/>
+          <w:szCs w:val="28"/>
+        </w:rPr>
+      </w:pPr>
+      <w:r>
+        <w:rPr>
+          <w:rFonts w:ascii="Times New Roman" w:eastAsia="標楷體" w:hAnsi="Times New Roman" w:cs="Times New Roman" w:hint="eastAsia"/>
+          <w:bCs/>
+          <w:sz w:val="28"/>
+          <w:szCs w:val="28"/>
+        </w:rPr>
+        <w:t>主席裁示：</w:t>
+      </w:r>
+      <w:r>
+        <w:rPr>
+          <w:rFonts w:ascii="Times New Roman" w:eastAsia="標楷體" w:hAnsi="Times New Roman" w:cs="Times New Roman" w:hint="eastAsia"/>
+          <w:bCs/>
+          <w:sz w:val="28"/>
+          <w:szCs w:val="28"/>
         </w:rPr>
         <w:t xml:space="preserve">{{ </w:t>
       </w:r>
@@ -1486,145 +1897,15 @@
         <w:rPr>
           <w:rFonts w:ascii="Times New Roman" w:eastAsia="標楷體" w:hAnsi="Times New Roman" w:cs="Times New Roman" w:hint="eastAsia"/>
           <w:bCs/>
-          <w:szCs w:val="24"/>
-        </w:rPr>
-        <w:t>chinese_nums</w:t>
+          <w:sz w:val="28"/>
+          <w:szCs w:val="28"/>
+        </w:rPr>
+        <w:t>committee_comment</w:t>
       </w:r>
       <w:proofErr w:type="spellEnd"/>
       <w:r>
         <w:rPr>
           <w:rFonts w:ascii="Times New Roman" w:eastAsia="標楷體" w:hAnsi="Times New Roman" w:cs="Times New Roman" w:hint="eastAsia"/>
-          <w:bCs/>
-          <w:szCs w:val="24"/>
-        </w:rPr>
-        <w:t xml:space="preserve">[loop.index0 if loop.index0 &lt; </w:t>
-      </w:r>
-      <w:proofErr w:type="spellStart"/>
-      <w:r>
-        <w:rPr>
-          <w:rFonts w:ascii="Times New Roman" w:eastAsia="標楷體" w:hAnsi="Times New Roman" w:cs="Times New Roman" w:hint="eastAsia"/>
-          <w:bCs/>
-          <w:szCs w:val="24"/>
-        </w:rPr>
-        <w:t>chinese_nums|length</w:t>
-      </w:r>
-      <w:proofErr w:type="spellEnd"/>
-      <w:r>
-        <w:rPr>
-          <w:rFonts w:ascii="Times New Roman" w:eastAsia="標楷體" w:hAnsi="Times New Roman" w:cs="Times New Roman" w:hint="eastAsia"/>
-          <w:bCs/>
-          <w:szCs w:val="24"/>
-        </w:rPr>
-        <w:t xml:space="preserve"> else 0] }}</w:t>
-      </w:r>
-      <w:r>
-        <w:rPr>
-          <w:rFonts w:ascii="Times New Roman" w:eastAsia="標楷體" w:hAnsi="Times New Roman" w:cs="Times New Roman" w:hint="eastAsia"/>
-          <w:bCs/>
-          <w:szCs w:val="24"/>
-        </w:rPr>
-        <w:t>、</w:t>
-      </w:r>
-      <w:r>
-        <w:rPr>
-          <w:rFonts w:ascii="Times New Roman" w:eastAsia="標楷體" w:hAnsi="Times New Roman" w:cs="Times New Roman" w:hint="eastAsia"/>
-          <w:bCs/>
-          <w:szCs w:val="24"/>
-        </w:rPr>
-        <w:lastRenderedPageBreak/>
-        <w:t>{{ item }}</w:t>
-      </w:r>
-      <w:r>
-        <w:rPr>
-          <w:rFonts w:ascii="Times New Roman" w:eastAsia="標楷體" w:hAnsi="Times New Roman" w:cs="Times New Roman" w:hint="eastAsia"/>
-          <w:bCs/>
-          <w:szCs w:val="24"/>
-        </w:rPr>
-        <w:t>。</w:t>
-      </w:r>
-    </w:p>
-    <w:p>
-      <w:pPr>
-        <w:snapToGrid w:val="0"/>
-        <w:spacing w:afterLines="50" w:after="180" w:line="300" w:lineRule="auto"/>
-        <w:ind w:left="7" w:hangingChars="3" w:hanging="7"/>
-        <w:rPr>
-          <w:rFonts w:ascii="Times New Roman" w:eastAsia="標楷體" w:hAnsi="Times New Roman" w:cs="Times New Roman"/>
-          <w:bCs/>
-          <w:szCs w:val="24"/>
-        </w:rPr>
-      </w:pPr>
-      <w:r>
-        <w:rPr>
-          <w:rFonts w:ascii="Times New Roman" w:eastAsia="標楷體" w:hAnsi="Times New Roman" w:cs="Times New Roman"/>
-          <w:bCs/>
-          <w:szCs w:val="24"/>
-        </w:rPr>
-        <w:t xml:space="preserve">{% </w:t>
-      </w:r>
-      <w:proofErr w:type="spellStart"/>
-      <w:r>
-        <w:rPr>
-          <w:rFonts w:ascii="Times New Roman" w:eastAsia="標楷體" w:hAnsi="Times New Roman" w:cs="Times New Roman"/>
-          <w:bCs/>
-          <w:szCs w:val="24"/>
-        </w:rPr>
-        <w:t>endfor</w:t>
-      </w:r>
-      <w:proofErr w:type="spellEnd"/>
-      <w:r>
-        <w:rPr>
-          <w:rFonts w:ascii="Times New Roman" w:eastAsia="標楷體" w:hAnsi="Times New Roman" w:cs="Times New Roman"/>
-          <w:bCs/>
-          <w:szCs w:val="24"/>
-        </w:rPr>
-        <w:t xml:space="preserve"> %}</w:t>
-      </w:r>
-    </w:p>
-    <w:p>
-      <w:pPr>
-        <w:snapToGrid w:val="0"/>
-        <w:spacing w:afterLines="50" w:after="180" w:line="300" w:lineRule="auto"/>
-        <w:ind w:left="8" w:hangingChars="3" w:hanging="8"/>
-        <w:rPr>
-          <w:rFonts w:ascii="Times New Roman" w:eastAsia="標楷體" w:hAnsi="Times New Roman" w:cs="Times New Roman"/>
-          <w:bCs/>
-          <w:sz w:val="28"/>
-          <w:szCs w:val="28"/>
-        </w:rPr>
-      </w:pPr>
-      <w:r>
-        <w:rPr>
-          <w:rFonts w:ascii="Times New Roman" w:eastAsia="標楷體" w:hAnsi="Times New Roman" w:cs="Times New Roman" w:hint="eastAsia"/>
-          <w:b/>
-          <w:sz w:val="28"/>
-          <w:szCs w:val="28"/>
-        </w:rPr>
-        <w:t>主席裁示：</w:t>
-      </w:r>
-      <w:r>
-        <w:rPr>
-          <w:rFonts w:ascii="Times New Roman" w:eastAsia="標楷體" w:hAnsi="Times New Roman" w:cs="Times New Roman"/>
-          <w:bCs/>
-          <w:sz w:val="28"/>
-          <w:szCs w:val="28"/>
-        </w:rPr>
-        <w:t xml:space="preserve">{{ </w:t>
-      </w:r>
-      <w:proofErr w:type="spellStart"/>
-      <w:r>
-        <w:rPr>
-          <w:rFonts w:ascii="Times New Roman" w:eastAsia="標楷體" w:hAnsi="Times New Roman" w:cs="Times New Roman"/>
-          <w:bCs/>
-          <w:sz w:val="28"/>
-          <w:szCs w:val="28"/>
-        </w:rPr>
-        <w:t>committee_comment</w:t>
-      </w:r>
-      <w:proofErr w:type="spellEnd"/>
-      <w:r>
-        <w:rPr>
-          <w:rFonts w:ascii="Times New Roman" w:eastAsia="標楷體" w:hAnsi="Times New Roman" w:cs="Times New Roman"/>
           <w:bCs/>
           <w:sz w:val="28"/>
           <w:szCs w:val="28"/>
@@ -1658,27 +1939,68 @@
       <w:pPr>
         <w:snapToGrid w:val="0"/>
         <w:spacing w:afterLines="50" w:after="180" w:line="300" w:lineRule="auto"/>
-        <w:ind w:left="7" w:hangingChars="3" w:hanging="7"/>
-        <w:rPr>
-          <w:rFonts w:ascii="Times New Roman" w:eastAsia="標楷體" w:hAnsi="Times New Roman" w:cs="Times New Roman"/>
-          <w:bCs/>
-          <w:szCs w:val="24"/>
-        </w:rPr>
-      </w:pPr>
-      <w:r>
-        <w:rPr>
-          <w:rFonts w:ascii="Times New Roman" w:eastAsia="標楷體" w:hAnsi="Times New Roman" w:cs="Times New Roman" w:hint="eastAsia"/>
-          <w:bCs/>
-          <w:szCs w:val="24"/>
-        </w:rPr>
-        <w:t xml:space="preserve">{% set </w:t>
+        <w:rPr>
+          <w:rFonts w:ascii="Times New Roman" w:eastAsia="標楷體" w:hAnsi="Times New Roman" w:cs="Times New Roman"/>
+          <w:bCs/>
+          <w:sz w:val="28"/>
+          <w:szCs w:val="28"/>
+        </w:rPr>
+      </w:pPr>
+      <w:r>
+        <w:rPr>
+          <w:rFonts w:ascii="Times New Roman" w:eastAsia="標楷體" w:hAnsi="Times New Roman" w:cs="Times New Roman"/>
+          <w:bCs/>
+          <w:sz w:val="28"/>
+          <w:szCs w:val="28"/>
+        </w:rPr>
+        <w:t>{% for p in proposals %}</w:t>
+      </w:r>
+    </w:p>
+    <w:p>
+      <w:pPr>
+        <w:snapToGrid w:val="0"/>
+        <w:spacing w:afterLines="50" w:after="180" w:line="300" w:lineRule="auto"/>
+        <w:rPr>
+          <w:rFonts w:ascii="Times New Roman" w:eastAsia="標楷體" w:hAnsi="Times New Roman" w:cs="Times New Roman"/>
+          <w:bCs/>
+          <w:sz w:val="28"/>
+          <w:szCs w:val="28"/>
+        </w:rPr>
+      </w:pPr>
+      <w:r>
+        <w:rPr>
+          <w:rFonts w:ascii="Times New Roman" w:eastAsia="標楷體" w:hAnsi="Times New Roman" w:cs="Times New Roman" w:hint="eastAsia"/>
+          <w:bCs/>
+          <w:sz w:val="28"/>
+          <w:szCs w:val="28"/>
+        </w:rPr>
+        <w:t xml:space="preserve">　　</w:t>
+      </w:r>
+      <w:r>
+        <w:rPr>
+          <w:rFonts w:ascii="Times New Roman" w:eastAsia="標楷體" w:hAnsi="Times New Roman" w:cs="Times New Roman" w:hint="eastAsia"/>
+          <w:bCs/>
+          <w:sz w:val="28"/>
+          <w:szCs w:val="28"/>
+        </w:rPr>
+        <w:t>案由</w:t>
+      </w:r>
+      <w:r>
+        <w:rPr>
+          <w:rFonts w:ascii="Times New Roman" w:eastAsia="標楷體" w:hAnsi="Times New Roman" w:cs="Times New Roman" w:hint="eastAsia"/>
+          <w:bCs/>
+          <w:sz w:val="28"/>
+          <w:szCs w:val="28"/>
+        </w:rPr>
+        <w:t xml:space="preserve"> {{ </w:t>
       </w:r>
       <w:proofErr w:type="spellStart"/>
       <w:r>
         <w:rPr>
           <w:rFonts w:ascii="Times New Roman" w:eastAsia="標楷體" w:hAnsi="Times New Roman" w:cs="Times New Roman" w:hint="eastAsia"/>
           <w:bCs/>
-          <w:szCs w:val="24"/>
+          <w:sz w:val="28"/>
+          <w:szCs w:val="28"/>
         </w:rPr>
         <w:t>chinese_nums</w:t>
       </w:r>
@@ -1687,238 +2009,28 @@
         <w:rPr>
           <w:rFonts w:ascii="Times New Roman" w:eastAsia="標楷體" w:hAnsi="Times New Roman" w:cs="Times New Roman" w:hint="eastAsia"/>
           <w:bCs/>
-          <w:szCs w:val="24"/>
-        </w:rPr>
-        <w:t xml:space="preserve"> = ['</w:t>
-      </w:r>
-      <w:r>
-        <w:rPr>
-          <w:rFonts w:ascii="Times New Roman" w:eastAsia="標楷體" w:hAnsi="Times New Roman" w:cs="Times New Roman" w:hint="eastAsia"/>
-          <w:bCs/>
-          <w:szCs w:val="24"/>
-        </w:rPr>
-        <w:t>一</w:t>
-      </w:r>
-      <w:r>
-        <w:rPr>
-          <w:rFonts w:ascii="Times New Roman" w:eastAsia="標楷體" w:hAnsi="Times New Roman" w:cs="Times New Roman" w:hint="eastAsia"/>
-          <w:bCs/>
-          <w:szCs w:val="24"/>
-        </w:rPr>
-        <w:t>','</w:t>
-      </w:r>
-      <w:r>
-        <w:rPr>
-          <w:rFonts w:ascii="Times New Roman" w:eastAsia="標楷體" w:hAnsi="Times New Roman" w:cs="Times New Roman" w:hint="eastAsia"/>
-          <w:bCs/>
-          <w:szCs w:val="24"/>
-        </w:rPr>
-        <w:t>二</w:t>
-      </w:r>
-      <w:r>
-        <w:rPr>
-          <w:rFonts w:ascii="Times New Roman" w:eastAsia="標楷體" w:hAnsi="Times New Roman" w:cs="Times New Roman" w:hint="eastAsia"/>
-          <w:bCs/>
-          <w:szCs w:val="24"/>
-        </w:rPr>
-        <w:t>','</w:t>
-      </w:r>
-      <w:r>
-        <w:rPr>
-          <w:rFonts w:ascii="Times New Roman" w:eastAsia="標楷體" w:hAnsi="Times New Roman" w:cs="Times New Roman" w:hint="eastAsia"/>
-          <w:bCs/>
-          <w:szCs w:val="24"/>
-        </w:rPr>
-        <w:t>三</w:t>
-      </w:r>
-      <w:r>
-        <w:rPr>
-          <w:rFonts w:ascii="Times New Roman" w:eastAsia="標楷體" w:hAnsi="Times New Roman" w:cs="Times New Roman" w:hint="eastAsia"/>
-          <w:bCs/>
-          <w:szCs w:val="24"/>
-        </w:rPr>
-        <w:t>','</w:t>
-      </w:r>
-      <w:r>
-        <w:rPr>
-          <w:rFonts w:ascii="Times New Roman" w:eastAsia="標楷體" w:hAnsi="Times New Roman" w:cs="Times New Roman" w:hint="eastAsia"/>
-          <w:bCs/>
-          <w:szCs w:val="24"/>
-        </w:rPr>
-        <w:t>四</w:t>
-      </w:r>
-      <w:r>
-        <w:rPr>
-          <w:rFonts w:ascii="Times New Roman" w:eastAsia="標楷體" w:hAnsi="Times New Roman" w:cs="Times New Roman" w:hint="eastAsia"/>
-          <w:bCs/>
-          <w:szCs w:val="24"/>
-        </w:rPr>
-        <w:t>','</w:t>
-      </w:r>
-      <w:r>
-        <w:rPr>
-          <w:rFonts w:ascii="Times New Roman" w:eastAsia="標楷體" w:hAnsi="Times New Roman" w:cs="Times New Roman" w:hint="eastAsia"/>
-          <w:bCs/>
-          <w:szCs w:val="24"/>
-        </w:rPr>
-        <w:t>五</w:t>
-      </w:r>
-      <w:r>
-        <w:rPr>
-          <w:rFonts w:ascii="Times New Roman" w:eastAsia="標楷體" w:hAnsi="Times New Roman" w:cs="Times New Roman" w:hint="eastAsia"/>
-          <w:bCs/>
-          <w:szCs w:val="24"/>
-        </w:rPr>
-        <w:t>','</w:t>
-      </w:r>
-      <w:r>
-        <w:rPr>
-          <w:rFonts w:ascii="Times New Roman" w:eastAsia="標楷體" w:hAnsi="Times New Roman" w:cs="Times New Roman" w:hint="eastAsia"/>
-          <w:bCs/>
-          <w:szCs w:val="24"/>
-        </w:rPr>
-        <w:t>六</w:t>
-      </w:r>
-      <w:r>
-        <w:rPr>
-          <w:rFonts w:ascii="Times New Roman" w:eastAsia="標楷體" w:hAnsi="Times New Roman" w:cs="Times New Roman" w:hint="eastAsia"/>
-          <w:bCs/>
-          <w:szCs w:val="24"/>
-        </w:rPr>
-        <w:t>','</w:t>
-      </w:r>
-      <w:r>
-        <w:rPr>
-          <w:rFonts w:ascii="Times New Roman" w:eastAsia="標楷體" w:hAnsi="Times New Roman" w:cs="Times New Roman" w:hint="eastAsia"/>
-          <w:bCs/>
-          <w:szCs w:val="24"/>
-        </w:rPr>
-        <w:t>七</w:t>
-      </w:r>
-      <w:r>
-        <w:rPr>
-          <w:rFonts w:ascii="Times New Roman" w:eastAsia="標楷體" w:hAnsi="Times New Roman" w:cs="Times New Roman" w:hint="eastAsia"/>
-          <w:bCs/>
-          <w:szCs w:val="24"/>
-        </w:rPr>
-        <w:t>','</w:t>
-      </w:r>
-      <w:r>
-        <w:rPr>
-          <w:rFonts w:ascii="Times New Roman" w:eastAsia="標楷體" w:hAnsi="Times New Roman" w:cs="Times New Roman" w:hint="eastAsia"/>
-          <w:bCs/>
-          <w:szCs w:val="24"/>
-        </w:rPr>
-        <w:t>八</w:t>
-      </w:r>
-      <w:r>
-        <w:rPr>
-          <w:rFonts w:ascii="Times New Roman" w:eastAsia="標楷體" w:hAnsi="Times New Roman" w:cs="Times New Roman" w:hint="eastAsia"/>
-          <w:bCs/>
-          <w:szCs w:val="24"/>
-        </w:rPr>
-        <w:t>','</w:t>
-      </w:r>
-      <w:r>
-        <w:rPr>
-          <w:rFonts w:ascii="Times New Roman" w:eastAsia="標楷體" w:hAnsi="Times New Roman" w:cs="Times New Roman" w:hint="eastAsia"/>
-          <w:bCs/>
-          <w:szCs w:val="24"/>
-        </w:rPr>
-        <w:t>九</w:t>
-      </w:r>
-      <w:r>
-        <w:rPr>
-          <w:rFonts w:ascii="Times New Roman" w:eastAsia="標楷體" w:hAnsi="Times New Roman" w:cs="Times New Roman" w:hint="eastAsia"/>
-          <w:bCs/>
-          <w:szCs w:val="24"/>
-        </w:rPr>
-        <w:t>','</w:t>
-      </w:r>
-      <w:r>
-        <w:rPr>
-          <w:rFonts w:ascii="Times New Roman" w:eastAsia="標楷體" w:hAnsi="Times New Roman" w:cs="Times New Roman" w:hint="eastAsia"/>
-          <w:bCs/>
-          <w:szCs w:val="24"/>
-        </w:rPr>
-        <w:t>十</w:t>
-      </w:r>
-      <w:r>
-        <w:rPr>
-          <w:rFonts w:ascii="Times New Roman" w:eastAsia="標楷體" w:hAnsi="Times New Roman" w:cs="Times New Roman" w:hint="eastAsia"/>
-          <w:bCs/>
-          <w:szCs w:val="24"/>
-        </w:rPr>
-        <w:t>'] %}</w:t>
-      </w:r>
-    </w:p>
-    <w:p>
-      <w:pPr>
-        <w:snapToGrid w:val="0"/>
-        <w:spacing w:afterLines="50" w:after="180" w:line="300" w:lineRule="auto"/>
-        <w:ind w:left="7" w:hangingChars="3" w:hanging="7"/>
-        <w:rPr>
-          <w:rFonts w:ascii="Times New Roman" w:eastAsia="標楷體" w:hAnsi="Times New Roman" w:cs="Times New Roman"/>
-          <w:bCs/>
-          <w:szCs w:val="24"/>
-        </w:rPr>
-      </w:pPr>
-      <w:r>
-        <w:rPr>
-          <w:rFonts w:ascii="Times New Roman" w:eastAsia="標楷體" w:hAnsi="Times New Roman" w:cs="Times New Roman"/>
-          <w:bCs/>
-          <w:szCs w:val="24"/>
-        </w:rPr>
-        <w:t>{% for p in proposals %}</w:t>
-      </w:r>
-    </w:p>
-    <w:p>
-      <w:pPr>
-        <w:snapToGrid w:val="0"/>
-        <w:spacing w:afterLines="50" w:after="180" w:line="300" w:lineRule="auto"/>
-        <w:ind w:left="8" w:hangingChars="3" w:hanging="8"/>
-        <w:rPr>
-          <w:rFonts w:ascii="Times New Roman" w:eastAsia="標楷體" w:hAnsi="Times New Roman" w:cs="Times New Roman"/>
-          <w:bCs/>
-          <w:sz w:val="28"/>
-          <w:szCs w:val="28"/>
-        </w:rPr>
-      </w:pPr>
-      <w:r>
-        <w:rPr>
-          <w:rFonts w:ascii="Times New Roman" w:eastAsia="標楷體" w:hAnsi="Times New Roman" w:cs="Times New Roman" w:hint="eastAsia"/>
-          <w:bCs/>
-          <w:sz w:val="28"/>
-          <w:szCs w:val="28"/>
-        </w:rPr>
-        <w:t>案</w:t>
-      </w:r>
-      <w:r>
-        <w:rPr>
-          <w:rFonts w:ascii="Times New Roman" w:eastAsia="標楷體" w:hAnsi="Times New Roman" w:cs="Times New Roman" w:hint="eastAsia"/>
-          <w:bCs/>
-          <w:sz w:val="28"/>
-          <w:szCs w:val="28"/>
-        </w:rPr>
-        <w:t xml:space="preserve"> </w:t>
-      </w:r>
-      <w:r>
-        <w:rPr>
-          <w:rFonts w:ascii="Times New Roman" w:eastAsia="標楷體" w:hAnsi="Times New Roman" w:cs="Times New Roman" w:hint="eastAsia"/>
-          <w:bCs/>
-          <w:sz w:val="28"/>
-          <w:szCs w:val="28"/>
-        </w:rPr>
-        <w:t>由</w:t>
-      </w:r>
-      <w:r>
-        <w:rPr>
-          <w:rFonts w:ascii="Times New Roman" w:eastAsia="標楷體" w:hAnsi="Times New Roman" w:cs="Times New Roman" w:hint="eastAsia"/>
-          <w:bCs/>
-          <w:sz w:val="28"/>
-          <w:szCs w:val="28"/>
-        </w:rPr>
-        <w:t xml:space="preserve"> {{ </w:t>
+          <w:sz w:val="28"/>
+          <w:szCs w:val="28"/>
+        </w:rPr>
+        <w:t>[loop.index0] }}</w:t>
+      </w:r>
+      <w:r>
+        <w:rPr>
+          <w:rFonts w:ascii="Times New Roman" w:eastAsia="標楷體" w:hAnsi="Times New Roman" w:cs="Times New Roman" w:hint="eastAsia"/>
+          <w:bCs/>
+          <w:sz w:val="28"/>
+          <w:szCs w:val="28"/>
+        </w:rPr>
+        <w:t>：</w:t>
+      </w:r>
+      <w:r>
+        <w:rPr>
+          <w:rFonts w:ascii="Times New Roman" w:eastAsia="標楷體" w:hAnsi="Times New Roman" w:cs="Times New Roman" w:hint="eastAsia"/>
+          <w:bCs/>
+          <w:sz w:val="28"/>
+          <w:szCs w:val="28"/>
+        </w:rPr>
+        <w:t xml:space="preserve">{{ </w:t>
       </w:r>
       <w:proofErr w:type="spellStart"/>
       <w:r>
@@ -1928,7 +2040,7 @@
           <w:sz w:val="28"/>
           <w:szCs w:val="28"/>
         </w:rPr>
-        <w:t>chinese_nums</w:t>
+        <w:t>p.subject</w:t>
       </w:r>
       <w:proofErr w:type="spellEnd"/>
       <w:r>
@@ -1938,16 +2050,37 @@
           <w:sz w:val="28"/>
           <w:szCs w:val="28"/>
         </w:rPr>
-        <w:t>[loop.index0] }}</w:t>
-      </w:r>
-      <w:r>
-        <w:rPr>
-          <w:rFonts w:ascii="Times New Roman" w:eastAsia="標楷體" w:hAnsi="Times New Roman" w:cs="Times New Roman" w:hint="eastAsia"/>
-          <w:bCs/>
-          <w:sz w:val="28"/>
-          <w:szCs w:val="28"/>
-        </w:rPr>
-        <w:t>：</w:t>
+        <w:t xml:space="preserve"> }}</w:t>
+      </w:r>
+    </w:p>
+    <w:p>
+      <w:pPr>
+        <w:snapToGrid w:val="0"/>
+        <w:spacing w:afterLines="50" w:after="180" w:line="300" w:lineRule="auto"/>
+        <w:rPr>
+          <w:rFonts w:ascii="Times New Roman" w:eastAsia="標楷體" w:hAnsi="Times New Roman" w:cs="Times New Roman"/>
+          <w:bCs/>
+          <w:sz w:val="28"/>
+          <w:szCs w:val="28"/>
+        </w:rPr>
+      </w:pPr>
+      <w:r>
+        <w:rPr>
+          <w:rFonts w:ascii="Times New Roman" w:eastAsia="標楷體" w:hAnsi="Times New Roman" w:cs="Times New Roman" w:hint="eastAsia"/>
+          <w:bCs/>
+          <w:sz w:val="28"/>
+          <w:szCs w:val="28"/>
+        </w:rPr>
+        <w:t xml:space="preserve">　　</w:t>
+      </w:r>
+      <w:r>
+        <w:rPr>
+          <w:rFonts w:ascii="Times New Roman" w:eastAsia="標楷體" w:hAnsi="Times New Roman" w:cs="Times New Roman" w:hint="eastAsia"/>
+          <w:bCs/>
+          <w:sz w:val="28"/>
+          <w:szCs w:val="28"/>
+        </w:rPr>
+        <w:t>提案單位：</w:t>
       </w:r>
       <w:r>
         <w:rPr>
@@ -1966,7 +2099,7 @@
           <w:sz w:val="28"/>
           <w:szCs w:val="28"/>
         </w:rPr>
-        <w:t>p.subject</w:t>
+        <w:t>p.department</w:t>
       </w:r>
       <w:proofErr w:type="spellEnd"/>
       <w:r>
@@ -1978,36 +2111,35 @@
         </w:rPr>
         <w:t xml:space="preserve"> }}</w:t>
       </w:r>
-      <w:r>
-        <w:rPr>
-          <w:rFonts w:ascii="Times New Roman" w:eastAsia="標楷體" w:hAnsi="Times New Roman" w:cs="Times New Roman" w:hint="eastAsia"/>
-          <w:bCs/>
-          <w:sz w:val="28"/>
-          <w:szCs w:val="28"/>
-        </w:rPr>
-        <w:t>。</w:t>
-      </w:r>
-    </w:p>
-    <w:p>
-      <w:pPr>
-        <w:snapToGrid w:val="0"/>
-        <w:spacing w:afterLines="50" w:after="180" w:line="300" w:lineRule="auto"/>
-        <w:ind w:left="8" w:hangingChars="3" w:hanging="8"/>
-        <w:rPr>
-          <w:rFonts w:ascii="Times New Roman" w:eastAsia="標楷體" w:hAnsi="Times New Roman" w:cs="Times New Roman"/>
-          <w:bCs/>
-          <w:sz w:val="28"/>
-          <w:szCs w:val="28"/>
-        </w:rPr>
-      </w:pPr>
-      <w:r>
-        <w:rPr>
-          <w:rFonts w:ascii="Times New Roman" w:eastAsia="標楷體" w:hAnsi="Times New Roman" w:cs="Times New Roman" w:hint="eastAsia"/>
-          <w:bCs/>
-          <w:sz w:val="28"/>
-          <w:szCs w:val="28"/>
-        </w:rPr>
-        <w:t>提案單位：</w:t>
+    </w:p>
+    <w:p>
+      <w:pPr>
+        <w:snapToGrid w:val="0"/>
+        <w:spacing w:afterLines="50" w:after="180" w:line="300" w:lineRule="auto"/>
+        <w:rPr>
+          <w:rFonts w:ascii="Times New Roman" w:eastAsia="標楷體" w:hAnsi="Times New Roman" w:cs="Times New Roman"/>
+          <w:bCs/>
+          <w:sz w:val="28"/>
+          <w:szCs w:val="28"/>
+        </w:rPr>
+      </w:pPr>
+      <w:r>
+        <w:rPr>
+          <w:rFonts w:ascii="Times New Roman" w:eastAsia="標楷體" w:hAnsi="Times New Roman" w:cs="Times New Roman" w:hint="eastAsia"/>
+          <w:bCs/>
+          <w:sz w:val="28"/>
+          <w:szCs w:val="28"/>
+        </w:rPr>
+        <w:t xml:space="preserve">　　</w:t>
+      </w:r>
+      <w:r>
+        <w:rPr>
+          <w:rFonts w:ascii="Times New Roman" w:eastAsia="標楷體" w:hAnsi="Times New Roman" w:cs="Times New Roman" w:hint="eastAsia"/>
+          <w:bCs/>
+          <w:sz w:val="28"/>
+          <w:szCs w:val="28"/>
+        </w:rPr>
+        <w:t>說明：</w:t>
       </w:r>
       <w:r>
         <w:rPr>
@@ -2026,7 +2158,7 @@
           <w:sz w:val="28"/>
           <w:szCs w:val="28"/>
         </w:rPr>
-        <w:t>p.department</w:t>
+        <w:t>p.description</w:t>
       </w:r>
       <w:proofErr w:type="spellEnd"/>
       <w:r>
@@ -2043,58 +2175,93 @@
       <w:pPr>
         <w:snapToGrid w:val="0"/>
         <w:spacing w:afterLines="50" w:after="180" w:line="300" w:lineRule="auto"/>
-        <w:ind w:left="8" w:hangingChars="3" w:hanging="8"/>
-        <w:rPr>
-          <w:rFonts w:ascii="Times New Roman" w:eastAsia="標楷體" w:hAnsi="Times New Roman" w:cs="Times New Roman"/>
-          <w:bCs/>
-          <w:sz w:val="28"/>
-          <w:szCs w:val="28"/>
-        </w:rPr>
-      </w:pPr>
-      <w:r>
-        <w:rPr>
-          <w:rFonts w:ascii="Times New Roman" w:eastAsia="標楷體" w:hAnsi="Times New Roman" w:cs="Times New Roman" w:hint="eastAsia"/>
-          <w:bCs/>
-          <w:sz w:val="28"/>
-          <w:szCs w:val="28"/>
-        </w:rPr>
-        <w:t>說明：</w:t>
-      </w:r>
-    </w:p>
-    <w:p>
-      <w:pPr>
-        <w:snapToGrid w:val="0"/>
-        <w:spacing w:afterLines="50" w:after="180" w:line="300" w:lineRule="auto"/>
-        <w:ind w:left="8" w:hangingChars="3" w:hanging="8"/>
-        <w:rPr>
-          <w:rFonts w:ascii="Times New Roman" w:eastAsia="標楷體" w:hAnsi="Times New Roman" w:cs="Times New Roman"/>
-          <w:bCs/>
-          <w:sz w:val="28"/>
-          <w:szCs w:val="28"/>
-        </w:rPr>
-      </w:pPr>
-      <w:r>
-        <w:rPr>
-          <w:rFonts w:ascii="Times New Roman" w:eastAsia="標楷體" w:hAnsi="Times New Roman" w:cs="Times New Roman"/>
-          <w:bCs/>
-          <w:sz w:val="28"/>
-          <w:szCs w:val="28"/>
-        </w:rPr>
-        <w:t xml:space="preserve">{% for s in </w:t>
+        <w:rPr>
+          <w:rFonts w:ascii="Times New Roman" w:eastAsia="標楷體" w:hAnsi="Times New Roman" w:cs="Times New Roman"/>
+          <w:bCs/>
+          <w:sz w:val="28"/>
+          <w:szCs w:val="28"/>
+        </w:rPr>
+      </w:pPr>
+      <w:r>
+        <w:rPr>
+          <w:rFonts w:ascii="Times New Roman" w:eastAsia="標楷體" w:hAnsi="Times New Roman" w:cs="Times New Roman" w:hint="eastAsia"/>
+          <w:bCs/>
+          <w:sz w:val="28"/>
+          <w:szCs w:val="28"/>
+        </w:rPr>
+        <w:lastRenderedPageBreak/>
+        <w:t xml:space="preserve">　　</w:t>
+      </w:r>
+      <w:r>
+        <w:rPr>
+          <w:rFonts w:ascii="Times New Roman" w:eastAsia="標楷體" w:hAnsi="Times New Roman" w:cs="Times New Roman" w:hint="eastAsia"/>
+          <w:bCs/>
+          <w:sz w:val="28"/>
+          <w:szCs w:val="28"/>
+        </w:rPr>
+        <w:t>決議：</w:t>
+      </w:r>
+      <w:r>
+        <w:rPr>
+          <w:rFonts w:ascii="Times New Roman" w:eastAsia="標楷體" w:hAnsi="Times New Roman" w:cs="Times New Roman" w:hint="eastAsia"/>
+          <w:bCs/>
+          <w:sz w:val="28"/>
+          <w:szCs w:val="28"/>
+        </w:rPr>
+        <w:t xml:space="preserve">{{ </w:t>
       </w:r>
       <w:proofErr w:type="spellStart"/>
-      <w:proofErr w:type="gramStart"/>
-      <w:r>
-        <w:rPr>
-          <w:rFonts w:ascii="Times New Roman" w:eastAsia="標楷體" w:hAnsi="Times New Roman" w:cs="Times New Roman"/>
-          <w:bCs/>
-          <w:sz w:val="28"/>
-          <w:szCs w:val="28"/>
-        </w:rPr>
-        <w:t>p.description</w:t>
+      <w:r>
+        <w:rPr>
+          <w:rFonts w:ascii="Times New Roman" w:eastAsia="標楷體" w:hAnsi="Times New Roman" w:cs="Times New Roman" w:hint="eastAsia"/>
+          <w:bCs/>
+          <w:sz w:val="28"/>
+          <w:szCs w:val="28"/>
+        </w:rPr>
+        <w:t>p.resolution</w:t>
       </w:r>
       <w:proofErr w:type="spellEnd"/>
-      <w:proofErr w:type="gramEnd"/>
+      <w:r>
+        <w:rPr>
+          <w:rFonts w:ascii="Times New Roman" w:eastAsia="標楷體" w:hAnsi="Times New Roman" w:cs="Times New Roman" w:hint="eastAsia"/>
+          <w:bCs/>
+          <w:sz w:val="28"/>
+          <w:szCs w:val="28"/>
+        </w:rPr>
+        <w:t xml:space="preserve"> }}</w:t>
+      </w:r>
+    </w:p>
+    <w:p>
+      <w:pPr>
+        <w:snapToGrid w:val="0"/>
+        <w:spacing w:afterLines="50" w:after="180" w:line="300" w:lineRule="auto"/>
+        <w:rPr>
+          <w:rFonts w:ascii="Times New Roman" w:eastAsia="標楷體" w:hAnsi="Times New Roman" w:cs="Times New Roman"/>
+          <w:bCs/>
+          <w:sz w:val="28"/>
+          <w:szCs w:val="28"/>
+        </w:rPr>
+      </w:pPr>
+      <w:r>
+        <w:rPr>
+          <w:rFonts w:ascii="Times New Roman" w:eastAsia="標楷體" w:hAnsi="Times New Roman" w:cs="Times New Roman"/>
+          <w:bCs/>
+          <w:sz w:val="28"/>
+          <w:szCs w:val="28"/>
+        </w:rPr>
+        <w:t xml:space="preserve">{% </w:t>
+      </w:r>
+      <w:proofErr w:type="spellStart"/>
+      <w:r>
+        <w:rPr>
+          <w:rFonts w:ascii="Times New Roman" w:eastAsia="標楷體" w:hAnsi="Times New Roman" w:cs="Times New Roman"/>
+          <w:bCs/>
+          <w:sz w:val="28"/>
+          <w:szCs w:val="28"/>
+        </w:rPr>
+        <w:t>endfor</w:t>
+      </w:r>
+      <w:proofErr w:type="spellEnd"/>
       <w:r>
         <w:rPr>
           <w:rFonts w:ascii="Times New Roman" w:eastAsia="標楷體" w:hAnsi="Times New Roman" w:cs="Times New Roman"/>
@@ -2109,603 +2276,757 @@
       <w:pPr>
         <w:snapToGrid w:val="0"/>
         <w:spacing w:afterLines="50" w:after="180" w:line="300" w:lineRule="auto"/>
-        <w:ind w:left="8" w:hangingChars="3" w:hanging="8"/>
-        <w:rPr>
-          <w:rFonts w:ascii="Times New Roman" w:eastAsia="標楷體" w:hAnsi="Times New Roman" w:cs="Times New Roman"/>
-          <w:bCs/>
-          <w:sz w:val="28"/>
-          <w:szCs w:val="28"/>
-        </w:rPr>
-      </w:pPr>
-      <w:r>
-        <w:rPr>
-          <w:rFonts w:ascii="Times New Roman" w:eastAsia="標楷體" w:hAnsi="Times New Roman" w:cs="Times New Roman" w:hint="eastAsia"/>
-          <w:bCs/>
-          <w:sz w:val="28"/>
-          <w:szCs w:val="28"/>
-        </w:rPr>
-        <w:t xml:space="preserve">{{ </w:t>
-      </w:r>
-      <w:proofErr w:type="spellStart"/>
-      <w:r>
-        <w:rPr>
-          <w:rFonts w:ascii="Times New Roman" w:eastAsia="標楷體" w:hAnsi="Times New Roman" w:cs="Times New Roman" w:hint="eastAsia"/>
-          <w:bCs/>
-          <w:sz w:val="28"/>
-          <w:szCs w:val="28"/>
-        </w:rPr>
-        <w:t>chinese_nums</w:t>
-      </w:r>
-      <w:proofErr w:type="spellEnd"/>
-      <w:r>
-        <w:rPr>
-          <w:rFonts w:ascii="Times New Roman" w:eastAsia="標楷體" w:hAnsi="Times New Roman" w:cs="Times New Roman" w:hint="eastAsia"/>
-          <w:bCs/>
-          <w:sz w:val="28"/>
-          <w:szCs w:val="28"/>
-        </w:rPr>
-        <w:t>[loop.index0] }}</w:t>
-      </w:r>
-      <w:r>
-        <w:rPr>
-          <w:rFonts w:ascii="Times New Roman" w:eastAsia="標楷體" w:hAnsi="Times New Roman" w:cs="Times New Roman" w:hint="eastAsia"/>
-          <w:bCs/>
-          <w:sz w:val="28"/>
-          <w:szCs w:val="28"/>
-        </w:rPr>
-        <w:t>、</w:t>
-      </w:r>
-      <w:r>
-        <w:rPr>
-          <w:rFonts w:ascii="Times New Roman" w:eastAsia="標楷體" w:hAnsi="Times New Roman" w:cs="Times New Roman" w:hint="eastAsia"/>
-          <w:bCs/>
-          <w:sz w:val="28"/>
-          <w:szCs w:val="28"/>
-        </w:rPr>
-        <w:t>{{ s }}</w:t>
-      </w:r>
-      <w:r>
-        <w:rPr>
-          <w:rFonts w:ascii="Times New Roman" w:eastAsia="標楷體" w:hAnsi="Times New Roman" w:cs="Times New Roman" w:hint="eastAsia"/>
-          <w:bCs/>
-          <w:sz w:val="28"/>
-          <w:szCs w:val="28"/>
-        </w:rPr>
-        <w:t>。</w:t>
-      </w:r>
-    </w:p>
-    <w:p>
-      <w:pPr>
-        <w:snapToGrid w:val="0"/>
-        <w:spacing w:afterLines="50" w:after="180" w:line="300" w:lineRule="auto"/>
-        <w:ind w:left="8" w:hangingChars="3" w:hanging="8"/>
-        <w:rPr>
-          <w:rFonts w:ascii="Times New Roman" w:eastAsia="標楷體" w:hAnsi="Times New Roman" w:cs="Times New Roman"/>
-          <w:bCs/>
-          <w:sz w:val="28"/>
-          <w:szCs w:val="28"/>
-        </w:rPr>
-      </w:pPr>
-      <w:r>
-        <w:rPr>
-          <w:rFonts w:ascii="Times New Roman" w:eastAsia="標楷體" w:hAnsi="Times New Roman" w:cs="Times New Roman"/>
-          <w:bCs/>
-          <w:sz w:val="28"/>
-          <w:szCs w:val="28"/>
-        </w:rPr>
-        <w:t xml:space="preserve">{% </w:t>
-      </w:r>
-      <w:proofErr w:type="spellStart"/>
-      <w:r>
-        <w:rPr>
-          <w:rFonts w:ascii="Times New Roman" w:eastAsia="標楷體" w:hAnsi="Times New Roman" w:cs="Times New Roman"/>
-          <w:bCs/>
-          <w:sz w:val="28"/>
-          <w:szCs w:val="28"/>
-        </w:rPr>
-        <w:t>endfor</w:t>
-      </w:r>
-      <w:proofErr w:type="spellEnd"/>
-      <w:r>
-        <w:rPr>
-          <w:rFonts w:ascii="Times New Roman" w:eastAsia="標楷體" w:hAnsi="Times New Roman" w:cs="Times New Roman"/>
-          <w:bCs/>
-          <w:sz w:val="28"/>
-          <w:szCs w:val="28"/>
-        </w:rPr>
-        <w:t xml:space="preserve"> %}</w:t>
-      </w:r>
-    </w:p>
-    <w:p>
-      <w:pPr>
-        <w:snapToGrid w:val="0"/>
-        <w:spacing w:afterLines="50" w:after="180" w:line="300" w:lineRule="auto"/>
-        <w:ind w:left="8" w:hangingChars="3" w:hanging="8"/>
-        <w:rPr>
-          <w:rFonts w:ascii="Times New Roman" w:eastAsia="標楷體" w:hAnsi="Times New Roman" w:cs="Times New Roman"/>
-          <w:bCs/>
-          <w:sz w:val="28"/>
-          <w:szCs w:val="28"/>
-        </w:rPr>
-      </w:pPr>
-      <w:r>
-        <w:rPr>
-          <w:rFonts w:ascii="Times New Roman" w:eastAsia="標楷體" w:hAnsi="Times New Roman" w:cs="Times New Roman" w:hint="eastAsia"/>
-          <w:bCs/>
-          <w:sz w:val="28"/>
-          <w:szCs w:val="28"/>
-        </w:rPr>
-        <w:t>決議：</w:t>
-      </w:r>
-      <w:r>
-        <w:rPr>
-          <w:rFonts w:ascii="Times New Roman" w:eastAsia="標楷體" w:hAnsi="Times New Roman" w:cs="Times New Roman" w:hint="eastAsia"/>
-          <w:bCs/>
-          <w:sz w:val="28"/>
-          <w:szCs w:val="28"/>
-        </w:rPr>
-        <w:t xml:space="preserve">{{ </w:t>
-      </w:r>
-      <w:proofErr w:type="spellStart"/>
-      <w:r>
-        <w:rPr>
-          <w:rFonts w:ascii="Times New Roman" w:eastAsia="標楷體" w:hAnsi="Times New Roman" w:cs="Times New Roman" w:hint="eastAsia"/>
-          <w:bCs/>
-          <w:sz w:val="28"/>
-          <w:szCs w:val="28"/>
-        </w:rPr>
-        <w:t>p.resolution</w:t>
-      </w:r>
-      <w:proofErr w:type="spellEnd"/>
-      <w:r>
-        <w:rPr>
-          <w:rFonts w:ascii="Times New Roman" w:eastAsia="標楷體" w:hAnsi="Times New Roman" w:cs="Times New Roman" w:hint="eastAsia"/>
-          <w:bCs/>
-          <w:sz w:val="28"/>
-          <w:szCs w:val="28"/>
-        </w:rPr>
-        <w:t xml:space="preserve"> }}</w:t>
-      </w:r>
-    </w:p>
-    <w:p>
-      <w:pPr>
-        <w:snapToGrid w:val="0"/>
-        <w:spacing w:afterLines="50" w:after="180" w:line="300" w:lineRule="auto"/>
-        <w:ind w:left="10" w:hangingChars="3" w:hanging="10"/>
-        <w:rPr>
-          <w:rFonts w:ascii="Times New Roman" w:eastAsia="標楷體" w:hAnsi="Times New Roman" w:cs="Times New Roman"/>
+        <w:rPr>
+          <w:rFonts w:ascii="Times New Roman" w:eastAsia="標楷體" w:hAnsi="Times New Roman" w:cs="Times New Roman"/>
+          <w:bCs/>
+          <w:sz w:val="28"/>
+          <w:szCs w:val="28"/>
+        </w:rPr>
+      </w:pPr>
+    </w:p>
+    <w:p>
+      <w:pPr>
+        <w:snapToGrid w:val="0"/>
+        <w:spacing w:afterLines="50" w:after="180" w:line="300" w:lineRule="auto"/>
+        <w:rPr>
+          <w:rFonts w:ascii="Times New Roman" w:eastAsia="標楷體" w:hAnsi="Times New Roman" w:cs="Times New Roman"/>
+          <w:b/>
           <w:sz w:val="32"/>
           <w:szCs w:val="32"/>
         </w:rPr>
       </w:pPr>
-    </w:p>
-    <w:p>
-      <w:pPr>
-        <w:snapToGrid w:val="0"/>
-        <w:spacing w:afterLines="50" w:after="180" w:line="300" w:lineRule="auto"/>
-        <w:ind w:left="10" w:hangingChars="3" w:hanging="10"/>
-        <w:rPr>
-          <w:rFonts w:ascii="Times New Roman" w:eastAsia="標楷體" w:hAnsi="Times New Roman" w:cs="Times New Roman"/>
+      <w:r>
+        <w:rPr>
+          <w:rFonts w:ascii="Times New Roman" w:eastAsia="標楷體" w:hAnsi="Times New Roman" w:cs="Times New Roman" w:hint="eastAsia"/>
+          <w:b/>
           <w:sz w:val="32"/>
           <w:szCs w:val="32"/>
         </w:rPr>
-      </w:pPr>
-      <w:r>
-        <w:rPr>
-          <w:rFonts w:ascii="Times New Roman" w:eastAsia="標楷體" w:hAnsi="Times New Roman" w:cs="Times New Roman"/>
+        <w:t>伍</w:t>
+      </w:r>
+      <w:r>
+        <w:rPr>
+          <w:rFonts w:ascii="Times New Roman" w:eastAsia="標楷體" w:hAnsi="Times New Roman" w:cs="Times New Roman"/>
+          <w:b/>
           <w:sz w:val="32"/>
           <w:szCs w:val="32"/>
         </w:rPr>
-        <w:t xml:space="preserve">{% </w:t>
-      </w:r>
-      <w:proofErr w:type="spellStart"/>
-      <w:r>
-        <w:rPr>
-          <w:rFonts w:ascii="Times New Roman" w:eastAsia="標楷體" w:hAnsi="Times New Roman" w:cs="Times New Roman"/>
+        <w:t>、</w:t>
+      </w:r>
+      <w:r>
+        <w:rPr>
+          <w:rFonts w:ascii="Times New Roman" w:eastAsia="標楷體" w:hAnsi="Times New Roman" w:cs="Times New Roman" w:hint="eastAsia"/>
+          <w:b/>
           <w:sz w:val="32"/>
           <w:szCs w:val="32"/>
         </w:rPr>
+        <w:t>臨時動議</w:t>
+      </w:r>
+    </w:p>
+    <w:p>
+      <w:pPr>
+        <w:snapToGrid w:val="0"/>
+        <w:spacing w:afterLines="50" w:after="180" w:line="300" w:lineRule="auto"/>
+        <w:rPr>
+          <w:rFonts w:ascii="Times New Roman" w:eastAsia="標楷體" w:hAnsi="Times New Roman" w:cs="Times New Roman"/>
+          <w:bCs/>
+          <w:sz w:val="28"/>
+          <w:szCs w:val="28"/>
+        </w:rPr>
+      </w:pPr>
+      <w:r>
+        <w:rPr>
+          <w:rFonts w:ascii="Times New Roman" w:eastAsia="標楷體" w:hAnsi="Times New Roman" w:cs="Times New Roman"/>
+          <w:bCs/>
+          <w:sz w:val="28"/>
+          <w:szCs w:val="28"/>
+        </w:rPr>
+        <w:t xml:space="preserve">{% </w:t>
+      </w:r>
+      <w:proofErr w:type="spellStart"/>
+      <w:r>
+        <w:rPr>
+          <w:rFonts w:ascii="Times New Roman" w:eastAsia="標楷體" w:hAnsi="Times New Roman" w:cs="Times New Roman"/>
+          <w:bCs/>
+          <w:sz w:val="28"/>
+          <w:szCs w:val="28"/>
+        </w:rPr>
+        <w:t>for m</w:t>
+      </w:r>
+      <w:proofErr w:type="spellEnd"/>
+      <w:r>
+        <w:rPr>
+          <w:rFonts w:ascii="Times New Roman" w:eastAsia="標楷體" w:hAnsi="Times New Roman" w:cs="Times New Roman"/>
+          <w:bCs/>
+          <w:sz w:val="28"/>
+          <w:szCs w:val="28"/>
+        </w:rPr>
+        <w:t xml:space="preserve"> in </w:t>
+      </w:r>
+      <w:proofErr w:type="spellStart"/>
+      <w:r>
+        <w:rPr>
+          <w:rFonts w:ascii="Times New Roman" w:eastAsia="標楷體" w:hAnsi="Times New Roman" w:cs="Times New Roman"/>
+          <w:bCs/>
+          <w:sz w:val="28"/>
+          <w:szCs w:val="28"/>
+        </w:rPr>
+        <w:t>temporary_motions</w:t>
+      </w:r>
+      <w:proofErr w:type="spellEnd"/>
+      <w:r>
+        <w:rPr>
+          <w:rFonts w:ascii="Times New Roman" w:eastAsia="標楷體" w:hAnsi="Times New Roman" w:cs="Times New Roman"/>
+          <w:bCs/>
+          <w:sz w:val="28"/>
+          <w:szCs w:val="28"/>
+        </w:rPr>
+        <w:t xml:space="preserve"> %}</w:t>
+      </w:r>
+    </w:p>
+    <w:p>
+      <w:pPr>
+        <w:snapToGrid w:val="0"/>
+        <w:spacing w:afterLines="50" w:after="180" w:line="300" w:lineRule="auto"/>
+        <w:rPr>
+          <w:rFonts w:ascii="Times New Roman" w:eastAsia="標楷體" w:hAnsi="Times New Roman" w:cs="Times New Roman"/>
+          <w:bCs/>
+          <w:sz w:val="28"/>
+          <w:szCs w:val="28"/>
+        </w:rPr>
+      </w:pPr>
+      <w:r>
+        <w:rPr>
+          <w:rFonts w:ascii="Times New Roman" w:eastAsia="標楷體" w:hAnsi="Times New Roman" w:cs="Times New Roman" w:hint="eastAsia"/>
+          <w:bCs/>
+          <w:sz w:val="28"/>
+          <w:szCs w:val="28"/>
+        </w:rPr>
+        <w:t xml:space="preserve">　　</w:t>
+      </w:r>
+      <w:r>
+        <w:rPr>
+          <w:rFonts w:ascii="Times New Roman" w:eastAsia="標楷體" w:hAnsi="Times New Roman" w:cs="Times New Roman" w:hint="eastAsia"/>
+          <w:bCs/>
+          <w:sz w:val="28"/>
+          <w:szCs w:val="28"/>
+        </w:rPr>
+        <w:t xml:space="preserve">{{ </w:t>
+      </w:r>
+      <w:proofErr w:type="spellStart"/>
+      <w:r>
+        <w:rPr>
+          <w:rFonts w:ascii="Times New Roman" w:eastAsia="標楷體" w:hAnsi="Times New Roman" w:cs="Times New Roman" w:hint="eastAsia"/>
+          <w:bCs/>
+          <w:sz w:val="28"/>
+          <w:szCs w:val="28"/>
+        </w:rPr>
+        <w:t>m.department</w:t>
+      </w:r>
+      <w:proofErr w:type="spellEnd"/>
+      <w:r>
+        <w:rPr>
+          <w:rFonts w:ascii="Times New Roman" w:eastAsia="標楷體" w:hAnsi="Times New Roman" w:cs="Times New Roman" w:hint="eastAsia"/>
+          <w:bCs/>
+          <w:sz w:val="28"/>
+          <w:szCs w:val="28"/>
+        </w:rPr>
+        <w:t xml:space="preserve"> }}</w:t>
+      </w:r>
+      <w:r>
+        <w:rPr>
+          <w:rFonts w:ascii="Times New Roman" w:eastAsia="標楷體" w:hAnsi="Times New Roman" w:cs="Times New Roman" w:hint="eastAsia"/>
+          <w:bCs/>
+          <w:sz w:val="28"/>
+          <w:szCs w:val="28"/>
+        </w:rPr>
+        <w:t>系</w:t>
+      </w:r>
+      <w:r>
+        <w:rPr>
+          <w:rFonts w:ascii="Times New Roman" w:eastAsia="標楷體" w:hAnsi="Times New Roman" w:cs="Times New Roman" w:hint="eastAsia"/>
+          <w:bCs/>
+          <w:sz w:val="28"/>
+          <w:szCs w:val="28"/>
+        </w:rPr>
+        <w:t xml:space="preserve"> {{ </w:t>
+      </w:r>
+      <w:proofErr w:type="spellStart"/>
+      <w:r>
+        <w:rPr>
+          <w:rFonts w:ascii="Times New Roman" w:eastAsia="標楷體" w:hAnsi="Times New Roman" w:cs="Times New Roman" w:hint="eastAsia"/>
+          <w:bCs/>
+          <w:sz w:val="28"/>
+          <w:szCs w:val="28"/>
+        </w:rPr>
+        <w:t>m.role</w:t>
+      </w:r>
+      <w:proofErr w:type="spellEnd"/>
+      <w:r>
+        <w:rPr>
+          <w:rFonts w:ascii="Times New Roman" w:eastAsia="標楷體" w:hAnsi="Times New Roman" w:cs="Times New Roman" w:hint="eastAsia"/>
+          <w:bCs/>
+          <w:sz w:val="28"/>
+          <w:szCs w:val="28"/>
+        </w:rPr>
+        <w:t xml:space="preserve"> }}</w:t>
+      </w:r>
+      <w:r>
+        <w:rPr>
+          <w:rFonts w:ascii="Times New Roman" w:eastAsia="標楷體" w:hAnsi="Times New Roman" w:cs="Times New Roman" w:hint="eastAsia"/>
+          <w:bCs/>
+          <w:sz w:val="28"/>
+          <w:szCs w:val="28"/>
+        </w:rPr>
+        <w:t>：</w:t>
+      </w:r>
+      <w:r>
+        <w:rPr>
+          <w:rFonts w:ascii="Times New Roman" w:eastAsia="標楷體" w:hAnsi="Times New Roman" w:cs="Times New Roman" w:hint="eastAsia"/>
+          <w:bCs/>
+          <w:sz w:val="28"/>
+          <w:szCs w:val="28"/>
+        </w:rPr>
+        <w:t xml:space="preserve">{{ </w:t>
+      </w:r>
+      <w:proofErr w:type="spellStart"/>
+      <w:r>
+        <w:rPr>
+          <w:rFonts w:ascii="Times New Roman" w:eastAsia="標楷體" w:hAnsi="Times New Roman" w:cs="Times New Roman" w:hint="eastAsia"/>
+          <w:bCs/>
+          <w:sz w:val="28"/>
+          <w:szCs w:val="28"/>
+        </w:rPr>
+        <w:t>m.content</w:t>
+      </w:r>
+      <w:proofErr w:type="spellEnd"/>
+      <w:r>
+        <w:rPr>
+          <w:rFonts w:ascii="Times New Roman" w:eastAsia="標楷體" w:hAnsi="Times New Roman" w:cs="Times New Roman" w:hint="eastAsia"/>
+          <w:bCs/>
+          <w:sz w:val="28"/>
+          <w:szCs w:val="28"/>
+        </w:rPr>
+        <w:t xml:space="preserve"> }}</w:t>
+      </w:r>
+    </w:p>
+    <w:p>
+      <w:pPr>
+        <w:snapToGrid w:val="0"/>
+        <w:spacing w:afterLines="50" w:after="180" w:line="300" w:lineRule="auto"/>
+        <w:rPr>
+          <w:rFonts w:ascii="Times New Roman" w:eastAsia="標楷體" w:hAnsi="Times New Roman" w:cs="Times New Roman"/>
+          <w:bCs/>
+          <w:sz w:val="28"/>
+          <w:szCs w:val="28"/>
+        </w:rPr>
+      </w:pPr>
+      <w:r>
+        <w:rPr>
+          <w:rFonts w:ascii="Times New Roman" w:eastAsia="標楷體" w:hAnsi="Times New Roman" w:cs="Times New Roman"/>
+          <w:bCs/>
+          <w:sz w:val="28"/>
+          <w:szCs w:val="28"/>
+        </w:rPr>
+        <w:t xml:space="preserve">{% </w:t>
+      </w:r>
+      <w:proofErr w:type="spellStart"/>
+      <w:r>
+        <w:rPr>
+          <w:rFonts w:ascii="Times New Roman" w:eastAsia="標楷體" w:hAnsi="Times New Roman" w:cs="Times New Roman"/>
+          <w:bCs/>
+          <w:sz w:val="28"/>
+          <w:szCs w:val="28"/>
+        </w:rPr>
         <w:t>endfor</w:t>
       </w:r>
       <w:proofErr w:type="spellEnd"/>
       <w:r>
         <w:rPr>
           <w:rFonts w:ascii="Times New Roman" w:eastAsia="標楷體" w:hAnsi="Times New Roman" w:cs="Times New Roman"/>
+          <w:bCs/>
+          <w:sz w:val="28"/>
+          <w:szCs w:val="28"/>
+        </w:rPr>
+        <w:t xml:space="preserve"> %}</w:t>
+      </w:r>
+    </w:p>
+    <w:p>
+      <w:pPr>
+        <w:snapToGrid w:val="0"/>
+        <w:spacing w:afterLines="50" w:after="180" w:line="300" w:lineRule="auto"/>
+        <w:rPr>
+          <w:rFonts w:ascii="Times New Roman" w:eastAsia="標楷體" w:hAnsi="Times New Roman" w:cs="Times New Roman"/>
+          <w:bCs/>
+          <w:sz w:val="28"/>
+          <w:szCs w:val="28"/>
+        </w:rPr>
+      </w:pPr>
+      <w:r>
+        <w:rPr>
+          <w:rFonts w:ascii="Times New Roman" w:eastAsia="標楷體" w:hAnsi="Times New Roman" w:cs="Times New Roman" w:hint="eastAsia"/>
+          <w:bCs/>
+          <w:sz w:val="28"/>
+          <w:szCs w:val="28"/>
+        </w:rPr>
+        <w:t>主席裁示：</w:t>
+      </w:r>
+      <w:r>
+        <w:rPr>
+          <w:rFonts w:ascii="Times New Roman" w:eastAsia="標楷體" w:hAnsi="Times New Roman" w:cs="Times New Roman" w:hint="eastAsia"/>
+          <w:bCs/>
+          <w:sz w:val="28"/>
+          <w:szCs w:val="28"/>
+        </w:rPr>
+        <w:t xml:space="preserve">{{ </w:t>
+      </w:r>
+      <w:proofErr w:type="spellStart"/>
+      <w:r>
+        <w:rPr>
+          <w:rFonts w:ascii="Times New Roman" w:eastAsia="標楷體" w:hAnsi="Times New Roman" w:cs="Times New Roman" w:hint="eastAsia"/>
+          <w:bCs/>
+          <w:sz w:val="28"/>
+          <w:szCs w:val="28"/>
+        </w:rPr>
+        <w:t>temporary_comment</w:t>
+      </w:r>
+      <w:proofErr w:type="spellEnd"/>
+      <w:r>
+        <w:rPr>
+          <w:rFonts w:ascii="Times New Roman" w:eastAsia="標楷體" w:hAnsi="Times New Roman" w:cs="Times New Roman" w:hint="eastAsia"/>
+          <w:bCs/>
+          <w:sz w:val="28"/>
+          <w:szCs w:val="28"/>
+        </w:rPr>
+        <w:t xml:space="preserve"> }}</w:t>
+      </w:r>
+    </w:p>
+    <w:p>
+      <w:pPr>
+        <w:snapToGrid w:val="0"/>
+        <w:spacing w:afterLines="50" w:after="180" w:line="300" w:lineRule="auto"/>
+        <w:rPr>
+          <w:rFonts w:ascii="Times New Roman" w:eastAsia="標楷體" w:hAnsi="Times New Roman" w:cs="Times New Roman"/>
+          <w:bCs/>
+          <w:sz w:val="28"/>
+          <w:szCs w:val="28"/>
+        </w:rPr>
+      </w:pPr>
+    </w:p>
+    <w:p>
+      <w:pPr>
+        <w:snapToGrid w:val="0"/>
+        <w:spacing w:afterLines="50" w:after="180" w:line="300" w:lineRule="auto"/>
+        <w:rPr>
+          <w:rFonts w:ascii="Times New Roman" w:eastAsia="標楷體" w:hAnsi="Times New Roman" w:cs="Times New Roman"/>
+          <w:b/>
           <w:sz w:val="32"/>
           <w:szCs w:val="32"/>
         </w:rPr>
-        <w:t xml:space="preserve"> %}</w:t>
-      </w:r>
-    </w:p>
-    <w:p>
-      <w:pPr>
-        <w:snapToGrid w:val="0"/>
-        <w:spacing w:afterLines="50" w:after="180" w:line="300" w:lineRule="auto"/>
-        <w:ind w:left="8" w:hangingChars="3" w:hanging="8"/>
-        <w:rPr>
-          <w:rFonts w:ascii="Times New Roman" w:eastAsia="標楷體" w:hAnsi="Times New Roman" w:cs="Times New Roman"/>
-          <w:sz w:val="28"/>
-          <w:szCs w:val="28"/>
-        </w:rPr>
-      </w:pPr>
-      <w:r>
-        <w:rPr>
-          <w:rFonts w:ascii="標楷體" w:eastAsia="標楷體" w:hAnsi="標楷體" w:cs="Times New Roman" w:hint="eastAsia"/>
-          <w:b/>
-          <w:sz w:val="28"/>
-          <w:szCs w:val="28"/>
-        </w:rPr>
-        <w:t>決    議：</w:t>
-      </w:r>
-      <w:r>
-        <w:rPr>
-          <w:rFonts w:ascii="標楷體" w:eastAsia="標楷體" w:hAnsi="標楷體" w:cs="Times New Roman" w:hint="eastAsia"/>
-          <w:b/>
-          <w:sz w:val="28"/>
-          <w:szCs w:val="28"/>
-        </w:rPr>
-        <w:t>照案通過。</w:t>
-      </w:r>
-    </w:p>
-    <w:p>
-      <w:pPr>
-        <w:snapToGrid w:val="0"/>
-        <w:spacing w:afterLines="50" w:after="180" w:line="300" w:lineRule="auto"/>
-        <w:rPr>
-          <w:rFonts w:ascii="Times New Roman" w:eastAsia="標楷體" w:hAnsi="Times New Roman" w:cs="Times New Roman"/>
+      </w:pPr>
+      <w:r>
+        <w:rPr>
+          <w:rFonts w:ascii="Times New Roman" w:eastAsia="標楷體" w:hAnsi="Times New Roman" w:cs="Times New Roman" w:hint="eastAsia"/>
           <w:b/>
           <w:sz w:val="32"/>
           <w:szCs w:val="32"/>
         </w:rPr>
-      </w:pPr>
-      <w:r>
-        <w:rPr>
-          <w:rFonts w:ascii="Times New Roman" w:eastAsia="標楷體" w:hAnsi="Times New Roman" w:cs="Times New Roman" w:hint="eastAsia"/>
+        <w:t>陸、待辦事項</w:t>
+      </w:r>
+    </w:p>
+    <w:p>
+      <w:pPr>
+        <w:snapToGrid w:val="0"/>
+        <w:spacing w:afterLines="50" w:after="180" w:line="300" w:lineRule="auto"/>
+        <w:rPr>
+          <w:rFonts w:ascii="Times New Roman" w:eastAsia="標楷體" w:hAnsi="Times New Roman" w:cs="Times New Roman"/>
+          <w:bCs/>
+          <w:sz w:val="28"/>
+          <w:szCs w:val="28"/>
+        </w:rPr>
+      </w:pPr>
+      <w:r>
+        <w:rPr>
+          <w:rFonts w:ascii="Times New Roman" w:eastAsia="標楷體" w:hAnsi="Times New Roman" w:cs="Times New Roman"/>
+          <w:bCs/>
+          <w:sz w:val="28"/>
+          <w:szCs w:val="28"/>
+        </w:rPr>
+        <w:t xml:space="preserve">{% if </w:t>
+      </w:r>
+      <w:proofErr w:type="spellStart"/>
+      <w:r>
+        <w:rPr>
+          <w:rFonts w:ascii="Times New Roman" w:eastAsia="標楷體" w:hAnsi="Times New Roman" w:cs="Times New Roman"/>
+          <w:bCs/>
+          <w:sz w:val="28"/>
+          <w:szCs w:val="28"/>
+        </w:rPr>
+        <w:t>todo_items|length</w:t>
+      </w:r>
+      <w:proofErr w:type="spellEnd"/>
+      <w:r>
+        <w:rPr>
+          <w:rFonts w:ascii="Times New Roman" w:eastAsia="標楷體" w:hAnsi="Times New Roman" w:cs="Times New Roman"/>
+          <w:bCs/>
+          <w:sz w:val="28"/>
+          <w:szCs w:val="28"/>
+        </w:rPr>
+        <w:t xml:space="preserve"> == 0 %}</w:t>
+      </w:r>
+    </w:p>
+    <w:p>
+      <w:pPr>
+        <w:snapToGrid w:val="0"/>
+        <w:spacing w:afterLines="50" w:after="180" w:line="300" w:lineRule="auto"/>
+        <w:rPr>
+          <w:rFonts w:ascii="Times New Roman" w:eastAsia="標楷體" w:hAnsi="Times New Roman" w:cs="Times New Roman" w:hint="eastAsia"/>
+          <w:bCs/>
+          <w:sz w:val="28"/>
+          <w:szCs w:val="28"/>
+        </w:rPr>
+      </w:pPr>
+      <w:r>
+        <w:rPr>
+          <w:rFonts w:ascii="Times New Roman" w:eastAsia="標楷體" w:hAnsi="Times New Roman" w:cs="Times New Roman" w:hint="eastAsia"/>
+          <w:bCs/>
+          <w:sz w:val="28"/>
+          <w:szCs w:val="28"/>
+        </w:rPr>
+        <w:t xml:space="preserve">　　（無）</w:t>
+      </w:r>
+    </w:p>
+    <w:p>
+      <w:pPr>
+        <w:snapToGrid w:val="0"/>
+        <w:spacing w:afterLines="50" w:after="180" w:line="300" w:lineRule="auto"/>
+        <w:rPr>
+          <w:rFonts w:ascii="Times New Roman" w:eastAsia="標楷體" w:hAnsi="Times New Roman" w:cs="Times New Roman"/>
+          <w:bCs/>
+          <w:sz w:val="28"/>
+          <w:szCs w:val="28"/>
+        </w:rPr>
+      </w:pPr>
+      <w:r>
+        <w:rPr>
+          <w:rFonts w:ascii="Times New Roman" w:eastAsia="標楷體" w:hAnsi="Times New Roman" w:cs="Times New Roman"/>
+          <w:bCs/>
+          <w:sz w:val="28"/>
+          <w:szCs w:val="28"/>
+        </w:rPr>
+        <w:t>{% else %}</w:t>
+      </w:r>
+    </w:p>
+    <w:p>
+      <w:pPr>
+        <w:snapToGrid w:val="0"/>
+        <w:spacing w:afterLines="50" w:after="180" w:line="300" w:lineRule="auto"/>
+        <w:rPr>
+          <w:rFonts w:ascii="Times New Roman" w:eastAsia="標楷體" w:hAnsi="Times New Roman" w:cs="Times New Roman"/>
+          <w:bCs/>
+          <w:sz w:val="28"/>
+          <w:szCs w:val="28"/>
+        </w:rPr>
+      </w:pPr>
+      <w:r>
+        <w:rPr>
+          <w:rFonts w:ascii="Times New Roman" w:eastAsia="標楷體" w:hAnsi="Times New Roman" w:cs="Times New Roman"/>
+          <w:bCs/>
+          <w:sz w:val="28"/>
+          <w:szCs w:val="28"/>
+        </w:rPr>
+        <w:t xml:space="preserve">{% for item in </w:t>
+      </w:r>
+      <w:proofErr w:type="spellStart"/>
+      <w:r>
+        <w:rPr>
+          <w:rFonts w:ascii="Times New Roman" w:eastAsia="標楷體" w:hAnsi="Times New Roman" w:cs="Times New Roman"/>
+          <w:bCs/>
+          <w:sz w:val="28"/>
+          <w:szCs w:val="28"/>
+        </w:rPr>
+        <w:t>todo_items</w:t>
+      </w:r>
+      <w:proofErr w:type="spellEnd"/>
+      <w:r>
+        <w:rPr>
+          <w:rFonts w:ascii="Times New Roman" w:eastAsia="標楷體" w:hAnsi="Times New Roman" w:cs="Times New Roman"/>
+          <w:bCs/>
+          <w:sz w:val="28"/>
+          <w:szCs w:val="28"/>
+        </w:rPr>
+        <w:t xml:space="preserve"> %}</w:t>
+      </w:r>
+    </w:p>
+    <w:p>
+      <w:pPr>
+        <w:snapToGrid w:val="0"/>
+        <w:spacing w:afterLines="50" w:after="180" w:line="300" w:lineRule="auto"/>
+        <w:rPr>
+          <w:rFonts w:ascii="Times New Roman" w:eastAsia="標楷體" w:hAnsi="Times New Roman" w:cs="Times New Roman"/>
+          <w:bCs/>
+          <w:sz w:val="28"/>
+          <w:szCs w:val="28"/>
+        </w:rPr>
+      </w:pPr>
+      <w:r>
+        <w:rPr>
+          <w:rFonts w:ascii="Times New Roman" w:eastAsia="標楷體" w:hAnsi="Times New Roman" w:cs="Times New Roman" w:hint="eastAsia"/>
+          <w:bCs/>
+          <w:sz w:val="28"/>
+          <w:szCs w:val="28"/>
+        </w:rPr>
+        <w:t xml:space="preserve">　　・</w:t>
+      </w:r>
+      <w:r>
+        <w:rPr>
+          <w:rFonts w:ascii="Times New Roman" w:eastAsia="標楷體" w:hAnsi="Times New Roman" w:cs="Times New Roman"/>
+          <w:bCs/>
+          <w:sz w:val="28"/>
+          <w:szCs w:val="28"/>
+        </w:rPr>
+        <w:t xml:space="preserve">{{ </w:t>
+      </w:r>
+      <w:proofErr w:type="spellStart"/>
+      <w:r>
+        <w:rPr>
+          <w:rFonts w:ascii="Times New Roman" w:eastAsia="標楷體" w:hAnsi="Times New Roman" w:cs="Times New Roman"/>
+          <w:bCs/>
+          <w:sz w:val="28"/>
+          <w:szCs w:val="28"/>
+        </w:rPr>
+        <w:t>item.task</w:t>
+      </w:r>
+      <w:proofErr w:type="spellEnd"/>
+      <w:r>
+        <w:rPr>
+          <w:rFonts w:ascii="Times New Roman" w:eastAsia="標楷體" w:hAnsi="Times New Roman" w:cs="Times New Roman"/>
+          <w:bCs/>
+          <w:sz w:val="28"/>
+          <w:szCs w:val="28"/>
+        </w:rPr>
+        <w:t xml:space="preserve"> }}</w:t>
+      </w:r>
+      <w:r>
+        <w:rPr>
+          <w:rFonts w:ascii="Times New Roman" w:eastAsia="標楷體" w:hAnsi="Times New Roman" w:cs="Times New Roman" w:hint="eastAsia"/>
+          <w:bCs/>
+          <w:sz w:val="28"/>
+          <w:szCs w:val="28"/>
+        </w:rPr>
+        <w:t>（負責：</w:t>
+      </w:r>
+      <w:r>
+        <w:rPr>
+          <w:rFonts w:ascii="Times New Roman" w:eastAsia="標楷體" w:hAnsi="Times New Roman" w:cs="Times New Roman"/>
+          <w:bCs/>
+          <w:sz w:val="28"/>
+          <w:szCs w:val="28"/>
+        </w:rPr>
+        <w:t xml:space="preserve">{{ </w:t>
+      </w:r>
+      <w:proofErr w:type="spellStart"/>
+      <w:r>
+        <w:rPr>
+          <w:rFonts w:ascii="Times New Roman" w:eastAsia="標楷體" w:hAnsi="Times New Roman" w:cs="Times New Roman"/>
+          <w:bCs/>
+          <w:sz w:val="28"/>
+          <w:szCs w:val="28"/>
+        </w:rPr>
+        <w:t>item.owner</w:t>
+      </w:r>
+      <w:proofErr w:type="spellEnd"/>
+      <w:r>
+        <w:rPr>
+          <w:rFonts w:ascii="Times New Roman" w:eastAsia="標楷體" w:hAnsi="Times New Roman" w:cs="Times New Roman"/>
+          <w:bCs/>
+          <w:sz w:val="28"/>
+          <w:szCs w:val="28"/>
+        </w:rPr>
+        <w:t xml:space="preserve"> }}</w:t>
+      </w:r>
+      <w:r>
+        <w:rPr>
+          <w:rFonts w:ascii="Times New Roman" w:eastAsia="標楷體" w:hAnsi="Times New Roman" w:cs="Times New Roman" w:hint="eastAsia"/>
+          <w:bCs/>
+          <w:sz w:val="28"/>
+          <w:szCs w:val="28"/>
+        </w:rPr>
+        <w:t>；期限：</w:t>
+      </w:r>
+      <w:r>
+        <w:rPr>
+          <w:rFonts w:ascii="Times New Roman" w:eastAsia="標楷體" w:hAnsi="Times New Roman" w:cs="Times New Roman"/>
+          <w:bCs/>
+          <w:sz w:val="28"/>
+          <w:szCs w:val="28"/>
+        </w:rPr>
+        <w:t xml:space="preserve">{{ </w:t>
+      </w:r>
+      <w:proofErr w:type="spellStart"/>
+      <w:r>
+        <w:rPr>
+          <w:rFonts w:ascii="Times New Roman" w:eastAsia="標楷體" w:hAnsi="Times New Roman" w:cs="Times New Roman"/>
+          <w:bCs/>
+          <w:sz w:val="28"/>
+          <w:szCs w:val="28"/>
+        </w:rPr>
+        <w:t>item.due_date</w:t>
+      </w:r>
+      <w:proofErr w:type="spellEnd"/>
+      <w:r>
+        <w:rPr>
+          <w:rFonts w:ascii="Times New Roman" w:eastAsia="標楷體" w:hAnsi="Times New Roman" w:cs="Times New Roman"/>
+          <w:bCs/>
+          <w:sz w:val="28"/>
+          <w:szCs w:val="28"/>
+        </w:rPr>
+        <w:t xml:space="preserve"> }}</w:t>
+      </w:r>
+      <w:r>
+        <w:rPr>
+          <w:rFonts w:ascii="Times New Roman" w:eastAsia="標楷體" w:hAnsi="Times New Roman" w:cs="Times New Roman" w:hint="eastAsia"/>
+          <w:bCs/>
+          <w:sz w:val="28"/>
+          <w:szCs w:val="28"/>
+        </w:rPr>
+        <w:t>）</w:t>
+      </w:r>
+    </w:p>
+    <w:p>
+      <w:pPr>
+        <w:snapToGrid w:val="0"/>
+        <w:spacing w:afterLines="50" w:after="180" w:line="300" w:lineRule="auto"/>
+        <w:rPr>
+          <w:rFonts w:ascii="Times New Roman" w:eastAsia="標楷體" w:hAnsi="Times New Roman" w:cs="Times New Roman"/>
+          <w:bCs/>
+          <w:sz w:val="28"/>
+          <w:szCs w:val="28"/>
+        </w:rPr>
+      </w:pPr>
+      <w:r>
+        <w:rPr>
+          <w:rFonts w:ascii="Times New Roman" w:eastAsia="標楷體" w:hAnsi="Times New Roman" w:cs="Times New Roman"/>
+          <w:bCs/>
+          <w:sz w:val="28"/>
+          <w:szCs w:val="28"/>
+        </w:rPr>
+        <w:t xml:space="preserve">{% </w:t>
+      </w:r>
+      <w:proofErr w:type="spellStart"/>
+      <w:r>
+        <w:rPr>
+          <w:rFonts w:ascii="Times New Roman" w:eastAsia="標楷體" w:hAnsi="Times New Roman" w:cs="Times New Roman"/>
+          <w:bCs/>
+          <w:sz w:val="28"/>
+          <w:szCs w:val="28"/>
+        </w:rPr>
+        <w:t>endfor</w:t>
+      </w:r>
+      <w:proofErr w:type="spellEnd"/>
+      <w:r>
+        <w:rPr>
+          <w:rFonts w:ascii="Times New Roman" w:eastAsia="標楷體" w:hAnsi="Times New Roman" w:cs="Times New Roman"/>
+          <w:bCs/>
+          <w:sz w:val="28"/>
+          <w:szCs w:val="28"/>
+        </w:rPr>
+        <w:t xml:space="preserve"> %}</w:t>
+      </w:r>
+    </w:p>
+    <w:p>
+      <w:pPr>
+        <w:snapToGrid w:val="0"/>
+        <w:spacing w:afterLines="50" w:after="180" w:line="300" w:lineRule="auto"/>
+        <w:rPr>
+          <w:rFonts w:ascii="Times New Roman" w:eastAsia="標楷體" w:hAnsi="Times New Roman" w:cs="Times New Roman"/>
+          <w:bCs/>
+          <w:sz w:val="28"/>
+          <w:szCs w:val="28"/>
+        </w:rPr>
+      </w:pPr>
+      <w:r>
+        <w:rPr>
+          <w:rFonts w:ascii="Times New Roman" w:eastAsia="標楷體" w:hAnsi="Times New Roman" w:cs="Times New Roman"/>
+          <w:bCs/>
+          <w:sz w:val="28"/>
+          <w:szCs w:val="28"/>
+        </w:rPr>
+        <w:t>{% endif %}</w:t>
+      </w:r>
+    </w:p>
+    <w:p>
+      <w:pPr>
+        <w:snapToGrid w:val="0"/>
+        <w:spacing w:afterLines="50" w:after="180" w:line="300" w:lineRule="auto"/>
+        <w:rPr>
+          <w:rFonts w:ascii="標楷體" w:eastAsia="標楷體" w:hAnsi="標楷體" w:cs="Times New Roman"/>
           <w:b/>
           <w:sz w:val="32"/>
           <w:szCs w:val="32"/>
         </w:rPr>
-        <w:t>伍</w:t>
-      </w:r>
-      <w:r>
-        <w:rPr>
-          <w:rFonts w:ascii="Times New Roman" w:eastAsia="標楷體" w:hAnsi="Times New Roman" w:cs="Times New Roman"/>
+      </w:pPr>
+      <w:r>
+        <w:rPr>
+          <w:rFonts w:ascii="Times New Roman" w:eastAsia="標楷體" w:hAnsi="Times New Roman" w:cs="Times New Roman" w:hint="eastAsia"/>
           <w:b/>
           <w:sz w:val="32"/>
           <w:szCs w:val="32"/>
         </w:rPr>
-        <w:t>、</w:t>
-      </w:r>
-      <w:r>
-        <w:rPr>
-          <w:rFonts w:ascii="Times New Roman" w:eastAsia="標楷體" w:hAnsi="Times New Roman" w:cs="Times New Roman" w:hint="eastAsia"/>
+        <w:t>柒</w:t>
+      </w:r>
+      <w:r>
+        <w:rPr>
+          <w:rFonts w:ascii="Times New Roman" w:eastAsia="標楷體" w:hAnsi="Times New Roman" w:cs="Times New Roman"/>
           <w:b/>
           <w:sz w:val="32"/>
           <w:szCs w:val="32"/>
         </w:rPr>
-        <w:t>臨時動議</w:t>
-      </w:r>
-    </w:p>
-    <w:p>
-      <w:pPr>
-        <w:snapToGrid w:val="0"/>
-        <w:spacing w:afterLines="50" w:after="180" w:line="300" w:lineRule="auto"/>
-        <w:rPr>
-          <w:rFonts w:ascii="Times New Roman" w:eastAsia="標楷體" w:hAnsi="Times New Roman" w:cs="Times New Roman"/>
-          <w:sz w:val="28"/>
-          <w:szCs w:val="28"/>
-        </w:rPr>
-      </w:pPr>
-      <w:r>
-        <w:rPr>
-          <w:rFonts w:ascii="Times New Roman" w:eastAsia="標楷體" w:hAnsi="Times New Roman" w:cs="Times New Roman"/>
-          <w:sz w:val="28"/>
-          <w:szCs w:val="28"/>
-        </w:rPr>
-        <w:t xml:space="preserve">{% </w:t>
-      </w:r>
-      <w:proofErr w:type="spellStart"/>
-      <w:r>
-        <w:rPr>
-          <w:rFonts w:ascii="Times New Roman" w:eastAsia="標楷體" w:hAnsi="Times New Roman" w:cs="Times New Roman"/>
-          <w:sz w:val="28"/>
-          <w:szCs w:val="28"/>
-        </w:rPr>
-        <w:t>for m</w:t>
-      </w:r>
-      <w:proofErr w:type="spellEnd"/>
-      <w:r>
-        <w:rPr>
-          <w:rFonts w:ascii="Times New Roman" w:eastAsia="標楷體" w:hAnsi="Times New Roman" w:cs="Times New Roman"/>
-          <w:sz w:val="28"/>
-          <w:szCs w:val="28"/>
-        </w:rPr>
-        <w:t xml:space="preserve"> in </w:t>
-      </w:r>
-      <w:proofErr w:type="spellStart"/>
-      <w:r>
-        <w:rPr>
-          <w:rFonts w:ascii="Times New Roman" w:eastAsia="標楷體" w:hAnsi="Times New Roman" w:cs="Times New Roman"/>
-          <w:sz w:val="28"/>
-          <w:szCs w:val="28"/>
-        </w:rPr>
-        <w:t>temporary_motions</w:t>
-      </w:r>
-      <w:proofErr w:type="spellEnd"/>
-      <w:r>
-        <w:rPr>
-          <w:rFonts w:ascii="Times New Roman" w:eastAsia="標楷體" w:hAnsi="Times New Roman" w:cs="Times New Roman"/>
-          <w:sz w:val="28"/>
-          <w:szCs w:val="28"/>
-        </w:rPr>
-        <w:t xml:space="preserve"> %}</w:t>
-      </w:r>
-    </w:p>
-    <w:p>
-      <w:pPr>
-        <w:snapToGrid w:val="0"/>
-        <w:spacing w:afterLines="50" w:after="180" w:line="300" w:lineRule="auto"/>
-        <w:rPr>
-          <w:rFonts w:ascii="Times New Roman" w:eastAsia="標楷體" w:hAnsi="Times New Roman" w:cs="Times New Roman"/>
-          <w:sz w:val="28"/>
-          <w:szCs w:val="28"/>
-        </w:rPr>
-      </w:pPr>
-      <w:r>
-        <w:rPr>
-          <w:rFonts w:ascii="Times New Roman" w:eastAsia="標楷體" w:hAnsi="Times New Roman" w:cs="Times New Roman" w:hint="eastAsia"/>
-          <w:sz w:val="28"/>
-          <w:szCs w:val="28"/>
-        </w:rPr>
-        <w:t xml:space="preserve">{{ </w:t>
-      </w:r>
-      <w:proofErr w:type="spellStart"/>
-      <w:r>
-        <w:rPr>
-          <w:rFonts w:ascii="Times New Roman" w:eastAsia="標楷體" w:hAnsi="Times New Roman" w:cs="Times New Roman" w:hint="eastAsia"/>
-          <w:sz w:val="28"/>
-          <w:szCs w:val="28"/>
-        </w:rPr>
-        <w:t>m.department</w:t>
-      </w:r>
-      <w:proofErr w:type="spellEnd"/>
-      <w:r>
-        <w:rPr>
-          <w:rFonts w:ascii="Times New Roman" w:eastAsia="標楷體" w:hAnsi="Times New Roman" w:cs="Times New Roman" w:hint="eastAsia"/>
-          <w:sz w:val="28"/>
-          <w:szCs w:val="28"/>
-        </w:rPr>
-        <w:t xml:space="preserve"> }}</w:t>
-      </w:r>
-      <w:r>
-        <w:rPr>
-          <w:rFonts w:ascii="Times New Roman" w:eastAsia="標楷體" w:hAnsi="Times New Roman" w:cs="Times New Roman" w:hint="eastAsia"/>
-          <w:sz w:val="28"/>
-          <w:szCs w:val="28"/>
-        </w:rPr>
-        <w:t>系</w:t>
-      </w:r>
-      <w:r>
-        <w:rPr>
-          <w:rFonts w:ascii="Times New Roman" w:eastAsia="標楷體" w:hAnsi="Times New Roman" w:cs="Times New Roman" w:hint="eastAsia"/>
-          <w:sz w:val="28"/>
-          <w:szCs w:val="28"/>
-        </w:rPr>
-        <w:t xml:space="preserve"> {{ </w:t>
-      </w:r>
-      <w:proofErr w:type="spellStart"/>
-      <w:r>
-        <w:rPr>
-          <w:rFonts w:ascii="Times New Roman" w:eastAsia="標楷體" w:hAnsi="Times New Roman" w:cs="Times New Roman" w:hint="eastAsia"/>
-          <w:sz w:val="28"/>
-          <w:szCs w:val="28"/>
-        </w:rPr>
-        <w:t>m.role</w:t>
-      </w:r>
-      <w:proofErr w:type="spellEnd"/>
-      <w:r>
-        <w:rPr>
-          <w:rFonts w:ascii="Times New Roman" w:eastAsia="標楷體" w:hAnsi="Times New Roman" w:cs="Times New Roman" w:hint="eastAsia"/>
-          <w:sz w:val="28"/>
-          <w:szCs w:val="28"/>
-        </w:rPr>
-        <w:t xml:space="preserve"> }}</w:t>
-      </w:r>
-      <w:r>
-        <w:rPr>
-          <w:rFonts w:ascii="Times New Roman" w:eastAsia="標楷體" w:hAnsi="Times New Roman" w:cs="Times New Roman" w:hint="eastAsia"/>
-          <w:sz w:val="28"/>
-          <w:szCs w:val="28"/>
-        </w:rPr>
-        <w:t>：</w:t>
-      </w:r>
-      <w:r>
-        <w:rPr>
-          <w:rFonts w:ascii="Times New Roman" w:eastAsia="標楷體" w:hAnsi="Times New Roman" w:cs="Times New Roman" w:hint="eastAsia"/>
-          <w:sz w:val="28"/>
-          <w:szCs w:val="28"/>
-        </w:rPr>
-        <w:t xml:space="preserve">{{ </w:t>
-      </w:r>
-      <w:proofErr w:type="spellStart"/>
-      <w:r>
-        <w:rPr>
-          <w:rFonts w:ascii="Times New Roman" w:eastAsia="標楷體" w:hAnsi="Times New Roman" w:cs="Times New Roman" w:hint="eastAsia"/>
-          <w:sz w:val="28"/>
-          <w:szCs w:val="28"/>
-        </w:rPr>
-        <w:t>m.content</w:t>
-      </w:r>
-      <w:proofErr w:type="spellEnd"/>
-      <w:r>
-        <w:rPr>
-          <w:rFonts w:ascii="Times New Roman" w:eastAsia="標楷體" w:hAnsi="Times New Roman" w:cs="Times New Roman" w:hint="eastAsia"/>
-          <w:sz w:val="28"/>
-          <w:szCs w:val="28"/>
-        </w:rPr>
-        <w:t xml:space="preserve"> }}</w:t>
-      </w:r>
-      <w:r>
-        <w:rPr>
-          <w:rFonts w:ascii="Times New Roman" w:eastAsia="標楷體" w:hAnsi="Times New Roman" w:cs="Times New Roman" w:hint="eastAsia"/>
-          <w:sz w:val="28"/>
-          <w:szCs w:val="28"/>
-        </w:rPr>
-        <w:t>。</w:t>
-      </w:r>
-    </w:p>
-    <w:p>
-      <w:pPr>
-        <w:snapToGrid w:val="0"/>
-        <w:spacing w:afterLines="50" w:after="180" w:line="300" w:lineRule="auto"/>
-        <w:rPr>
-          <w:rFonts w:ascii="Times New Roman" w:eastAsia="標楷體" w:hAnsi="Times New Roman" w:cs="Times New Roman"/>
-          <w:sz w:val="28"/>
-          <w:szCs w:val="28"/>
-        </w:rPr>
-      </w:pPr>
-      <w:r>
-        <w:rPr>
-          <w:rFonts w:ascii="Times New Roman" w:eastAsia="標楷體" w:hAnsi="Times New Roman" w:cs="Times New Roman"/>
-          <w:sz w:val="28"/>
-          <w:szCs w:val="28"/>
-        </w:rPr>
-        <w:t xml:space="preserve">{% </w:t>
-      </w:r>
-      <w:proofErr w:type="spellStart"/>
-      <w:r>
-        <w:rPr>
-          <w:rFonts w:ascii="Times New Roman" w:eastAsia="標楷體" w:hAnsi="Times New Roman" w:cs="Times New Roman"/>
-          <w:sz w:val="28"/>
-          <w:szCs w:val="28"/>
-        </w:rPr>
-        <w:t>endfor</w:t>
-      </w:r>
-      <w:proofErr w:type="spellEnd"/>
-      <w:r>
-        <w:rPr>
-          <w:rFonts w:ascii="Times New Roman" w:eastAsia="標楷體" w:hAnsi="Times New Roman" w:cs="Times New Roman"/>
-          <w:sz w:val="28"/>
-          <w:szCs w:val="28"/>
-        </w:rPr>
-        <w:t xml:space="preserve"> %}</w:t>
-      </w:r>
-    </w:p>
-    <w:p>
-      <w:pPr>
-        <w:snapToGrid w:val="0"/>
-        <w:spacing w:afterLines="50" w:after="180" w:line="300" w:lineRule="auto"/>
-        <w:rPr>
-          <w:rFonts w:ascii="標楷體" w:eastAsia="標楷體" w:hAnsi="標楷體" w:cs="Times New Roman"/>
-          <w:b/>
-          <w:sz w:val="28"/>
-          <w:szCs w:val="28"/>
-        </w:rPr>
-      </w:pPr>
-      <w:r>
-        <w:rPr>
-          <w:rFonts w:ascii="Times New Roman" w:eastAsia="標楷體" w:hAnsi="Times New Roman" w:cs="Times New Roman" w:hint="eastAsia"/>
-          <w:b/>
-          <w:sz w:val="28"/>
-          <w:szCs w:val="28"/>
-        </w:rPr>
-        <w:lastRenderedPageBreak/>
-        <w:t>主席裁示</w:t>
-      </w:r>
-      <w:r>
-        <w:rPr>
-          <w:rFonts w:ascii="標楷體" w:eastAsia="標楷體" w:hAnsi="標楷體" w:cs="Times New Roman" w:hint="eastAsia"/>
-          <w:b/>
-          <w:sz w:val="28"/>
-          <w:szCs w:val="28"/>
-        </w:rPr>
-        <w:t>：</w:t>
-      </w:r>
-      <w:r>
-        <w:rPr>
-          <w:rFonts w:ascii="Times New Roman" w:eastAsia="標楷體" w:hAnsi="Times New Roman" w:cs="Times New Roman"/>
-          <w:sz w:val="28"/>
-          <w:szCs w:val="28"/>
-        </w:rPr>
-        <w:t xml:space="preserve">{{ </w:t>
-      </w:r>
-      <w:proofErr w:type="spellStart"/>
-      <w:r>
-        <w:rPr>
-          <w:rFonts w:ascii="Times New Roman" w:eastAsia="標楷體" w:hAnsi="Times New Roman" w:cs="Times New Roman"/>
-          <w:sz w:val="28"/>
-          <w:szCs w:val="28"/>
-        </w:rPr>
-        <w:t>temporary_comment</w:t>
-      </w:r>
-      <w:proofErr w:type="spellEnd"/>
-      <w:r>
-        <w:rPr>
-          <w:rFonts w:ascii="Times New Roman" w:eastAsia="標楷體" w:hAnsi="Times New Roman" w:cs="Times New Roman"/>
-          <w:sz w:val="28"/>
-          <w:szCs w:val="28"/>
-        </w:rPr>
-        <w:t xml:space="preserve"> }}</w:t>
-      </w:r>
-    </w:p>
-    <w:p>
-      <w:pPr>
-        <w:snapToGrid w:val="0"/>
-        <w:spacing w:afterLines="50" w:after="180" w:line="300" w:lineRule="auto"/>
-        <w:rPr>
-          <w:rFonts w:ascii="Times New Roman" w:eastAsia="標楷體" w:hAnsi="Times New Roman" w:cs="Times New Roman"/>
+        <w:t>、</w:t>
+      </w:r>
+      <w:r>
+        <w:rPr>
+          <w:rFonts w:ascii="Times New Roman" w:eastAsia="標楷體" w:hAnsi="Times New Roman" w:cs="Times New Roman" w:hint="eastAsia"/>
           <w:b/>
           <w:sz w:val="32"/>
           <w:szCs w:val="32"/>
         </w:rPr>
-      </w:pPr>
-      <w:r>
-        <w:rPr>
-          <w:rFonts w:ascii="Times New Roman" w:eastAsia="標楷體" w:hAnsi="Times New Roman" w:cs="Times New Roman" w:hint="eastAsia"/>
+        <w:t>散會</w:t>
+      </w:r>
+      <w:r>
+        <w:rPr>
+          <w:rFonts w:ascii="標楷體" w:eastAsia="標楷體" w:hAnsi="標楷體" w:cs="Times New Roman" w:hint="eastAsia"/>
           <w:b/>
           <w:sz w:val="32"/>
           <w:szCs w:val="32"/>
         </w:rPr>
-        <w:t>陸</w:t>
-      </w:r>
-      <w:r>
-        <w:rPr>
-          <w:rFonts w:ascii="Times New Roman" w:eastAsia="標楷體" w:hAnsi="Times New Roman" w:cs="Times New Roman"/>
-          <w:b/>
-          <w:sz w:val="32"/>
-          <w:szCs w:val="32"/>
-        </w:rPr>
-        <w:t>、</w:t>
-      </w:r>
-      <w:r>
-        <w:rPr>
-          <w:rFonts w:ascii="Times New Roman" w:eastAsia="標楷體" w:hAnsi="Times New Roman" w:cs="Times New Roman" w:hint="eastAsia"/>
-          <w:b/>
-          <w:sz w:val="32"/>
-          <w:szCs w:val="32"/>
-        </w:rPr>
-        <w:t>散會</w:t>
-      </w:r>
-      <w:r>
-        <w:rPr>
-          <w:rFonts w:ascii="標楷體" w:eastAsia="標楷體" w:hAnsi="標楷體" w:cs="Times New Roman" w:hint="eastAsia"/>
-          <w:b/>
-          <w:sz w:val="32"/>
-          <w:szCs w:val="32"/>
-        </w:rPr>
         <w:t>：</w:t>
       </w:r>
-      <w:r>
-        <w:rPr>
-          <w:rFonts w:ascii="Times New Roman" w:eastAsia="標楷體" w:hAnsi="Times New Roman" w:cs="Times New Roman" w:hint="eastAsia"/>
-          <w:sz w:val="28"/>
-          <w:szCs w:val="28"/>
-        </w:rPr>
-        <w:t>上午</w:t>
-      </w:r>
-      <w:r>
-        <w:rPr>
-          <w:rFonts w:ascii="Times New Roman" w:eastAsia="標楷體" w:hAnsi="Times New Roman" w:cs="Times New Roman" w:hint="eastAsia"/>
+    </w:p>
+    <w:bookmarkEnd w:id="0"/>
+    <w:p>
+      <w:pPr>
+        <w:snapToGrid w:val="0"/>
+        <w:spacing w:afterLines="50" w:after="180" w:line="300" w:lineRule="auto"/>
+        <w:rPr>
+          <w:rFonts w:ascii="Times New Roman" w:eastAsia="標楷體" w:hAnsi="Times New Roman" w:cs="Times New Roman"/>
+          <w:sz w:val="28"/>
+          <w:szCs w:val="28"/>
+        </w:rPr>
+      </w:pPr>
+      <w:r>
+        <w:rPr>
+          <w:rFonts w:ascii="Times New Roman" w:eastAsia="標楷體" w:hAnsi="Times New Roman" w:cs="Times New Roman" w:hint="eastAsia"/>
+          <w:bCs/>
+          <w:sz w:val="28"/>
+          <w:szCs w:val="28"/>
+        </w:rPr>
+        <w:t xml:space="preserve">　　上午</w:t>
+      </w:r>
+      <w:r>
+        <w:rPr>
+          <w:rFonts w:ascii="Times New Roman" w:eastAsia="標楷體" w:hAnsi="Times New Roman" w:cs="Times New Roman" w:hint="eastAsia"/>
+          <w:bCs/>
           <w:sz w:val="28"/>
           <w:szCs w:val="28"/>
         </w:rPr>
@@ -2715,6 +3036,7 @@
       <w:r>
         <w:rPr>
           <w:rFonts w:ascii="Times New Roman" w:eastAsia="標楷體" w:hAnsi="Times New Roman" w:cs="Times New Roman" w:hint="eastAsia"/>
+          <w:bCs/>
           <w:sz w:val="28"/>
           <w:szCs w:val="28"/>
         </w:rPr>
@@ -2724,6 +3046,7 @@
       <w:r>
         <w:rPr>
           <w:rFonts w:ascii="Times New Roman" w:eastAsia="標楷體" w:hAnsi="Times New Roman" w:cs="Times New Roman" w:hint="eastAsia"/>
+          <w:bCs/>
           <w:sz w:val="28"/>
           <w:szCs w:val="28"/>
         </w:rPr>
@@ -2732,22 +3055,12 @@
       <w:r>
         <w:rPr>
           <w:rFonts w:ascii="Times New Roman" w:eastAsia="標楷體" w:hAnsi="Times New Roman" w:cs="Times New Roman" w:hint="eastAsia"/>
-          <w:sz w:val="28"/>
-          <w:szCs w:val="28"/>
-        </w:rPr>
-        <w:t>。</w:t>
-      </w:r>
-    </w:p>
-    <w:p>
-      <w:pPr>
-        <w:snapToGrid w:val="0"/>
-        <w:spacing w:afterLines="50" w:after="180" w:line="300" w:lineRule="auto"/>
-        <w:rPr>
-          <w:rFonts w:ascii="Times New Roman" w:eastAsia="標楷體" w:hAnsi="Times New Roman" w:cs="Times New Roman"/>
-          <w:sz w:val="28"/>
-          <w:szCs w:val="28"/>
-        </w:rPr>
-      </w:pPr>
+          <w:bCs/>
+          <w:sz w:val="28"/>
+          <w:szCs w:val="28"/>
+        </w:rPr>
+        <w:t>時</w:t>
+      </w:r>
     </w:p>
     <w:sectPr>
       <w:pgSz w:w="11906" w:h="16838"/>
